--- a/defense/docs/FULL_DISSERTATION_KZ_GOST_2026-08-23.docx
+++ b/defense/docs/FULL_DISSERTATION_KZ_GOST_2026-08-23.docx
@@ -940,7 +940,7 @@
           <w:rFonts w:cs="Times New Roman"/>
         </w:rPr>
         <w:tab/>
-        <w:t>90</w:t>
+        <w:t>89</w:t>
       </w:r>
     </w:p>
     <w:p>
@@ -962,7 +962,7 @@
           <w:rFonts w:cs="Times New Roman"/>
         </w:rPr>
         <w:tab/>
-        <w:t>92</w:t>
+        <w:t>91</w:t>
       </w:r>
     </w:p>
     <w:p>
@@ -986,7 +986,7 @@
           <w:b/>
         </w:rPr>
         <w:tab/>
-        <w:t>94</w:t>
+        <w:t>93</w:t>
       </w:r>
     </w:p>
     <w:p>
@@ -1008,7 +1008,7 @@
           <w:rFonts w:cs="Times New Roman"/>
         </w:rPr>
         <w:tab/>
-        <w:t>94</w:t>
+        <w:t>93</w:t>
       </w:r>
     </w:p>
     <w:p>
@@ -1030,7 +1030,7 @@
           <w:rFonts w:cs="Times New Roman"/>
         </w:rPr>
         <w:tab/>
-        <w:t>96</w:t>
+        <w:t>95</w:t>
       </w:r>
     </w:p>
     <w:p>
@@ -1052,7 +1052,7 @@
           <w:rFonts w:cs="Times New Roman"/>
         </w:rPr>
         <w:tab/>
-        <w:t>97</w:t>
+        <w:t>96</w:t>
       </w:r>
     </w:p>
     <w:p>
@@ -1074,7 +1074,7 @@
           <w:rFonts w:cs="Times New Roman"/>
         </w:rPr>
         <w:tab/>
-        <w:t>99</w:t>
+        <w:t>98</w:t>
       </w:r>
     </w:p>
     <w:p>
@@ -1096,7 +1096,7 @@
           <w:rFonts w:cs="Times New Roman"/>
         </w:rPr>
         <w:tab/>
-        <w:t>101</w:t>
+        <w:t>100</w:t>
       </w:r>
     </w:p>
     <w:p>
@@ -1120,7 +1120,7 @@
           <w:b/>
         </w:rPr>
         <w:tab/>
-        <w:t>102</w:t>
+        <w:t>101</w:t>
       </w:r>
     </w:p>
     <w:p>
@@ -1145,7 +1145,7 @@
           <w:b/>
         </w:rPr>
         <w:tab/>
-        <w:t>105</w:t>
+        <w:t>104</w:t>
       </w:r>
     </w:p>
     <w:p>
@@ -1175,7 +1175,7 @@
           <w:b/>
         </w:rPr>
         <w:tab/>
-        <w:t>114</w:t>
+        <w:t>113</w:t>
       </w:r>
     </w:p>
     <w:p>
@@ -1205,7 +1205,7 @@
           <w:b/>
         </w:rPr>
         <w:tab/>
-        <w:t>119</w:t>
+        <w:t>118</w:t>
       </w:r>
     </w:p>
     <w:p>
@@ -1235,7 +1235,7 @@
           <w:b/>
         </w:rPr>
         <w:tab/>
-        <w:t>126</w:t>
+        <w:t>125</w:t>
       </w:r>
     </w:p>
     <w:p>
@@ -1265,7 +1265,7 @@
           <w:b/>
         </w:rPr>
         <w:tab/>
-        <w:t>135</w:t>
+        <w:t>134</w:t>
       </w:r>
     </w:p>
     <w:p>
@@ -1301,7 +1301,7 @@
           <w:b/>
         </w:rPr>
         <w:tab/>
-        <w:t>139</w:t>
+        <w:t>138</w:t>
       </w:r>
     </w:p>
     <w:p>
@@ -5301,7 +5301,7 @@
           <w:noProof/>
         </w:rPr>
         <w:drawing>
-          <wp:inline distT="0" distB="0" distL="0" distR="0" wp14:anchorId="7B85AFC2" wp14:editId="52B49592">
+          <wp:inline distT="0" distB="0" distL="0" distR="0" wp14:anchorId="2827BCF4" wp14:editId="17889D28">
             <wp:extent cx="5940000" cy="1405719"/>
             <wp:effectExtent l="0" t="0" r="0" b="0"/>
             <wp:docPr id="1" name="Picture 1"/>
@@ -6081,7 +6081,7 @@
           <w:noProof/>
         </w:rPr>
         <w:drawing>
-          <wp:inline distT="0" distB="0" distL="0" distR="0" wp14:anchorId="74DAD1AF" wp14:editId="09AB2A01">
+          <wp:inline distT="0" distB="0" distL="0" distR="0" wp14:anchorId="6F01CA11" wp14:editId="32B1D368">
             <wp:extent cx="5940000" cy="2796750"/>
             <wp:effectExtent l="0" t="0" r="0" b="0"/>
             <wp:docPr id="2" name="Picture 2"/>
@@ -7160,11 +7160,11 @@
     <w:p>
       <w:pPr>
         <w:keepNext/>
-        <w:spacing w:before="120"/>
+        <w:pageBreakBefore/>
       </w:pPr>
       <w:r>
         <w:lastRenderedPageBreak/>
-        <w:t>1.1 кестенің жалғасы</w:t>
+        <w:t>1.1-кестенің жалғасы</w:t>
       </w:r>
     </w:p>
     <w:tbl>
@@ -7193,6 +7193,11 @@
             <w:tcW w:w="1665" w:type="dxa"/>
           </w:tcPr>
           <w:p>
+            <w:pPr>
+              <w:rPr>
+                <w:rFonts w:cs="Times New Roman"/>
+              </w:rPr>
+            </w:pPr>
             <w:r>
               <w:rPr>
                 <w:rFonts w:cs="Times New Roman"/>
@@ -7207,6 +7212,11 @@
             <w:tcW w:w="1417" w:type="dxa"/>
           </w:tcPr>
           <w:p>
+            <w:pPr>
+              <w:rPr>
+                <w:rFonts w:cs="Times New Roman"/>
+              </w:rPr>
+            </w:pPr>
             <w:r>
               <w:rPr>
                 <w:rFonts w:cs="Times New Roman"/>
@@ -7221,6 +7231,11 @@
             <w:tcW w:w="1642" w:type="dxa"/>
           </w:tcPr>
           <w:p>
+            <w:pPr>
+              <w:rPr>
+                <w:rFonts w:cs="Times New Roman"/>
+              </w:rPr>
+            </w:pPr>
             <w:r>
               <w:rPr>
                 <w:rFonts w:cs="Times New Roman"/>
@@ -7235,6 +7250,11 @@
             <w:tcW w:w="1601" w:type="dxa"/>
           </w:tcPr>
           <w:p>
+            <w:pPr>
+              <w:rPr>
+                <w:rFonts w:cs="Times New Roman"/>
+              </w:rPr>
+            </w:pPr>
             <w:r>
               <w:rPr>
                 <w:rFonts w:cs="Times New Roman"/>
@@ -7249,6 +7269,11 @@
             <w:tcW w:w="1939" w:type="dxa"/>
           </w:tcPr>
           <w:p>
+            <w:pPr>
+              <w:rPr>
+                <w:rFonts w:cs="Times New Roman"/>
+              </w:rPr>
+            </w:pPr>
             <w:r>
               <w:rPr>
                 <w:rFonts w:cs="Times New Roman"/>
@@ -7263,6 +7288,11 @@
             <w:tcW w:w="1590" w:type="dxa"/>
           </w:tcPr>
           <w:p>
+            <w:pPr>
+              <w:rPr>
+                <w:rFonts w:cs="Times New Roman"/>
+              </w:rPr>
+            </w:pPr>
             <w:r>
               <w:rPr>
                 <w:rFonts w:cs="Times New Roman"/>
@@ -7270,85 +7300,6 @@
               </w:rPr>
               <w:t>Шектеу</w:t>
             </w:r>
-          </w:p>
-        </w:tc>
-      </w:tr>
-      <w:tr>
-        <w:trPr>
-          <w:cantSplit/>
-          <w:tblHeader/>
-          <w:jc w:val="center"/>
-        </w:trPr>
-        <w:tc>
-          <w:tcPr>
-            <w:tcW w:w="1665" w:type="dxa"/>
-          </w:tcPr>
-          <w:p>
-            <w:pPr>
-              <w:rPr>
-                <w:rFonts w:cs="Times New Roman"/>
-              </w:rPr>
-            </w:pPr>
-          </w:p>
-        </w:tc>
-        <w:tc>
-          <w:tcPr>
-            <w:tcW w:w="1417" w:type="dxa"/>
-          </w:tcPr>
-          <w:p>
-            <w:pPr>
-              <w:rPr>
-                <w:rFonts w:cs="Times New Roman"/>
-              </w:rPr>
-            </w:pPr>
-          </w:p>
-        </w:tc>
-        <w:tc>
-          <w:tcPr>
-            <w:tcW w:w="1642" w:type="dxa"/>
-          </w:tcPr>
-          <w:p>
-            <w:pPr>
-              <w:rPr>
-                <w:rFonts w:cs="Times New Roman"/>
-              </w:rPr>
-            </w:pPr>
-          </w:p>
-        </w:tc>
-        <w:tc>
-          <w:tcPr>
-            <w:tcW w:w="1601" w:type="dxa"/>
-          </w:tcPr>
-          <w:p>
-            <w:pPr>
-              <w:rPr>
-                <w:rFonts w:cs="Times New Roman"/>
-              </w:rPr>
-            </w:pPr>
-          </w:p>
-        </w:tc>
-        <w:tc>
-          <w:tcPr>
-            <w:tcW w:w="1939" w:type="dxa"/>
-          </w:tcPr>
-          <w:p>
-            <w:pPr>
-              <w:rPr>
-                <w:rFonts w:cs="Times New Roman"/>
-              </w:rPr>
-            </w:pPr>
-          </w:p>
-        </w:tc>
-        <w:tc>
-          <w:tcPr>
-            <w:tcW w:w="1590" w:type="dxa"/>
-          </w:tcPr>
-          <w:p>
-            <w:pPr>
-              <w:rPr>
-                <w:rFonts w:cs="Times New Roman"/>
-              </w:rPr>
-            </w:pPr>
           </w:p>
         </w:tc>
       </w:tr>
@@ -8471,7 +8422,7 @@
         </w:rPr>
         <w:lastRenderedPageBreak/>
         <w:drawing>
-          <wp:inline distT="0" distB="0" distL="0" distR="0" wp14:anchorId="06770C8F" wp14:editId="20297329">
+          <wp:inline distT="0" distB="0" distL="0" distR="0" wp14:anchorId="6B07FF8A" wp14:editId="2CE34B44">
             <wp:extent cx="2268000" cy="4301274"/>
             <wp:effectExtent l="0" t="0" r="0" b="0"/>
             <wp:docPr id="3" name="Picture 3"/>
@@ -8915,11 +8866,11 @@
     <w:p>
       <w:pPr>
         <w:keepNext/>
-        <w:spacing w:before="120"/>
+        <w:pageBreakBefore/>
       </w:pPr>
       <w:r>
         <w:lastRenderedPageBreak/>
-        <w:t>2.1 кестенің жалғасы</w:t>
+        <w:t>2.1-кестенің жалғасы</w:t>
       </w:r>
     </w:p>
     <w:tbl>
@@ -8946,6 +8897,11 @@
             <w:tcW w:w="2409" w:type="dxa"/>
           </w:tcPr>
           <w:p>
+            <w:pPr>
+              <w:rPr>
+                <w:rFonts w:cs="Times New Roman"/>
+              </w:rPr>
+            </w:pPr>
             <w:r>
               <w:rPr>
                 <w:rFonts w:cs="Times New Roman"/>
@@ -8960,6 +8916,11 @@
             <w:tcW w:w="2409" w:type="dxa"/>
           </w:tcPr>
           <w:p>
+            <w:pPr>
+              <w:rPr>
+                <w:rFonts w:cs="Times New Roman"/>
+              </w:rPr>
+            </w:pPr>
             <w:r>
               <w:rPr>
                 <w:rFonts w:cs="Times New Roman"/>
@@ -8974,6 +8935,11 @@
             <w:tcW w:w="2409" w:type="dxa"/>
           </w:tcPr>
           <w:p>
+            <w:pPr>
+              <w:rPr>
+                <w:rFonts w:cs="Times New Roman"/>
+              </w:rPr>
+            </w:pPr>
             <w:r>
               <w:rPr>
                 <w:rFonts w:cs="Times New Roman"/>
@@ -8988,6 +8954,11 @@
             <w:tcW w:w="2409" w:type="dxa"/>
           </w:tcPr>
           <w:p>
+            <w:pPr>
+              <w:rPr>
+                <w:rFonts w:cs="Times New Roman"/>
+              </w:rPr>
+            </w:pPr>
             <w:r>
               <w:rPr>
                 <w:rFonts w:cs="Times New Roman"/>
@@ -8995,61 +8966,6 @@
               </w:rPr>
               <w:t>Қолданылуы</w:t>
             </w:r>
-          </w:p>
-        </w:tc>
-      </w:tr>
-      <w:tr>
-        <w:trPr>
-          <w:cantSplit/>
-          <w:tblHeader/>
-          <w:jc w:val="center"/>
-        </w:trPr>
-        <w:tc>
-          <w:tcPr>
-            <w:tcW w:w="2409" w:type="dxa"/>
-          </w:tcPr>
-          <w:p>
-            <w:pPr>
-              <w:rPr>
-                <w:rFonts w:cs="Times New Roman"/>
-              </w:rPr>
-            </w:pPr>
-          </w:p>
-        </w:tc>
-        <w:tc>
-          <w:tcPr>
-            <w:tcW w:w="2409" w:type="dxa"/>
-          </w:tcPr>
-          <w:p>
-            <w:pPr>
-              <w:rPr>
-                <w:rFonts w:cs="Times New Roman"/>
-              </w:rPr>
-            </w:pPr>
-          </w:p>
-        </w:tc>
-        <w:tc>
-          <w:tcPr>
-            <w:tcW w:w="2409" w:type="dxa"/>
-          </w:tcPr>
-          <w:p>
-            <w:pPr>
-              <w:rPr>
-                <w:rFonts w:cs="Times New Roman"/>
-              </w:rPr>
-            </w:pPr>
-          </w:p>
-        </w:tc>
-        <w:tc>
-          <w:tcPr>
-            <w:tcW w:w="2409" w:type="dxa"/>
-          </w:tcPr>
-          <w:p>
-            <w:pPr>
-              <w:rPr>
-                <w:rFonts w:cs="Times New Roman"/>
-              </w:rPr>
-            </w:pPr>
           </w:p>
         </w:tc>
       </w:tr>
@@ -9334,25 +9250,19 @@
         <w:rPr>
           <w:rFonts w:cs="Times New Roman"/>
         </w:rPr>
-        <w:t xml:space="preserve">іберіп, дұрыс туралмауы мүмкін туралауды бекітудің орнына аугментация </w:t>
-      </w:r>
+        <w:t>іберіп, дұрыс туралмауы мүмкін туралауды бекітудің орнына аугментация дисперсиясын кеңейтеді. Бұл өлшемдер бір корпуспен және бір камерамен шектелген.</w:t>
+      </w:r>
+    </w:p>
+    <w:p>
+      <w:pPr>
+        <w:ind w:firstLine="709"/>
+        <w:jc w:val="both"/>
+      </w:pPr>
       <w:r>
         <w:rPr>
           <w:rFonts w:cs="Times New Roman"/>
         </w:rPr>
         <w:lastRenderedPageBreak/>
-        <w:t>дисперсиясын кеңейтеді. Бұл өлшемдер бір корпуспен және бір камерамен шектелген.</w:t>
-      </w:r>
-    </w:p>
-    <w:p>
-      <w:pPr>
-        <w:ind w:firstLine="709"/>
-        <w:jc w:val="both"/>
-      </w:pPr>
-      <w:r>
-        <w:rPr>
-          <w:rFonts w:cs="Times New Roman"/>
-        </w:rPr>
         <w:t>Қиып алу мен масштабтаудың жұмысшы қасиеті – изотропия. Екі осьті бірдей көбейткішке масштабтау көз түбін</w:t>
       </w:r>
       <w:r>
@@ -9379,7 +9289,7 @@
           <w:noProof/>
         </w:rPr>
         <w:drawing>
-          <wp:inline distT="0" distB="0" distL="0" distR="0" wp14:anchorId="7133C1FC" wp14:editId="69A5D56F">
+          <wp:inline distT="0" distB="0" distL="0" distR="0" wp14:anchorId="26CB4C8B" wp14:editId="604425FE">
             <wp:extent cx="3011235" cy="3420000"/>
             <wp:effectExtent l="0" t="0" r="0" b="0"/>
             <wp:docPr id="4" name="Picture 4"/>
@@ -9463,7 +9373,7 @@
         </w:rPr>
         <w:lastRenderedPageBreak/>
         <w:drawing>
-          <wp:inline distT="0" distB="0" distL="0" distR="0" wp14:anchorId="19F9EAF4" wp14:editId="23B74E23">
+          <wp:inline distT="0" distB="0" distL="0" distR="0" wp14:anchorId="317275A3" wp14:editId="0F17CB6E">
             <wp:extent cx="3011235" cy="3420000"/>
             <wp:effectExtent l="0" t="0" r="0" b="0"/>
             <wp:docPr id="5" name="Picture 5"/>
@@ -9607,7 +9517,7 @@
         </w:rPr>
         <w:lastRenderedPageBreak/>
         <w:drawing>
-          <wp:inline distT="0" distB="0" distL="0" distR="0" wp14:anchorId="4A3D50BB" wp14:editId="2D4F02BB">
+          <wp:inline distT="0" distB="0" distL="0" distR="0" wp14:anchorId="1EE3ECF1" wp14:editId="290592F3">
             <wp:extent cx="3011235" cy="3420000"/>
             <wp:effectExtent l="0" t="0" r="0" b="0"/>
             <wp:docPr id="6" name="Picture 6"/>
@@ -9751,7 +9661,7 @@
         </w:rPr>
         <w:lastRenderedPageBreak/>
         <w:drawing>
-          <wp:inline distT="0" distB="0" distL="0" distR="0" wp14:anchorId="4B288FE2" wp14:editId="6E24A3AC">
+          <wp:inline distT="0" distB="0" distL="0" distR="0" wp14:anchorId="55E32CFF" wp14:editId="07421FBC">
             <wp:extent cx="1929924" cy="4320225"/>
             <wp:effectExtent l="0" t="0" r="0" b="0"/>
             <wp:docPr id="7" name="Picture 7"/>
@@ -10428,7 +10338,7 @@
           <w:noProof/>
         </w:rPr>
         <w:drawing>
-          <wp:inline distT="0" distB="0" distL="0" distR="0" wp14:anchorId="0EA7DDC5" wp14:editId="58F391C7">
+          <wp:inline distT="0" distB="0" distL="0" distR="0" wp14:anchorId="0EC834C2" wp14:editId="319CB891">
             <wp:extent cx="5940000" cy="2152793"/>
             <wp:effectExtent l="0" t="0" r="0" b="0"/>
             <wp:docPr id="8" name="Picture 8"/>
@@ -11923,7 +11833,7 @@
           <w:noProof/>
         </w:rPr>
         <w:drawing>
-          <wp:inline distT="0" distB="0" distL="0" distR="0" wp14:anchorId="132C5683" wp14:editId="26FFA38D">
+          <wp:inline distT="0" distB="0" distL="0" distR="0" wp14:anchorId="64614E18" wp14:editId="03FDCA23">
             <wp:extent cx="5940000" cy="2485164"/>
             <wp:effectExtent l="0" t="0" r="0" b="0"/>
             <wp:docPr id="9" name="Picture 9"/>
@@ -12586,10 +12496,11 @@
     <w:p>
       <w:pPr>
         <w:keepNext/>
-        <w:spacing w:before="120"/>
-      </w:pPr>
-      <w:r>
-        <w:t>2.3 кестенің жалғасы</w:t>
+        <w:pageBreakBefore/>
+      </w:pPr>
+      <w:r>
+        <w:lastRenderedPageBreak/>
+        <w:t>2.3-кестенің жалғасы</w:t>
       </w:r>
     </w:p>
     <w:tbl>
@@ -12616,6 +12527,11 @@
             <w:tcW w:w="2320" w:type="dxa"/>
           </w:tcPr>
           <w:p>
+            <w:pPr>
+              <w:rPr>
+                <w:rFonts w:cs="Times New Roman"/>
+              </w:rPr>
+            </w:pPr>
             <w:r>
               <w:rPr>
                 <w:rFonts w:cs="Times New Roman"/>
@@ -12630,6 +12546,11 @@
             <w:tcW w:w="2551" w:type="dxa"/>
           </w:tcPr>
           <w:p>
+            <w:pPr>
+              <w:rPr>
+                <w:rFonts w:cs="Times New Roman"/>
+              </w:rPr>
+            </w:pPr>
             <w:r>
               <w:rPr>
                 <w:rFonts w:cs="Times New Roman"/>
@@ -12644,6 +12565,11 @@
             <w:tcW w:w="2644" w:type="dxa"/>
           </w:tcPr>
           <w:p>
+            <w:pPr>
+              <w:rPr>
+                <w:rFonts w:cs="Times New Roman"/>
+              </w:rPr>
+            </w:pPr>
             <w:r>
               <w:rPr>
                 <w:rFonts w:cs="Times New Roman"/>
@@ -12658,6 +12584,11 @@
             <w:tcW w:w="2339" w:type="dxa"/>
           </w:tcPr>
           <w:p>
+            <w:pPr>
+              <w:rPr>
+                <w:rFonts w:cs="Times New Roman"/>
+              </w:rPr>
+            </w:pPr>
             <w:r>
               <w:rPr>
                 <w:rFonts w:cs="Times New Roman"/>
@@ -12665,203 +12596,6 @@
               </w:rPr>
               <w:t>Табалдырық</w:t>
             </w:r>
-          </w:p>
-        </w:tc>
-      </w:tr>
-    </w:tbl>
-    <w:p>
-      <w:pPr>
-        <w:keepNext/>
-        <w:spacing w:before="120"/>
-      </w:pPr>
-      <w:r>
-        <w:lastRenderedPageBreak/>
-        <w:t>2.3 кестенің жалғасы</w:t>
-      </w:r>
-    </w:p>
-    <w:tbl>
-      <w:tblPr>
-        <w:tblStyle w:val="TableGrid"/>
-        <w:tblW w:w="0" w:type="auto"/>
-        <w:jc w:val="center"/>
-        <w:tblLook w:val="04A0" w:firstRow="1" w:lastRow="0" w:firstColumn="1" w:lastColumn="0" w:noHBand="0" w:noVBand="1"/>
-      </w:tblPr>
-      <w:tblGrid>
-        <w:gridCol w:w="2320"/>
-        <w:gridCol w:w="2551"/>
-        <w:gridCol w:w="2644"/>
-        <w:gridCol w:w="2339"/>
-      </w:tblGrid>
-      <w:tr>
-        <w:trPr>
-          <w:cantSplit/>
-          <w:tblHeader/>
-          <w:jc w:val="center"/>
-        </w:trPr>
-        <w:tc>
-          <w:tcPr>
-            <w:tcW w:w="2320" w:type="dxa"/>
-          </w:tcPr>
-          <w:p>
-            <w:r>
-              <w:rPr>
-                <w:rFonts w:cs="Times New Roman"/>
-                <w:b/>
-              </w:rPr>
-              <w:t>Деңгей</w:t>
-            </w:r>
-          </w:p>
-        </w:tc>
-        <w:tc>
-          <w:tcPr>
-            <w:tcW w:w="2551" w:type="dxa"/>
-          </w:tcPr>
-          <w:p>
-            <w:r>
-              <w:rPr>
-                <w:rFonts w:cs="Times New Roman"/>
-                <w:b/>
-              </w:rPr>
-              <w:t>Өлшем</w:t>
-            </w:r>
-          </w:p>
-        </w:tc>
-        <w:tc>
-          <w:tcPr>
-            <w:tcW w:w="2644" w:type="dxa"/>
-          </w:tcPr>
-          <w:p>
-            <w:r>
-              <w:rPr>
-                <w:rFonts w:cs="Times New Roman"/>
-                <w:b/>
-              </w:rPr>
-              <w:t>Рөлі</w:t>
-            </w:r>
-          </w:p>
-        </w:tc>
-        <w:tc>
-          <w:tcPr>
-            <w:tcW w:w="2339" w:type="dxa"/>
-          </w:tcPr>
-          <w:p>
-            <w:r>
-              <w:rPr>
-                <w:rFonts w:cs="Times New Roman"/>
-                <w:b/>
-              </w:rPr>
-              <w:t>Табалдырық</w:t>
-            </w:r>
-          </w:p>
-        </w:tc>
-      </w:tr>
-      <w:tr>
-        <w:trPr>
-          <w:cantSplit/>
-          <w:tblHeader/>
-          <w:jc w:val="center"/>
-        </w:trPr>
-        <w:tc>
-          <w:tcPr>
-            <w:tcW w:w="2320" w:type="dxa"/>
-          </w:tcPr>
-          <w:p>
-            <w:pPr>
-              <w:rPr>
-                <w:rFonts w:cs="Times New Roman"/>
-              </w:rPr>
-            </w:pPr>
-          </w:p>
-        </w:tc>
-        <w:tc>
-          <w:tcPr>
-            <w:tcW w:w="2551" w:type="dxa"/>
-          </w:tcPr>
-          <w:p>
-            <w:pPr>
-              <w:rPr>
-                <w:rFonts w:cs="Times New Roman"/>
-              </w:rPr>
-            </w:pPr>
-          </w:p>
-        </w:tc>
-        <w:tc>
-          <w:tcPr>
-            <w:tcW w:w="2644" w:type="dxa"/>
-          </w:tcPr>
-          <w:p>
-            <w:pPr>
-              <w:rPr>
-                <w:rFonts w:cs="Times New Roman"/>
-              </w:rPr>
-            </w:pPr>
-          </w:p>
-        </w:tc>
-        <w:tc>
-          <w:tcPr>
-            <w:tcW w:w="2339" w:type="dxa"/>
-          </w:tcPr>
-          <w:p>
-            <w:pPr>
-              <w:rPr>
-                <w:rFonts w:cs="Times New Roman"/>
-              </w:rPr>
-            </w:pPr>
-          </w:p>
-        </w:tc>
-      </w:tr>
-      <w:tr>
-        <w:trPr>
-          <w:cantSplit/>
-          <w:tblHeader/>
-          <w:jc w:val="center"/>
-        </w:trPr>
-        <w:tc>
-          <w:tcPr>
-            <w:tcW w:w="2320" w:type="dxa"/>
-          </w:tcPr>
-          <w:p>
-            <w:pPr>
-              <w:rPr>
-                <w:rFonts w:cs="Times New Roman"/>
-              </w:rPr>
-            </w:pPr>
-          </w:p>
-        </w:tc>
-        <w:tc>
-          <w:tcPr>
-            <w:tcW w:w="2551" w:type="dxa"/>
-          </w:tcPr>
-          <w:p>
-            <w:pPr>
-              <w:rPr>
-                <w:rFonts w:cs="Times New Roman"/>
-              </w:rPr>
-            </w:pPr>
-          </w:p>
-        </w:tc>
-        <w:tc>
-          <w:tcPr>
-            <w:tcW w:w="2644" w:type="dxa"/>
-          </w:tcPr>
-          <w:p>
-            <w:pPr>
-              <w:rPr>
-                <w:rFonts w:cs="Times New Roman"/>
-              </w:rPr>
-            </w:pPr>
-          </w:p>
-        </w:tc>
-        <w:tc>
-          <w:tcPr>
-            <w:tcW w:w="2339" w:type="dxa"/>
-          </w:tcPr>
-          <w:p>
-            <w:pPr>
-              <w:rPr>
-                <w:rFonts w:cs="Times New Roman"/>
-              </w:rPr>
-            </w:pPr>
           </w:p>
         </w:tc>
       </w:tr>
@@ -13370,14 +13104,20 @@
         <w:rPr>
           <w:rFonts w:cs="Times New Roman"/>
         </w:rPr>
+        <w:t>Квадраттық салмақталған келісім коэффициенті үшінші, себебі ол клиникалық салдары бар қате дәрежелеуді жазалайды: екі дәрежелік қат</w:t>
+      </w:r>
+      <w:r>
+        <w:rPr>
+          <w:rFonts w:cs="Times New Roman"/>
+        </w:rPr>
+        <w:t xml:space="preserve">е бір </w:t>
+      </w:r>
+      <w:r>
+        <w:rPr>
+          <w:rFonts w:cs="Times New Roman"/>
+        </w:rPr>
         <w:lastRenderedPageBreak/>
-        <w:t>Квадраттық салмақталған келісім коэффициенті үшінші, себебі ол клиникалық салдары бар қате дәрежелеуді жазалайды: екі дәрежелік қат</w:t>
-      </w:r>
-      <w:r>
-        <w:rPr>
-          <w:rFonts w:cs="Times New Roman"/>
-        </w:rPr>
-        <w:t>е бір дәрежелік қатеден қымбат тұрады, ал бұл – оны 2.4-бөлімдегі реттікті ескеретін мақсат функциясымен жұптастыратын қасиет. Дәлдік төртінші: хабарланады, бірақ өздігінен ешқашан жеткіліксіз.</w:t>
+        <w:t>дәрежелік қатеден қымбат тұрады, ал бұл – оны 2.4-бөлімдегі реттікті ескеретін мақсат функциясымен жұптастыратын қасиет. Дәлдік төртінші: хабарланады, бірақ өздігінен ешқашан жеткіліксіз.</w:t>
       </w:r>
     </w:p>
     <w:p>
@@ -13533,8 +13273,14 @@
         <w:rPr>
           <w:rFonts w:cs="Times New Roman"/>
         </w:rPr>
+        <w:t xml:space="preserve">Өлшемге күш беретін нәрсе – осы конъюнкция. Жалғыз өлшеммен қанағаттандырылатын өлшемді ажыратымдылықты келісімге ауыстыратын </w:t>
+      </w:r>
+      <w:r>
+        <w:rPr>
+          <w:rFonts w:cs="Times New Roman"/>
+        </w:rPr>
         <w:lastRenderedPageBreak/>
-        <w:t>Өлшемге күш беретін нәрсе – осы конъюнкция. Жалғыз өлшеммен қанағаттандырылатын өлшемді ажыратымдылықты келісімге ауыстыратын өзгеріс те қанағаттандыра алар еді, ал дәреже шкаласының ре</w:t>
+        <w:t>өзгеріс те қанағаттандыра алар еді, ал дәреже шкаласының ре</w:t>
       </w:r>
       <w:r>
         <w:rPr>
@@ -13696,14 +13442,7 @@
         <w:rPr>
           <w:rFonts w:cs="Times New Roman"/>
         </w:rPr>
-        <w:t xml:space="preserve">еді. Дегенмен бұл қайта жаңғыртылымдықтың беретіні құжатталған аппаратпен шектелген, ал жабық </w:t>
-      </w:r>
-      <w:r>
-        <w:rPr>
-          <w:rFonts w:cs="Times New Roman"/>
-        </w:rPr>
-        <w:lastRenderedPageBreak/>
-        <w:t>клиникалық корпусқа тәуелді нәтижелер жоғарыда аталған қосымша шектеуді алып жүреді.</w:t>
+        <w:t>еді. Дегенмен бұл қайта жаңғыртылымдықтың беретіні құжатталған аппаратпен шектелген, ал жабық клиникалық корпусқа тәуелді нәтижелер жоғарыда аталған қосымша шектеуді алып жүреді.</w:t>
       </w:r>
     </w:p>
     <w:p>
@@ -13716,6 +13455,7 @@
           <w:rFonts w:cs="Times New Roman"/>
           <w:b/>
         </w:rPr>
+        <w:lastRenderedPageBreak/>
         <w:t>2-бөлім бойынша қорытындылар</w:t>
       </w:r>
     </w:p>
@@ -14365,401 +14105,11 @@
     <w:p>
       <w:pPr>
         <w:keepNext/>
-        <w:spacing w:before="120"/>
-      </w:pPr>
-      <w:r>
-        <w:t>3.1 кестенің жалғасы</w:t>
-      </w:r>
-    </w:p>
-    <w:tbl>
-      <w:tblPr>
-        <w:tblStyle w:val="TableGrid"/>
-        <w:tblW w:w="0" w:type="auto"/>
-        <w:jc w:val="center"/>
-        <w:tblLook w:val="04A0" w:firstRow="1" w:lastRow="0" w:firstColumn="1" w:lastColumn="0" w:noHBand="0" w:noVBand="1"/>
-      </w:tblPr>
-      <w:tblGrid>
-        <w:gridCol w:w="1657"/>
-        <w:gridCol w:w="1439"/>
-        <w:gridCol w:w="1458"/>
-        <w:gridCol w:w="1905"/>
-        <w:gridCol w:w="1774"/>
-        <w:gridCol w:w="1621"/>
-      </w:tblGrid>
-      <w:tr>
-        <w:trPr>
-          <w:cantSplit/>
-          <w:tblHeader/>
-          <w:jc w:val="center"/>
-        </w:trPr>
-        <w:tc>
-          <w:tcPr>
-            <w:tcW w:w="1702" w:type="dxa"/>
-          </w:tcPr>
-          <w:p>
-            <w:r>
-              <w:rPr>
-                <w:rFonts w:cs="Times New Roman"/>
-                <w:b/>
-              </w:rPr>
-              <w:t>Корпус</w:t>
-            </w:r>
-          </w:p>
-        </w:tc>
-        <w:tc>
-          <w:tcPr>
-            <w:tcW w:w="1502" w:type="dxa"/>
-          </w:tcPr>
-          <w:p>
-            <w:r>
-              <w:rPr>
-                <w:rFonts w:cs="Times New Roman"/>
-                <w:b/>
-              </w:rPr>
-              <w:t>Топ</w:t>
-            </w:r>
-          </w:p>
-        </w:tc>
-        <w:tc>
-          <w:tcPr>
-            <w:tcW w:w="1518" w:type="dxa"/>
-          </w:tcPr>
-          <w:p>
-            <w:r>
-              <w:rPr>
-                <w:rFonts w:cs="Times New Roman"/>
-                <w:b/>
-              </w:rPr>
-              <w:t>Рөлі</w:t>
-            </w:r>
-          </w:p>
-        </w:tc>
-        <w:tc>
-          <w:tcPr>
-            <w:tcW w:w="1974" w:type="dxa"/>
-          </w:tcPr>
-          <w:p>
-            <w:r>
-              <w:rPr>
-                <w:rFonts w:cs="Times New Roman"/>
-                <w:b/>
-              </w:rPr>
-              <w:t>Көлемі</w:t>
-            </w:r>
-          </w:p>
-        </w:tc>
-        <w:tc>
-          <w:tcPr>
-            <w:tcW w:w="1498" w:type="dxa"/>
-          </w:tcPr>
-          <w:p>
-            <w:r>
-              <w:rPr>
-                <w:rFonts w:cs="Times New Roman"/>
-                <w:b/>
-              </w:rPr>
-              <w:t>Таксономия</w:t>
-            </w:r>
-          </w:p>
-        </w:tc>
-        <w:tc>
-          <w:tcPr>
-            <w:tcW w:w="1660" w:type="dxa"/>
-          </w:tcPr>
-          <w:p>
-            <w:r>
-              <w:rPr>
-                <w:rFonts w:cs="Times New Roman"/>
-                <w:b/>
-              </w:rPr>
-              <w:t>Камера</w:t>
-            </w:r>
-          </w:p>
-        </w:tc>
-      </w:tr>
-      <w:tr>
-        <w:trPr>
-          <w:cantSplit/>
-          <w:tblHeader/>
-          <w:jc w:val="center"/>
-        </w:trPr>
-        <w:tc>
-          <w:tcPr>
-            <w:tcW w:w="1702" w:type="dxa"/>
-          </w:tcPr>
-          <w:p>
-            <w:pPr>
-              <w:rPr>
-                <w:rFonts w:cs="Times New Roman"/>
-              </w:rPr>
-            </w:pPr>
-          </w:p>
-        </w:tc>
-        <w:tc>
-          <w:tcPr>
-            <w:tcW w:w="1502" w:type="dxa"/>
-          </w:tcPr>
-          <w:p>
-            <w:pPr>
-              <w:rPr>
-                <w:rFonts w:cs="Times New Roman"/>
-              </w:rPr>
-            </w:pPr>
-          </w:p>
-        </w:tc>
-        <w:tc>
-          <w:tcPr>
-            <w:tcW w:w="1518" w:type="dxa"/>
-          </w:tcPr>
-          <w:p>
-            <w:pPr>
-              <w:rPr>
-                <w:rFonts w:cs="Times New Roman"/>
-              </w:rPr>
-            </w:pPr>
-          </w:p>
-        </w:tc>
-        <w:tc>
-          <w:tcPr>
-            <w:tcW w:w="1974" w:type="dxa"/>
-          </w:tcPr>
-          <w:p>
-            <w:pPr>
-              <w:rPr>
-                <w:rFonts w:cs="Times New Roman"/>
-              </w:rPr>
-            </w:pPr>
-          </w:p>
-        </w:tc>
-        <w:tc>
-          <w:tcPr>
-            <w:tcW w:w="1498" w:type="dxa"/>
-          </w:tcPr>
-          <w:p>
-            <w:pPr>
-              <w:rPr>
-                <w:rFonts w:cs="Times New Roman"/>
-              </w:rPr>
-            </w:pPr>
-          </w:p>
-        </w:tc>
-        <w:tc>
-          <w:tcPr>
-            <w:tcW w:w="1660" w:type="dxa"/>
-          </w:tcPr>
-          <w:p>
-            <w:pPr>
-              <w:rPr>
-                <w:rFonts w:cs="Times New Roman"/>
-              </w:rPr>
-            </w:pPr>
-          </w:p>
-        </w:tc>
-      </w:tr>
-    </w:tbl>
-    <w:p>
-      <w:pPr>
-        <w:keepNext/>
-        <w:spacing w:before="120"/>
-      </w:pPr>
-      <w:r>
-        <w:t>3.1 кестенің жалғасы</w:t>
-      </w:r>
-    </w:p>
-    <w:tbl>
-      <w:tblPr>
-        <w:tblStyle w:val="TableGrid"/>
-        <w:tblW w:w="0" w:type="auto"/>
-        <w:jc w:val="center"/>
-        <w:tblLook w:val="04A0" w:firstRow="1" w:lastRow="0" w:firstColumn="1" w:lastColumn="0" w:noHBand="0" w:noVBand="1"/>
-      </w:tblPr>
-      <w:tblGrid>
-        <w:gridCol w:w="1657"/>
-        <w:gridCol w:w="1439"/>
-        <w:gridCol w:w="1458"/>
-        <w:gridCol w:w="1905"/>
-        <w:gridCol w:w="1774"/>
-        <w:gridCol w:w="1621"/>
-      </w:tblGrid>
-      <w:tr>
-        <w:trPr>
-          <w:cantSplit/>
-          <w:tblHeader/>
-          <w:jc w:val="center"/>
-        </w:trPr>
-        <w:tc>
-          <w:tcPr>
-            <w:tcW w:w="1702" w:type="dxa"/>
-          </w:tcPr>
-          <w:p>
-            <w:r>
-              <w:rPr>
-                <w:rFonts w:cs="Times New Roman"/>
-                <w:b/>
-              </w:rPr>
-              <w:t>Корпус</w:t>
-            </w:r>
-          </w:p>
-        </w:tc>
-        <w:tc>
-          <w:tcPr>
-            <w:tcW w:w="1502" w:type="dxa"/>
-          </w:tcPr>
-          <w:p>
-            <w:r>
-              <w:rPr>
-                <w:rFonts w:cs="Times New Roman"/>
-                <w:b/>
-              </w:rPr>
-              <w:t>Топ</w:t>
-            </w:r>
-          </w:p>
-        </w:tc>
-        <w:tc>
-          <w:tcPr>
-            <w:tcW w:w="1518" w:type="dxa"/>
-          </w:tcPr>
-          <w:p>
-            <w:r>
-              <w:rPr>
-                <w:rFonts w:cs="Times New Roman"/>
-                <w:b/>
-              </w:rPr>
-              <w:t>Рөлі</w:t>
-            </w:r>
-          </w:p>
-        </w:tc>
-        <w:tc>
-          <w:tcPr>
-            <w:tcW w:w="1974" w:type="dxa"/>
-          </w:tcPr>
-          <w:p>
-            <w:r>
-              <w:rPr>
-                <w:rFonts w:cs="Times New Roman"/>
-                <w:b/>
-              </w:rPr>
-              <w:t>Көлемі</w:t>
-            </w:r>
-          </w:p>
-        </w:tc>
-        <w:tc>
-          <w:tcPr>
-            <w:tcW w:w="1498" w:type="dxa"/>
-          </w:tcPr>
-          <w:p>
-            <w:r>
-              <w:rPr>
-                <w:rFonts w:cs="Times New Roman"/>
-                <w:b/>
-              </w:rPr>
-              <w:t>Таксономия</w:t>
-            </w:r>
-          </w:p>
-        </w:tc>
-        <w:tc>
-          <w:tcPr>
-            <w:tcW w:w="1660" w:type="dxa"/>
-          </w:tcPr>
-          <w:p>
-            <w:r>
-              <w:rPr>
-                <w:rFonts w:cs="Times New Roman"/>
-                <w:b/>
-              </w:rPr>
-              <w:t>Камера</w:t>
-            </w:r>
-          </w:p>
-        </w:tc>
-      </w:tr>
-      <w:tr>
-        <w:trPr>
-          <w:cantSplit/>
-          <w:tblHeader/>
-          <w:jc w:val="center"/>
-        </w:trPr>
-        <w:tc>
-          <w:tcPr>
-            <w:tcW w:w="1702" w:type="dxa"/>
-          </w:tcPr>
-          <w:p>
-            <w:pPr>
-              <w:rPr>
-                <w:rFonts w:cs="Times New Roman"/>
-              </w:rPr>
-            </w:pPr>
-          </w:p>
-        </w:tc>
-        <w:tc>
-          <w:tcPr>
-            <w:tcW w:w="1502" w:type="dxa"/>
-          </w:tcPr>
-          <w:p>
-            <w:pPr>
-              <w:rPr>
-                <w:rFonts w:cs="Times New Roman"/>
-              </w:rPr>
-            </w:pPr>
-          </w:p>
-        </w:tc>
-        <w:tc>
-          <w:tcPr>
-            <w:tcW w:w="1518" w:type="dxa"/>
-          </w:tcPr>
-          <w:p>
-            <w:pPr>
-              <w:rPr>
-                <w:rFonts w:cs="Times New Roman"/>
-              </w:rPr>
-            </w:pPr>
-          </w:p>
-        </w:tc>
-        <w:tc>
-          <w:tcPr>
-            <w:tcW w:w="1974" w:type="dxa"/>
-          </w:tcPr>
-          <w:p>
-            <w:pPr>
-              <w:rPr>
-                <w:rFonts w:cs="Times New Roman"/>
-              </w:rPr>
-            </w:pPr>
-          </w:p>
-        </w:tc>
-        <w:tc>
-          <w:tcPr>
-            <w:tcW w:w="1498" w:type="dxa"/>
-          </w:tcPr>
-          <w:p>
-            <w:pPr>
-              <w:rPr>
-                <w:rFonts w:cs="Times New Roman"/>
-              </w:rPr>
-            </w:pPr>
-          </w:p>
-        </w:tc>
-        <w:tc>
-          <w:tcPr>
-            <w:tcW w:w="1660" w:type="dxa"/>
-          </w:tcPr>
-          <w:p>
-            <w:pPr>
-              <w:rPr>
-                <w:rFonts w:cs="Times New Roman"/>
-              </w:rPr>
-            </w:pPr>
-          </w:p>
-        </w:tc>
-      </w:tr>
-    </w:tbl>
-    <w:p>
-      <w:pPr>
-        <w:keepNext/>
-        <w:spacing w:before="120"/>
+        <w:pageBreakBefore/>
       </w:pPr>
       <w:r>
         <w:lastRenderedPageBreak/>
-        <w:t>3.1 кестенің жалғасы</w:t>
+        <w:t>3.1-кестенің жалғасы</w:t>
       </w:r>
     </w:p>
     <w:tbl>
@@ -14785,9 +14135,14 @@
         </w:trPr>
         <w:tc>
           <w:tcPr>
-            <w:tcW w:w="1702" w:type="dxa"/>
-          </w:tcPr>
-          <w:p>
+            <w:tcW w:w="1680" w:type="dxa"/>
+          </w:tcPr>
+          <w:p>
+            <w:pPr>
+              <w:rPr>
+                <w:rFonts w:cs="Times New Roman"/>
+              </w:rPr>
+            </w:pPr>
             <w:r>
               <w:rPr>
                 <w:rFonts w:cs="Times New Roman"/>
@@ -14799,9 +14154,14 @@
         </w:tc>
         <w:tc>
           <w:tcPr>
-            <w:tcW w:w="1502" w:type="dxa"/>
-          </w:tcPr>
-          <w:p>
+            <w:tcW w:w="1483" w:type="dxa"/>
+          </w:tcPr>
+          <w:p>
+            <w:pPr>
+              <w:rPr>
+                <w:rFonts w:cs="Times New Roman"/>
+              </w:rPr>
+            </w:pPr>
             <w:r>
               <w:rPr>
                 <w:rFonts w:cs="Times New Roman"/>
@@ -14813,9 +14173,14 @@
         </w:tc>
         <w:tc>
           <w:tcPr>
-            <w:tcW w:w="1518" w:type="dxa"/>
-          </w:tcPr>
-          <w:p>
+            <w:tcW w:w="1623" w:type="dxa"/>
+          </w:tcPr>
+          <w:p>
+            <w:pPr>
+              <w:rPr>
+                <w:rFonts w:cs="Times New Roman"/>
+              </w:rPr>
+            </w:pPr>
             <w:r>
               <w:rPr>
                 <w:rFonts w:cs="Times New Roman"/>
@@ -14827,9 +14192,14 @@
         </w:tc>
         <w:tc>
           <w:tcPr>
-            <w:tcW w:w="1974" w:type="dxa"/>
-          </w:tcPr>
-          <w:p>
+            <w:tcW w:w="1949" w:type="dxa"/>
+          </w:tcPr>
+          <w:p>
+            <w:pPr>
+              <w:rPr>
+                <w:rFonts w:cs="Times New Roman"/>
+              </w:rPr>
+            </w:pPr>
             <w:r>
               <w:rPr>
                 <w:rFonts w:cs="Times New Roman"/>
@@ -14841,9 +14211,14 @@
         </w:tc>
         <w:tc>
           <w:tcPr>
-            <w:tcW w:w="1498" w:type="dxa"/>
-          </w:tcPr>
-          <w:p>
+            <w:tcW w:w="1480" w:type="dxa"/>
+          </w:tcPr>
+          <w:p>
+            <w:pPr>
+              <w:rPr>
+                <w:rFonts w:cs="Times New Roman"/>
+              </w:rPr>
+            </w:pPr>
             <w:r>
               <w:rPr>
                 <w:rFonts w:cs="Times New Roman"/>
@@ -14855,9 +14230,14 @@
         </w:tc>
         <w:tc>
           <w:tcPr>
-            <w:tcW w:w="1660" w:type="dxa"/>
-          </w:tcPr>
-          <w:p>
+            <w:tcW w:w="1639" w:type="dxa"/>
+          </w:tcPr>
+          <w:p>
+            <w:pPr>
+              <w:rPr>
+                <w:rFonts w:cs="Times New Roman"/>
+              </w:rPr>
+            </w:pPr>
             <w:r>
               <w:rPr>
                 <w:rFonts w:cs="Times New Roman"/>
@@ -14865,85 +14245,6 @@
               </w:rPr>
               <w:t>Камера</w:t>
             </w:r>
-          </w:p>
-        </w:tc>
-      </w:tr>
-      <w:tr>
-        <w:trPr>
-          <w:cantSplit/>
-          <w:tblHeader/>
-          <w:jc w:val="center"/>
-        </w:trPr>
-        <w:tc>
-          <w:tcPr>
-            <w:tcW w:w="1702" w:type="dxa"/>
-          </w:tcPr>
-          <w:p>
-            <w:pPr>
-              <w:rPr>
-                <w:rFonts w:cs="Times New Roman"/>
-              </w:rPr>
-            </w:pPr>
-          </w:p>
-        </w:tc>
-        <w:tc>
-          <w:tcPr>
-            <w:tcW w:w="1502" w:type="dxa"/>
-          </w:tcPr>
-          <w:p>
-            <w:pPr>
-              <w:rPr>
-                <w:rFonts w:cs="Times New Roman"/>
-              </w:rPr>
-            </w:pPr>
-          </w:p>
-        </w:tc>
-        <w:tc>
-          <w:tcPr>
-            <w:tcW w:w="1518" w:type="dxa"/>
-          </w:tcPr>
-          <w:p>
-            <w:pPr>
-              <w:rPr>
-                <w:rFonts w:cs="Times New Roman"/>
-              </w:rPr>
-            </w:pPr>
-          </w:p>
-        </w:tc>
-        <w:tc>
-          <w:tcPr>
-            <w:tcW w:w="1974" w:type="dxa"/>
-          </w:tcPr>
-          <w:p>
-            <w:pPr>
-              <w:rPr>
-                <w:rFonts w:cs="Times New Roman"/>
-              </w:rPr>
-            </w:pPr>
-          </w:p>
-        </w:tc>
-        <w:tc>
-          <w:tcPr>
-            <w:tcW w:w="1498" w:type="dxa"/>
-          </w:tcPr>
-          <w:p>
-            <w:pPr>
-              <w:rPr>
-                <w:rFonts w:cs="Times New Roman"/>
-              </w:rPr>
-            </w:pPr>
-          </w:p>
-        </w:tc>
-        <w:tc>
-          <w:tcPr>
-            <w:tcW w:w="1660" w:type="dxa"/>
-          </w:tcPr>
-          <w:p>
-            <w:pPr>
-              <w:rPr>
-                <w:rFonts w:cs="Times New Roman"/>
-              </w:rPr>
-            </w:pPr>
           </w:p>
         </w:tc>
       </w:tr>
@@ -14954,7 +14255,7 @@
         </w:trPr>
         <w:tc>
           <w:tcPr>
-            <w:tcW w:w="1702" w:type="dxa"/>
+            <w:tcW w:w="1680" w:type="dxa"/>
           </w:tcPr>
           <w:p>
             <w:r>
@@ -14967,7 +14268,7 @@
         </w:tc>
         <w:tc>
           <w:tcPr>
-            <w:tcW w:w="1502" w:type="dxa"/>
+            <w:tcW w:w="1483" w:type="dxa"/>
           </w:tcPr>
           <w:p>
             <w:r>
@@ -14980,7 +14281,7 @@
         </w:tc>
         <w:tc>
           <w:tcPr>
-            <w:tcW w:w="1518" w:type="dxa"/>
+            <w:tcW w:w="1623" w:type="dxa"/>
           </w:tcPr>
           <w:p>
             <w:r>
@@ -14993,7 +14294,7 @@
         </w:tc>
         <w:tc>
           <w:tcPr>
-            <w:tcW w:w="1974" w:type="dxa"/>
+            <w:tcW w:w="1949" w:type="dxa"/>
           </w:tcPr>
           <w:p>
             <w:r>
@@ -15006,7 +14307,7 @@
         </w:tc>
         <w:tc>
           <w:tcPr>
-            <w:tcW w:w="1498" w:type="dxa"/>
+            <w:tcW w:w="1480" w:type="dxa"/>
           </w:tcPr>
           <w:p>
             <w:r>
@@ -15019,7 +14320,7 @@
         </w:tc>
         <w:tc>
           <w:tcPr>
-            <w:tcW w:w="1660" w:type="dxa"/>
+            <w:tcW w:w="1639" w:type="dxa"/>
           </w:tcPr>
           <w:p>
             <w:r>
@@ -15038,7 +14339,7 @@
         </w:trPr>
         <w:tc>
           <w:tcPr>
-            <w:tcW w:w="1702" w:type="dxa"/>
+            <w:tcW w:w="1680" w:type="dxa"/>
           </w:tcPr>
           <w:p>
             <w:r>
@@ -15057,7 +14358,7 @@
         </w:tc>
         <w:tc>
           <w:tcPr>
-            <w:tcW w:w="1502" w:type="dxa"/>
+            <w:tcW w:w="1483" w:type="dxa"/>
           </w:tcPr>
           <w:p>
             <w:r>
@@ -15070,7 +14371,7 @@
         </w:tc>
         <w:tc>
           <w:tcPr>
-            <w:tcW w:w="1518" w:type="dxa"/>
+            <w:tcW w:w="1623" w:type="dxa"/>
           </w:tcPr>
           <w:p>
             <w:r>
@@ -15083,7 +14384,7 @@
         </w:tc>
         <w:tc>
           <w:tcPr>
-            <w:tcW w:w="1974" w:type="dxa"/>
+            <w:tcW w:w="1949" w:type="dxa"/>
           </w:tcPr>
           <w:p>
             <w:r>
@@ -15096,7 +14397,7 @@
         </w:tc>
         <w:tc>
           <w:tcPr>
-            <w:tcW w:w="1498" w:type="dxa"/>
+            <w:tcW w:w="1480" w:type="dxa"/>
           </w:tcPr>
           <w:p>
             <w:r>
@@ -15109,7 +14410,7 @@
         </w:tc>
         <w:tc>
           <w:tcPr>
-            <w:tcW w:w="1660" w:type="dxa"/>
+            <w:tcW w:w="1639" w:type="dxa"/>
           </w:tcPr>
           <w:p>
             <w:r>
@@ -15128,7 +14429,7 @@
         </w:trPr>
         <w:tc>
           <w:tcPr>
-            <w:tcW w:w="1702" w:type="dxa"/>
+            <w:tcW w:w="1680" w:type="dxa"/>
           </w:tcPr>
           <w:p>
             <w:r>
@@ -15141,7 +14442,7 @@
         </w:tc>
         <w:tc>
           <w:tcPr>
-            <w:tcW w:w="1502" w:type="dxa"/>
+            <w:tcW w:w="1483" w:type="dxa"/>
           </w:tcPr>
           <w:p>
             <w:r>
@@ -15154,7 +14455,7 @@
         </w:tc>
         <w:tc>
           <w:tcPr>
-            <w:tcW w:w="1518" w:type="dxa"/>
+            <w:tcW w:w="1623" w:type="dxa"/>
           </w:tcPr>
           <w:p>
             <w:r>
@@ -15167,7 +14468,7 @@
         </w:tc>
         <w:tc>
           <w:tcPr>
-            <w:tcW w:w="1974" w:type="dxa"/>
+            <w:tcW w:w="1949" w:type="dxa"/>
           </w:tcPr>
           <w:p>
             <w:r>
@@ -15180,7 +14481,7 @@
         </w:tc>
         <w:tc>
           <w:tcPr>
-            <w:tcW w:w="1498" w:type="dxa"/>
+            <w:tcW w:w="1480" w:type="dxa"/>
           </w:tcPr>
           <w:p>
             <w:r>
@@ -15193,7 +14494,7 @@
         </w:tc>
         <w:tc>
           <w:tcPr>
-            <w:tcW w:w="1660" w:type="dxa"/>
+            <w:tcW w:w="1639" w:type="dxa"/>
           </w:tcPr>
           <w:p>
             <w:r>
@@ -15212,7 +14513,7 @@
         </w:trPr>
         <w:tc>
           <w:tcPr>
-            <w:tcW w:w="1702" w:type="dxa"/>
+            <w:tcW w:w="1680" w:type="dxa"/>
           </w:tcPr>
           <w:p>
             <w:r>
@@ -15225,7 +14526,7 @@
         </w:tc>
         <w:tc>
           <w:tcPr>
-            <w:tcW w:w="1502" w:type="dxa"/>
+            <w:tcW w:w="1483" w:type="dxa"/>
           </w:tcPr>
           <w:p>
             <w:r>
@@ -15238,7 +14539,7 @@
         </w:tc>
         <w:tc>
           <w:tcPr>
-            <w:tcW w:w="1518" w:type="dxa"/>
+            <w:tcW w:w="1623" w:type="dxa"/>
           </w:tcPr>
           <w:p>
             <w:r>
@@ -15251,7 +14552,7 @@
         </w:tc>
         <w:tc>
           <w:tcPr>
-            <w:tcW w:w="1974" w:type="dxa"/>
+            <w:tcW w:w="1949" w:type="dxa"/>
           </w:tcPr>
           <w:p>
             <w:r>
@@ -15264,7 +14565,7 @@
         </w:tc>
         <w:tc>
           <w:tcPr>
-            <w:tcW w:w="1498" w:type="dxa"/>
+            <w:tcW w:w="1480" w:type="dxa"/>
           </w:tcPr>
           <w:p>
             <w:r>
@@ -15277,7 +14578,7 @@
         </w:tc>
         <w:tc>
           <w:tcPr>
-            <w:tcW w:w="1660" w:type="dxa"/>
+            <w:tcW w:w="1639" w:type="dxa"/>
           </w:tcPr>
           <w:p>
             <w:r>
@@ -15302,7 +14603,7 @@
         </w:trPr>
         <w:tc>
           <w:tcPr>
-            <w:tcW w:w="1702" w:type="dxa"/>
+            <w:tcW w:w="1680" w:type="dxa"/>
           </w:tcPr>
           <w:p>
             <w:r>
@@ -15315,7 +14616,7 @@
         </w:tc>
         <w:tc>
           <w:tcPr>
-            <w:tcW w:w="1502" w:type="dxa"/>
+            <w:tcW w:w="1483" w:type="dxa"/>
           </w:tcPr>
           <w:p>
             <w:r>
@@ -15328,7 +14629,7 @@
         </w:tc>
         <w:tc>
           <w:tcPr>
-            <w:tcW w:w="1518" w:type="dxa"/>
+            <w:tcW w:w="1623" w:type="dxa"/>
           </w:tcPr>
           <w:p>
             <w:r>
@@ -15341,7 +14642,7 @@
         </w:tc>
         <w:tc>
           <w:tcPr>
-            <w:tcW w:w="1974" w:type="dxa"/>
+            <w:tcW w:w="1949" w:type="dxa"/>
           </w:tcPr>
           <w:p>
             <w:r>
@@ -15354,7 +14655,7 @@
         </w:tc>
         <w:tc>
           <w:tcPr>
-            <w:tcW w:w="1498" w:type="dxa"/>
+            <w:tcW w:w="1480" w:type="dxa"/>
           </w:tcPr>
           <w:p>
             <w:r>
@@ -15367,7 +14668,7 @@
         </w:tc>
         <w:tc>
           <w:tcPr>
-            <w:tcW w:w="1660" w:type="dxa"/>
+            <w:tcW w:w="1639" w:type="dxa"/>
           </w:tcPr>
           <w:p>
             <w:r>
@@ -15435,7 +14736,7 @@
         </w:rPr>
         <w:lastRenderedPageBreak/>
         <w:drawing>
-          <wp:inline distT="0" distB="0" distL="0" distR="0" wp14:anchorId="38322866" wp14:editId="7744922A">
+          <wp:inline distT="0" distB="0" distL="0" distR="0" wp14:anchorId="3A4044E8" wp14:editId="4EA047DB">
             <wp:extent cx="2763494" cy="3419290"/>
             <wp:effectExtent l="0" t="0" r="0" b="0"/>
             <wp:docPr id="10" name="Picture 10"/>
@@ -15555,7 +14856,7 @@
         </w:rPr>
         <w:lastRenderedPageBreak/>
         <w:drawing>
-          <wp:inline distT="0" distB="0" distL="0" distR="0" wp14:anchorId="1CA84F8B" wp14:editId="00004BC3">
+          <wp:inline distT="0" distB="0" distL="0" distR="0" wp14:anchorId="75F172A6" wp14:editId="4AC83F31">
             <wp:extent cx="4560000" cy="3420000"/>
             <wp:effectExtent l="0" t="0" r="0" b="0"/>
             <wp:docPr id="11" name="Picture 11"/>
@@ -18107,7 +17408,7 @@
           <w:noProof/>
         </w:rPr>
         <w:drawing>
-          <wp:inline distT="0" distB="0" distL="0" distR="0" wp14:anchorId="26671729" wp14:editId="5BF056E3">
+          <wp:inline distT="0" distB="0" distL="0" distR="0" wp14:anchorId="7F2D226C" wp14:editId="018E9175">
             <wp:extent cx="5940000" cy="2546150"/>
             <wp:effectExtent l="0" t="0" r="0" b="0"/>
             <wp:docPr id="12" name="Picture 12"/>
@@ -19084,11 +18385,11 @@
     <w:p>
       <w:pPr>
         <w:keepNext/>
-        <w:spacing w:before="120"/>
+        <w:pageBreakBefore/>
       </w:pPr>
       <w:r>
         <w:lastRenderedPageBreak/>
-        <w:t>3.7 кестенің жалғасы</w:t>
+        <w:t>3.7-кестенің жалғасы</w:t>
       </w:r>
     </w:p>
     <w:tbl>
@@ -19119,6 +18420,11 @@
             <w:tcW w:w="973" w:type="dxa"/>
           </w:tcPr>
           <w:p>
+            <w:pPr>
+              <w:rPr>
+                <w:rFonts w:cs="Times New Roman"/>
+              </w:rPr>
+            </w:pPr>
             <w:r>
               <w:rPr>
                 <w:rFonts w:cs="Times New Roman"/>
@@ -19133,6 +18439,11 @@
             <w:tcW w:w="1563" w:type="dxa"/>
           </w:tcPr>
           <w:p>
+            <w:pPr>
+              <w:rPr>
+                <w:rFonts w:cs="Times New Roman"/>
+              </w:rPr>
+            </w:pPr>
             <w:r>
               <w:rPr>
                 <w:rFonts w:cs="Times New Roman"/>
@@ -19147,6 +18458,11 @@
             <w:tcW w:w="1793" w:type="dxa"/>
           </w:tcPr>
           <w:p>
+            <w:pPr>
+              <w:rPr>
+                <w:rFonts w:cs="Times New Roman"/>
+              </w:rPr>
+            </w:pPr>
             <w:r>
               <w:rPr>
                 <w:rFonts w:cs="Times New Roman"/>
@@ -19161,6 +18477,11 @@
             <w:tcW w:w="871" w:type="dxa"/>
           </w:tcPr>
           <w:p>
+            <w:pPr>
+              <w:rPr>
+                <w:rFonts w:cs="Times New Roman"/>
+              </w:rPr>
+            </w:pPr>
             <w:r>
               <w:rPr>
                 <w:rFonts w:cs="Times New Roman"/>
@@ -19175,6 +18496,11 @@
             <w:tcW w:w="901" w:type="dxa"/>
           </w:tcPr>
           <w:p>
+            <w:pPr>
+              <w:rPr>
+                <w:rFonts w:cs="Times New Roman"/>
+              </w:rPr>
+            </w:pPr>
             <w:r>
               <w:rPr>
                 <w:rFonts w:cs="Times New Roman"/>
@@ -19189,6 +18515,11 @@
             <w:tcW w:w="943" w:type="dxa"/>
           </w:tcPr>
           <w:p>
+            <w:pPr>
+              <w:rPr>
+                <w:rFonts w:cs="Times New Roman"/>
+              </w:rPr>
+            </w:pPr>
             <w:r>
               <w:rPr>
                 <w:rFonts w:cs="Times New Roman"/>
@@ -19203,6 +18534,11 @@
             <w:tcW w:w="871" w:type="dxa"/>
           </w:tcPr>
           <w:p>
+            <w:pPr>
+              <w:rPr>
+                <w:rFonts w:cs="Times New Roman"/>
+              </w:rPr>
+            </w:pPr>
             <w:r>
               <w:rPr>
                 <w:rFonts w:cs="Times New Roman"/>
@@ -19217,6 +18553,11 @@
             <w:tcW w:w="1939" w:type="dxa"/>
           </w:tcPr>
           <w:p>
+            <w:pPr>
+              <w:rPr>
+                <w:rFonts w:cs="Times New Roman"/>
+              </w:rPr>
+            </w:pPr>
             <w:r>
               <w:rPr>
                 <w:rFonts w:cs="Times New Roman"/>
@@ -19224,109 +18565,6 @@
               </w:rPr>
               <w:t>Фолд шашырауының екі еселенгені</w:t>
             </w:r>
-          </w:p>
-        </w:tc>
-      </w:tr>
-      <w:tr>
-        <w:trPr>
-          <w:cantSplit/>
-          <w:tblHeader/>
-          <w:jc w:val="center"/>
-        </w:trPr>
-        <w:tc>
-          <w:tcPr>
-            <w:tcW w:w="973" w:type="dxa"/>
-          </w:tcPr>
-          <w:p>
-            <w:pPr>
-              <w:rPr>
-                <w:rFonts w:cs="Times New Roman"/>
-              </w:rPr>
-            </w:pPr>
-          </w:p>
-        </w:tc>
-        <w:tc>
-          <w:tcPr>
-            <w:tcW w:w="1563" w:type="dxa"/>
-          </w:tcPr>
-          <w:p>
-            <w:pPr>
-              <w:rPr>
-                <w:rFonts w:cs="Times New Roman"/>
-              </w:rPr>
-            </w:pPr>
-          </w:p>
-        </w:tc>
-        <w:tc>
-          <w:tcPr>
-            <w:tcW w:w="1793" w:type="dxa"/>
-          </w:tcPr>
-          <w:p>
-            <w:pPr>
-              <w:rPr>
-                <w:rFonts w:cs="Times New Roman"/>
-              </w:rPr>
-            </w:pPr>
-          </w:p>
-        </w:tc>
-        <w:tc>
-          <w:tcPr>
-            <w:tcW w:w="871" w:type="dxa"/>
-          </w:tcPr>
-          <w:p>
-            <w:pPr>
-              <w:rPr>
-                <w:rFonts w:cs="Times New Roman"/>
-              </w:rPr>
-            </w:pPr>
-          </w:p>
-        </w:tc>
-        <w:tc>
-          <w:tcPr>
-            <w:tcW w:w="901" w:type="dxa"/>
-          </w:tcPr>
-          <w:p>
-            <w:pPr>
-              <w:rPr>
-                <w:rFonts w:cs="Times New Roman"/>
-              </w:rPr>
-            </w:pPr>
-          </w:p>
-        </w:tc>
-        <w:tc>
-          <w:tcPr>
-            <w:tcW w:w="943" w:type="dxa"/>
-          </w:tcPr>
-          <w:p>
-            <w:pPr>
-              <w:rPr>
-                <w:rFonts w:cs="Times New Roman"/>
-              </w:rPr>
-            </w:pPr>
-          </w:p>
-        </w:tc>
-        <w:tc>
-          <w:tcPr>
-            <w:tcW w:w="871" w:type="dxa"/>
-          </w:tcPr>
-          <w:p>
-            <w:pPr>
-              <w:rPr>
-                <w:rFonts w:cs="Times New Roman"/>
-              </w:rPr>
-            </w:pPr>
-          </w:p>
-        </w:tc>
-        <w:tc>
-          <w:tcPr>
-            <w:tcW w:w="1939" w:type="dxa"/>
-          </w:tcPr>
-          <w:p>
-            <w:pPr>
-              <w:rPr>
-                <w:rFonts w:cs="Times New Roman"/>
-              </w:rPr>
-            </w:pPr>
           </w:p>
         </w:tc>
       </w:tr>
@@ -22059,11 +21297,11 @@
     <w:p>
       <w:pPr>
         <w:keepNext/>
-        <w:spacing w:before="120"/>
+        <w:pageBreakBefore/>
       </w:pPr>
       <w:r>
         <w:lastRenderedPageBreak/>
-        <w:t>3.9 кестенің жалғасы</w:t>
+        <w:t>3.9-кестенің жалғасы</w:t>
       </w:r>
     </w:p>
     <w:tbl>
@@ -22092,6 +21330,11 @@
             <w:tcW w:w="1484" w:type="dxa"/>
           </w:tcPr>
           <w:p>
+            <w:pPr>
+              <w:rPr>
+                <w:rFonts w:cs="Times New Roman"/>
+              </w:rPr>
+            </w:pPr>
             <w:r>
               <w:rPr>
                 <w:rFonts w:cs="Times New Roman"/>
@@ -22106,6 +21349,11 @@
             <w:tcW w:w="1242" w:type="dxa"/>
           </w:tcPr>
           <w:p>
+            <w:pPr>
+              <w:rPr>
+                <w:rFonts w:cs="Times New Roman"/>
+              </w:rPr>
+            </w:pPr>
             <w:r>
               <w:rPr>
                 <w:rFonts w:cs="Times New Roman"/>
@@ -22120,6 +21368,11 @@
             <w:tcW w:w="2447" w:type="dxa"/>
           </w:tcPr>
           <w:p>
+            <w:pPr>
+              <w:rPr>
+                <w:rFonts w:cs="Times New Roman"/>
+              </w:rPr>
+            </w:pPr>
             <w:r>
               <w:rPr>
                 <w:rFonts w:cs="Times New Roman"/>
@@ -22134,6 +21387,11 @@
             <w:tcW w:w="1199" w:type="dxa"/>
           </w:tcPr>
           <w:p>
+            <w:pPr>
+              <w:rPr>
+                <w:rFonts w:cs="Times New Roman"/>
+              </w:rPr>
+            </w:pPr>
             <w:r>
               <w:rPr>
                 <w:rFonts w:cs="Times New Roman"/>
@@ -22148,6 +21406,11 @@
             <w:tcW w:w="1221" w:type="dxa"/>
           </w:tcPr>
           <w:p>
+            <w:pPr>
+              <w:rPr>
+                <w:rFonts w:cs="Times New Roman"/>
+              </w:rPr>
+            </w:pPr>
             <w:r>
               <w:rPr>
                 <w:rFonts w:cs="Times New Roman"/>
@@ -22162,6 +21425,11 @@
             <w:tcW w:w="2261" w:type="dxa"/>
           </w:tcPr>
           <w:p>
+            <w:pPr>
+              <w:rPr>
+                <w:rFonts w:cs="Times New Roman"/>
+              </w:rPr>
+            </w:pPr>
             <w:r>
               <w:rPr>
                 <w:rFonts w:cs="Times New Roman"/>
@@ -22169,85 +21437,6 @@
               </w:rPr>
               <w:t>Гистограммалық азаю</w:t>
             </w:r>
-          </w:p>
-        </w:tc>
-      </w:tr>
-      <w:tr>
-        <w:trPr>
-          <w:cantSplit/>
-          <w:tblHeader/>
-          <w:jc w:val="center"/>
-        </w:trPr>
-        <w:tc>
-          <w:tcPr>
-            <w:tcW w:w="1484" w:type="dxa"/>
-          </w:tcPr>
-          <w:p>
-            <w:pPr>
-              <w:rPr>
-                <w:rFonts w:cs="Times New Roman"/>
-              </w:rPr>
-            </w:pPr>
-          </w:p>
-        </w:tc>
-        <w:tc>
-          <w:tcPr>
-            <w:tcW w:w="1242" w:type="dxa"/>
-          </w:tcPr>
-          <w:p>
-            <w:pPr>
-              <w:rPr>
-                <w:rFonts w:cs="Times New Roman"/>
-              </w:rPr>
-            </w:pPr>
-          </w:p>
-        </w:tc>
-        <w:tc>
-          <w:tcPr>
-            <w:tcW w:w="2447" w:type="dxa"/>
-          </w:tcPr>
-          <w:p>
-            <w:pPr>
-              <w:rPr>
-                <w:rFonts w:cs="Times New Roman"/>
-              </w:rPr>
-            </w:pPr>
-          </w:p>
-        </w:tc>
-        <w:tc>
-          <w:tcPr>
-            <w:tcW w:w="1199" w:type="dxa"/>
-          </w:tcPr>
-          <w:p>
-            <w:pPr>
-              <w:rPr>
-                <w:rFonts w:cs="Times New Roman"/>
-              </w:rPr>
-            </w:pPr>
-          </w:p>
-        </w:tc>
-        <w:tc>
-          <w:tcPr>
-            <w:tcW w:w="1221" w:type="dxa"/>
-          </w:tcPr>
-          <w:p>
-            <w:pPr>
-              <w:rPr>
-                <w:rFonts w:cs="Times New Roman"/>
-              </w:rPr>
-            </w:pPr>
-          </w:p>
-        </w:tc>
-        <w:tc>
-          <w:tcPr>
-            <w:tcW w:w="2261" w:type="dxa"/>
-          </w:tcPr>
-          <w:p>
-            <w:pPr>
-              <w:rPr>
-                <w:rFonts w:cs="Times New Roman"/>
-              </w:rPr>
-            </w:pPr>
           </w:p>
         </w:tc>
       </w:tr>
@@ -22583,7 +21772,7 @@
         </w:rPr>
         <w:lastRenderedPageBreak/>
         <w:drawing>
-          <wp:inline distT="0" distB="0" distL="0" distR="0" wp14:anchorId="2E4225AC" wp14:editId="3AABFDD8">
+          <wp:inline distT="0" distB="0" distL="0" distR="0" wp14:anchorId="556EF1AC" wp14:editId="1C3A27DB">
             <wp:extent cx="5940000" cy="2213778"/>
             <wp:effectExtent l="0" t="0" r="0" b="0"/>
             <wp:docPr id="13" name="Picture 13"/>
@@ -24567,7 +23756,7 @@
         </w:trPr>
         <w:tc>
           <w:tcPr>
-            <w:tcW w:w="1071" w:type="dxa"/>
+            <w:tcW w:w="1943" w:type="dxa"/>
           </w:tcPr>
           <w:p>
             <w:r>
@@ -24581,7 +23770,7 @@
         </w:tc>
         <w:tc>
           <w:tcPr>
-            <w:tcW w:w="1071" w:type="dxa"/>
+            <w:tcW w:w="413" w:type="dxa"/>
           </w:tcPr>
           <w:p>
             <w:r>
@@ -24595,7 +23784,7 @@
         </w:tc>
         <w:tc>
           <w:tcPr>
-            <w:tcW w:w="1071" w:type="dxa"/>
+            <w:tcW w:w="970" w:type="dxa"/>
           </w:tcPr>
           <w:p>
             <w:r>
@@ -24609,7 +23798,7 @@
         </w:tc>
         <w:tc>
           <w:tcPr>
-            <w:tcW w:w="1071" w:type="dxa"/>
+            <w:tcW w:w="1886" w:type="dxa"/>
           </w:tcPr>
           <w:p>
             <w:r>
@@ -24623,7 +23812,7 @@
         </w:tc>
         <w:tc>
           <w:tcPr>
-            <w:tcW w:w="1071" w:type="dxa"/>
+            <w:tcW w:w="970" w:type="dxa"/>
           </w:tcPr>
           <w:p>
             <w:r>
@@ -24637,7 +23826,7 @@
         </w:tc>
         <w:tc>
           <w:tcPr>
-            <w:tcW w:w="1071" w:type="dxa"/>
+            <w:tcW w:w="986" w:type="dxa"/>
           </w:tcPr>
           <w:p>
             <w:r>
@@ -24651,7 +23840,7 @@
         </w:tc>
         <w:tc>
           <w:tcPr>
-            <w:tcW w:w="1071" w:type="dxa"/>
+            <w:tcW w:w="759" w:type="dxa"/>
           </w:tcPr>
           <w:p>
             <w:r>
@@ -24665,7 +23854,7 @@
         </w:tc>
         <w:tc>
           <w:tcPr>
-            <w:tcW w:w="1071" w:type="dxa"/>
+            <w:tcW w:w="1168" w:type="dxa"/>
           </w:tcPr>
           <w:p>
             <w:r>
@@ -24679,7 +23868,7 @@
         </w:tc>
         <w:tc>
           <w:tcPr>
-            <w:tcW w:w="1071" w:type="dxa"/>
+            <w:tcW w:w="759" w:type="dxa"/>
           </w:tcPr>
           <w:p>
             <w:r>
@@ -24699,7 +23888,7 @@
         </w:trPr>
         <w:tc>
           <w:tcPr>
-            <w:tcW w:w="1071" w:type="dxa"/>
+            <w:tcW w:w="1943" w:type="dxa"/>
           </w:tcPr>
           <w:p>
             <w:r>
@@ -24712,7 +23901,7 @@
         </w:tc>
         <w:tc>
           <w:tcPr>
-            <w:tcW w:w="1071" w:type="dxa"/>
+            <w:tcW w:w="413" w:type="dxa"/>
           </w:tcPr>
           <w:p>
             <w:r>
@@ -24725,7 +23914,7 @@
         </w:tc>
         <w:tc>
           <w:tcPr>
-            <w:tcW w:w="1071" w:type="dxa"/>
+            <w:tcW w:w="970" w:type="dxa"/>
           </w:tcPr>
           <w:p>
             <w:r>
@@ -24738,7 +23927,7 @@
         </w:tc>
         <w:tc>
           <w:tcPr>
-            <w:tcW w:w="1071" w:type="dxa"/>
+            <w:tcW w:w="1886" w:type="dxa"/>
           </w:tcPr>
           <w:p>
             <w:r>
@@ -24751,7 +23940,7 @@
         </w:tc>
         <w:tc>
           <w:tcPr>
-            <w:tcW w:w="1071" w:type="dxa"/>
+            <w:tcW w:w="970" w:type="dxa"/>
           </w:tcPr>
           <w:p>
             <w:r>
@@ -24764,7 +23953,7 @@
         </w:tc>
         <w:tc>
           <w:tcPr>
-            <w:tcW w:w="1071" w:type="dxa"/>
+            <w:tcW w:w="986" w:type="dxa"/>
           </w:tcPr>
           <w:p>
             <w:r>
@@ -24777,7 +23966,7 @@
         </w:tc>
         <w:tc>
           <w:tcPr>
-            <w:tcW w:w="1071" w:type="dxa"/>
+            <w:tcW w:w="759" w:type="dxa"/>
           </w:tcPr>
           <w:p>
             <w:r>
@@ -24790,7 +23979,7 @@
         </w:tc>
         <w:tc>
           <w:tcPr>
-            <w:tcW w:w="1071" w:type="dxa"/>
+            <w:tcW w:w="1168" w:type="dxa"/>
           </w:tcPr>
           <w:p>
             <w:r>
@@ -24803,7 +23992,7 @@
         </w:tc>
         <w:tc>
           <w:tcPr>
-            <w:tcW w:w="1071" w:type="dxa"/>
+            <w:tcW w:w="759" w:type="dxa"/>
           </w:tcPr>
           <w:p>
             <w:r>
@@ -24811,6 +24000,213 @@
                 <w:rFonts w:cs="Times New Roman"/>
               </w:rPr>
               <w:t>0.0053</w:t>
+            </w:r>
+          </w:p>
+        </w:tc>
+      </w:tr>
+    </w:tbl>
+    <w:p>
+      <w:pPr>
+        <w:keepNext/>
+        <w:pageBreakBefore/>
+      </w:pPr>
+      <w:r>
+        <w:lastRenderedPageBreak/>
+        <w:t>3.12-кестенің жалғасы</w:t>
+      </w:r>
+    </w:p>
+    <w:tbl>
+      <w:tblPr>
+        <w:tblStyle w:val="TableGrid"/>
+        <w:tblW w:w="0" w:type="auto"/>
+        <w:jc w:val="center"/>
+        <w:tblLook w:val="04A0" w:firstRow="1" w:lastRow="0" w:firstColumn="1" w:lastColumn="0" w:noHBand="0" w:noVBand="1"/>
+      </w:tblPr>
+      <w:tblGrid>
+        <w:gridCol w:w="1333"/>
+        <w:gridCol w:w="433"/>
+        <w:gridCol w:w="1045"/>
+        <w:gridCol w:w="2051"/>
+        <w:gridCol w:w="1044"/>
+        <w:gridCol w:w="1062"/>
+        <w:gridCol w:w="812"/>
+        <w:gridCol w:w="1262"/>
+        <w:gridCol w:w="812"/>
+      </w:tblGrid>
+      <w:tr>
+        <w:trPr>
+          <w:cantSplit/>
+          <w:tblHeader/>
+          <w:jc w:val="center"/>
+        </w:trPr>
+        <w:tc>
+          <w:tcPr>
+            <w:tcW w:w="1943" w:type="dxa"/>
+          </w:tcPr>
+          <w:p>
+            <w:pPr>
+              <w:rPr>
+                <w:rFonts w:cs="Times New Roman"/>
+              </w:rPr>
+            </w:pPr>
+            <w:r>
+              <w:rPr>
+                <w:rFonts w:cs="Times New Roman"/>
+                <w:b/>
+              </w:rPr>
+              <w:t>Зақымдану түрі</w:t>
+            </w:r>
+          </w:p>
+        </w:tc>
+        <w:tc>
+          <w:tcPr>
+            <w:tcW w:w="413" w:type="dxa"/>
+          </w:tcPr>
+          <w:p>
+            <w:pPr>
+              <w:rPr>
+                <w:rFonts w:cs="Times New Roman"/>
+              </w:rPr>
+            </w:pPr>
+            <w:r>
+              <w:rPr>
+                <w:rFonts w:cs="Times New Roman"/>
+                <w:b/>
+              </w:rPr>
+              <w:t>n</w:t>
+            </w:r>
+          </w:p>
+        </w:tc>
+        <w:tc>
+          <w:tcPr>
+            <w:tcW w:w="970" w:type="dxa"/>
+          </w:tcPr>
+          <w:p>
+            <w:pPr>
+              <w:rPr>
+                <w:rFonts w:cs="Times New Roman"/>
+              </w:rPr>
+            </w:pPr>
+            <w:r>
+              <w:rPr>
+                <w:rFonts w:cs="Times New Roman"/>
+                <w:b/>
+              </w:rPr>
+              <w:t>Беттесу, базалық</w:t>
+            </w:r>
+          </w:p>
+        </w:tc>
+        <w:tc>
+          <w:tcPr>
+            <w:tcW w:w="1886" w:type="dxa"/>
+          </w:tcPr>
+          <w:p>
+            <w:pPr>
+              <w:rPr>
+                <w:rFonts w:cs="Times New Roman"/>
+              </w:rPr>
+            </w:pPr>
+            <w:r>
+              <w:rPr>
+                <w:rFonts w:cs="Times New Roman"/>
+                <w:b/>
+              </w:rPr>
+              <w:t>Беттесу, интеграцияланған</w:t>
+            </w:r>
+          </w:p>
+        </w:tc>
+        <w:tc>
+          <w:tcPr>
+            <w:tcW w:w="970" w:type="dxa"/>
+          </w:tcPr>
+          <w:p>
+            <w:pPr>
+              <w:rPr>
+                <w:rFonts w:cs="Times New Roman"/>
+              </w:rPr>
+            </w:pPr>
+            <w:r>
+              <w:rPr>
+                <w:rFonts w:cs="Times New Roman"/>
+                <w:b/>
+              </w:rPr>
+              <w:t>Айырма</w:t>
+            </w:r>
+          </w:p>
+        </w:tc>
+        <w:tc>
+          <w:tcPr>
+            <w:tcW w:w="986" w:type="dxa"/>
+          </w:tcPr>
+          <w:p>
+            <w:pPr>
+              <w:rPr>
+                <w:rFonts w:cs="Times New Roman"/>
+              </w:rPr>
+            </w:pPr>
+            <w:r>
+              <w:rPr>
+                <w:rFonts w:cs="Times New Roman"/>
+                <w:b/>
+              </w:rPr>
+              <w:t>95% аралық</w:t>
+            </w:r>
+          </w:p>
+        </w:tc>
+        <w:tc>
+          <w:tcPr>
+            <w:tcW w:w="759" w:type="dxa"/>
+          </w:tcPr>
+          <w:p>
+            <w:pPr>
+              <w:rPr>
+                <w:rFonts w:cs="Times New Roman"/>
+              </w:rPr>
+            </w:pPr>
+            <w:r>
+              <w:rPr>
+                <w:rFonts w:cs="Times New Roman"/>
+                <w:b/>
+              </w:rPr>
+              <w:t>p</w:t>
+            </w:r>
+          </w:p>
+        </w:tc>
+        <w:tc>
+          <w:tcPr>
+            <w:tcW w:w="1168" w:type="dxa"/>
+          </w:tcPr>
+          <w:p>
+            <w:pPr>
+              <w:rPr>
+                <w:rFonts w:cs="Times New Roman"/>
+              </w:rPr>
+            </w:pPr>
+            <w:r>
+              <w:rPr>
+                <w:rFonts w:cs="Times New Roman"/>
+                <w:b/>
+              </w:rPr>
+              <w:t>Бірігу айырмасы</w:t>
+            </w:r>
+          </w:p>
+        </w:tc>
+        <w:tc>
+          <w:tcPr>
+            <w:tcW w:w="759" w:type="dxa"/>
+          </w:tcPr>
+          <w:p>
+            <w:pPr>
+              <w:rPr>
+                <w:rFonts w:cs="Times New Roman"/>
+              </w:rPr>
+            </w:pPr>
+            <w:r>
+              <w:rPr>
+                <w:rFonts w:cs="Times New Roman"/>
+                <w:b/>
+              </w:rPr>
+              <w:t>p</w:t>
             </w:r>
           </w:p>
         </w:tc>
@@ -24822,21 +24218,20 @@
         </w:trPr>
         <w:tc>
           <w:tcPr>
-            <w:tcW w:w="1071" w:type="dxa"/>
-          </w:tcPr>
-          <w:p>
-            <w:r>
-              <w:rPr>
-                <w:rFonts w:cs="Times New Roman"/>
-              </w:rPr>
-              <w:lastRenderedPageBreak/>
+            <w:tcW w:w="1943" w:type="dxa"/>
+          </w:tcPr>
+          <w:p>
+            <w:r>
+              <w:rPr>
+                <w:rFonts w:cs="Times New Roman"/>
+              </w:rPr>
               <w:t>Қан құйылулар</w:t>
             </w:r>
           </w:p>
         </w:tc>
         <w:tc>
           <w:tcPr>
-            <w:tcW w:w="1071" w:type="dxa"/>
+            <w:tcW w:w="413" w:type="dxa"/>
           </w:tcPr>
           <w:p>
             <w:r>
@@ -24849,7 +24244,7 @@
         </w:tc>
         <w:tc>
           <w:tcPr>
-            <w:tcW w:w="1071" w:type="dxa"/>
+            <w:tcW w:w="970" w:type="dxa"/>
           </w:tcPr>
           <w:p>
             <w:r>
@@ -24862,7 +24257,7 @@
         </w:tc>
         <w:tc>
           <w:tcPr>
-            <w:tcW w:w="1071" w:type="dxa"/>
+            <w:tcW w:w="1886" w:type="dxa"/>
           </w:tcPr>
           <w:p>
             <w:r>
@@ -24875,7 +24270,7 @@
         </w:tc>
         <w:tc>
           <w:tcPr>
-            <w:tcW w:w="1071" w:type="dxa"/>
+            <w:tcW w:w="970" w:type="dxa"/>
           </w:tcPr>
           <w:p>
             <w:r>
@@ -24888,7 +24283,7 @@
         </w:tc>
         <w:tc>
           <w:tcPr>
-            <w:tcW w:w="1071" w:type="dxa"/>
+            <w:tcW w:w="986" w:type="dxa"/>
           </w:tcPr>
           <w:p>
             <w:r>
@@ -24901,7 +24296,7 @@
         </w:tc>
         <w:tc>
           <w:tcPr>
-            <w:tcW w:w="1071" w:type="dxa"/>
+            <w:tcW w:w="759" w:type="dxa"/>
           </w:tcPr>
           <w:p>
             <w:r>
@@ -24914,7 +24309,7 @@
         </w:tc>
         <w:tc>
           <w:tcPr>
-            <w:tcW w:w="1071" w:type="dxa"/>
+            <w:tcW w:w="1168" w:type="dxa"/>
           </w:tcPr>
           <w:p>
             <w:r>
@@ -24927,7 +24322,7 @@
         </w:tc>
         <w:tc>
           <w:tcPr>
-            <w:tcW w:w="1071" w:type="dxa"/>
+            <w:tcW w:w="759" w:type="dxa"/>
           </w:tcPr>
           <w:p>
             <w:r>
@@ -24946,7 +24341,7 @@
         </w:trPr>
         <w:tc>
           <w:tcPr>
-            <w:tcW w:w="1071" w:type="dxa"/>
+            <w:tcW w:w="1943" w:type="dxa"/>
           </w:tcPr>
           <w:p>
             <w:r>
@@ -24959,7 +24354,7 @@
         </w:tc>
         <w:tc>
           <w:tcPr>
-            <w:tcW w:w="1071" w:type="dxa"/>
+            <w:tcW w:w="413" w:type="dxa"/>
           </w:tcPr>
           <w:p>
             <w:r>
@@ -24972,7 +24367,7 @@
         </w:tc>
         <w:tc>
           <w:tcPr>
-            <w:tcW w:w="1071" w:type="dxa"/>
+            <w:tcW w:w="970" w:type="dxa"/>
           </w:tcPr>
           <w:p>
             <w:r>
@@ -24985,7 +24380,7 @@
         </w:tc>
         <w:tc>
           <w:tcPr>
-            <w:tcW w:w="1071" w:type="dxa"/>
+            <w:tcW w:w="1886" w:type="dxa"/>
           </w:tcPr>
           <w:p>
             <w:r>
@@ -24998,7 +24393,7 @@
         </w:tc>
         <w:tc>
           <w:tcPr>
-            <w:tcW w:w="1071" w:type="dxa"/>
+            <w:tcW w:w="970" w:type="dxa"/>
           </w:tcPr>
           <w:p>
             <w:r>
@@ -25011,7 +24406,7 @@
         </w:tc>
         <w:tc>
           <w:tcPr>
-            <w:tcW w:w="1071" w:type="dxa"/>
+            <w:tcW w:w="986" w:type="dxa"/>
           </w:tcPr>
           <w:p>
             <w:r>
@@ -25024,7 +24419,7 @@
         </w:tc>
         <w:tc>
           <w:tcPr>
-            <w:tcW w:w="1071" w:type="dxa"/>
+            <w:tcW w:w="759" w:type="dxa"/>
           </w:tcPr>
           <w:p>
             <w:r>
@@ -25037,7 +24432,7 @@
         </w:tc>
         <w:tc>
           <w:tcPr>
-            <w:tcW w:w="1071" w:type="dxa"/>
+            <w:tcW w:w="1168" w:type="dxa"/>
           </w:tcPr>
           <w:p>
             <w:r>
@@ -25050,7 +24445,7 @@
         </w:tc>
         <w:tc>
           <w:tcPr>
-            <w:tcW w:w="1071" w:type="dxa"/>
+            <w:tcW w:w="759" w:type="dxa"/>
           </w:tcPr>
           <w:p>
             <w:r>
@@ -25069,7 +24464,7 @@
         </w:trPr>
         <w:tc>
           <w:tcPr>
-            <w:tcW w:w="1071" w:type="dxa"/>
+            <w:tcW w:w="1943" w:type="dxa"/>
           </w:tcPr>
           <w:p>
             <w:r>
@@ -25082,7 +24477,7 @@
         </w:tc>
         <w:tc>
           <w:tcPr>
-            <w:tcW w:w="1071" w:type="dxa"/>
+            <w:tcW w:w="413" w:type="dxa"/>
           </w:tcPr>
           <w:p>
             <w:r>
@@ -25095,7 +24490,7 @@
         </w:tc>
         <w:tc>
           <w:tcPr>
-            <w:tcW w:w="1071" w:type="dxa"/>
+            <w:tcW w:w="970" w:type="dxa"/>
           </w:tcPr>
           <w:p>
             <w:r>
@@ -25108,7 +24503,7 @@
         </w:tc>
         <w:tc>
           <w:tcPr>
-            <w:tcW w:w="1071" w:type="dxa"/>
+            <w:tcW w:w="1886" w:type="dxa"/>
           </w:tcPr>
           <w:p>
             <w:r>
@@ -25121,7 +24516,7 @@
         </w:tc>
         <w:tc>
           <w:tcPr>
-            <w:tcW w:w="1071" w:type="dxa"/>
+            <w:tcW w:w="970" w:type="dxa"/>
           </w:tcPr>
           <w:p>
             <w:r>
@@ -25134,7 +24529,7 @@
         </w:tc>
         <w:tc>
           <w:tcPr>
-            <w:tcW w:w="1071" w:type="dxa"/>
+            <w:tcW w:w="986" w:type="dxa"/>
           </w:tcPr>
           <w:p>
             <w:r>
@@ -25147,7 +24542,7 @@
         </w:tc>
         <w:tc>
           <w:tcPr>
-            <w:tcW w:w="1071" w:type="dxa"/>
+            <w:tcW w:w="759" w:type="dxa"/>
           </w:tcPr>
           <w:p>
             <w:r>
@@ -25160,7 +24555,7 @@
         </w:tc>
         <w:tc>
           <w:tcPr>
-            <w:tcW w:w="1071" w:type="dxa"/>
+            <w:tcW w:w="1168" w:type="dxa"/>
           </w:tcPr>
           <w:p>
             <w:r>
@@ -25173,7 +24568,7 @@
         </w:tc>
         <w:tc>
           <w:tcPr>
-            <w:tcW w:w="1071" w:type="dxa"/>
+            <w:tcW w:w="759" w:type="dxa"/>
           </w:tcPr>
           <w:p>
             <w:r>
@@ -25259,7 +24654,7 @@
         </w:rPr>
         <w:lastRenderedPageBreak/>
         <w:drawing>
-          <wp:inline distT="0" distB="0" distL="0" distR="0" wp14:anchorId="73361072" wp14:editId="7C21E277">
+          <wp:inline distT="0" distB="0" distL="0" distR="0" wp14:anchorId="7E17CFBA" wp14:editId="7289043C">
             <wp:extent cx="5147366" cy="3421413"/>
             <wp:effectExtent l="0" t="0" r="0" b="0"/>
             <wp:docPr id="14" name="Picture 14"/>
@@ -26498,11 +25893,11 @@
         <w:tblLook w:val="04A0" w:firstRow="1" w:lastRow="0" w:firstColumn="1" w:lastColumn="0" w:noHBand="0" w:noVBand="1"/>
       </w:tblPr>
       <w:tblGrid>
-        <w:gridCol w:w="1845"/>
-        <w:gridCol w:w="2431"/>
-        <w:gridCol w:w="1816"/>
-        <w:gridCol w:w="2015"/>
-        <w:gridCol w:w="1747"/>
+        <w:gridCol w:w="1308"/>
+        <w:gridCol w:w="2405"/>
+        <w:gridCol w:w="2001"/>
+        <w:gridCol w:w="2190"/>
+        <w:gridCol w:w="1950"/>
       </w:tblGrid>
       <w:tr>
         <w:trPr>
@@ -26581,14 +25976,311 @@
           </w:p>
         </w:tc>
       </w:tr>
+      <w:tr>
+        <w:trPr>
+          <w:cantSplit/>
+          <w:jc w:val="center"/>
+        </w:trPr>
+        <w:tc>
+          <w:tcPr>
+            <w:tcW w:w="1892" w:type="dxa"/>
+          </w:tcPr>
+          <w:p>
+            <w:r>
+              <w:rPr>
+                <w:rFonts w:cs="Times New Roman"/>
+              </w:rPr>
+              <w:t>Gulshan т.б. [17]</w:t>
+            </w:r>
+          </w:p>
+        </w:tc>
+        <w:tc>
+          <w:tcPr>
+            <w:tcW w:w="2239" w:type="dxa"/>
+          </w:tcPr>
+          <w:p>
+            <w:r>
+              <w:rPr>
+                <w:rFonts w:cs="Times New Roman"/>
+              </w:rPr>
+              <w:t>Бинарлы, жолдама берілуге тиіс</w:t>
+            </w:r>
+          </w:p>
+        </w:tc>
+        <w:tc>
+          <w:tcPr>
+            <w:tcW w:w="1865" w:type="dxa"/>
+          </w:tcPr>
+          <w:p>
+            <w:r>
+              <w:rPr>
+                <w:rFonts w:cs="Times New Roman"/>
+              </w:rPr>
+              <w:t>Жабық оқыту деректері; екі ретроспективті валидация жиыны</w:t>
+            </w:r>
+          </w:p>
+        </w:tc>
+        <w:tc>
+          <w:tcPr>
+            <w:tcW w:w="2040" w:type="dxa"/>
+          </w:tcPr>
+          <w:p>
+            <w:r>
+              <w:rPr>
+                <w:rFonts w:cs="Times New Roman"/>
+              </w:rPr>
+              <w:t>Офтальмологтар алқасы</w:t>
+            </w:r>
+          </w:p>
+        </w:tc>
+        <w:tc>
+          <w:tcPr>
+            <w:tcW w:w="1818" w:type="dxa"/>
+          </w:tcPr>
+          <w:p>
+            <w:r>
+              <w:rPr>
+                <w:rFonts w:cs="Times New Roman"/>
+              </w:rPr>
+              <w:t>ROC-AUC 0.991 және 0.990</w:t>
+            </w:r>
+          </w:p>
+        </w:tc>
+      </w:tr>
+      <w:tr>
+        <w:trPr>
+          <w:cantSplit/>
+          <w:jc w:val="center"/>
+        </w:trPr>
+        <w:tc>
+          <w:tcPr>
+            <w:tcW w:w="1892" w:type="dxa"/>
+          </w:tcPr>
+          <w:p>
+            <w:r>
+              <w:rPr>
+                <w:rFonts w:cs="Times New Roman"/>
+              </w:rPr>
+              <w:t>Ting т.б. [59]</w:t>
+            </w:r>
+          </w:p>
+        </w:tc>
+        <w:tc>
+          <w:tcPr>
+            <w:tcW w:w="2239" w:type="dxa"/>
+          </w:tcPr>
+          <w:p>
+            <w:r>
+              <w:rPr>
+                <w:rFonts w:cs="Times New Roman"/>
+              </w:rPr>
+              <w:t>Бинарлы, жолдама берілуге тиіс</w:t>
+            </w:r>
+          </w:p>
+        </w:tc>
+        <w:tc>
+          <w:tcPr>
+            <w:tcW w:w="1865" w:type="dxa"/>
+          </w:tcPr>
+          <w:p>
+            <w:r>
+              <w:rPr>
+                <w:rFonts w:cs="Times New Roman"/>
+              </w:rPr>
+              <w:t xml:space="preserve">Ұлттық </w:t>
+            </w:r>
+            <w:r>
+              <w:rPr>
+                <w:rFonts w:cs="Times New Roman"/>
+              </w:rPr>
+              <w:t>бағдарлама, он сыртқы когорт</w:t>
+            </w:r>
+          </w:p>
+        </w:tc>
+        <w:tc>
+          <w:tcPr>
+            <w:tcW w:w="2040" w:type="dxa"/>
+          </w:tcPr>
+          <w:p>
+            <w:r>
+              <w:rPr>
+                <w:rFonts w:cs="Times New Roman"/>
+              </w:rPr>
+              <w:t>Бүркемеленген торқабық маманы</w:t>
+            </w:r>
+          </w:p>
+        </w:tc>
+        <w:tc>
+          <w:tcPr>
+            <w:tcW w:w="1818" w:type="dxa"/>
+          </w:tcPr>
+          <w:p>
+            <w:r>
+              <w:rPr>
+                <w:rFonts w:cs="Times New Roman"/>
+              </w:rPr>
+              <w:t>ROC-AUC 0.936</w:t>
+            </w:r>
+          </w:p>
+        </w:tc>
+      </w:tr>
+      <w:tr>
+        <w:trPr>
+          <w:cantSplit/>
+          <w:jc w:val="center"/>
+        </w:trPr>
+        <w:tc>
+          <w:tcPr>
+            <w:tcW w:w="1892" w:type="dxa"/>
+          </w:tcPr>
+          <w:p>
+            <w:r>
+              <w:rPr>
+                <w:rFonts w:cs="Times New Roman"/>
+              </w:rPr>
+              <w:t>Abràmoff т.б. [58]</w:t>
+            </w:r>
+          </w:p>
+        </w:tc>
+        <w:tc>
+          <w:tcPr>
+            <w:tcW w:w="2239" w:type="dxa"/>
+          </w:tcPr>
+          <w:p>
+            <w:r>
+              <w:rPr>
+                <w:rFonts w:cs="Times New Roman"/>
+              </w:rPr>
+              <w:t>Бинарлы, автономды жолдама</w:t>
+            </w:r>
+          </w:p>
+        </w:tc>
+        <w:tc>
+          <w:tcPr>
+            <w:tcW w:w="1865" w:type="dxa"/>
+          </w:tcPr>
+          <w:p>
+            <w:r>
+              <w:rPr>
+                <w:rFonts w:cs="Times New Roman"/>
+              </w:rPr>
+              <w:t>Перспективті, 900 пациент, он алаң</w:t>
+            </w:r>
+          </w:p>
+        </w:tc>
+        <w:tc>
+          <w:tcPr>
+            <w:tcW w:w="2040" w:type="dxa"/>
+          </w:tcPr>
+          <w:p>
+            <w:r>
+              <w:rPr>
+                <w:rFonts w:cs="Times New Roman"/>
+              </w:rPr>
+              <w:t>Оқу орталығының дәрежелеуі</w:t>
+            </w:r>
+          </w:p>
+        </w:tc>
+        <w:tc>
+          <w:tcPr>
+            <w:tcW w:w="1818" w:type="dxa"/>
+          </w:tcPr>
+          <w:p>
+            <w:r>
+              <w:rPr>
+                <w:rFonts w:cs="Times New Roman"/>
+              </w:rPr>
+              <w:t>Сезімталдық 87.2%, спецификалық 90.7%</w:t>
+            </w:r>
+          </w:p>
+        </w:tc>
+      </w:tr>
+      <w:tr>
+        <w:trPr>
+          <w:cantSplit/>
+          <w:jc w:val="center"/>
+        </w:trPr>
+        <w:tc>
+          <w:tcPr>
+            <w:tcW w:w="1892" w:type="dxa"/>
+          </w:tcPr>
+          <w:p>
+            <w:r>
+              <w:rPr>
+                <w:rFonts w:cs="Times New Roman"/>
+              </w:rPr>
+              <w:t>Zhang т.б. [61]</w:t>
+            </w:r>
+          </w:p>
+        </w:tc>
+        <w:tc>
+          <w:tcPr>
+            <w:tcW w:w="2239" w:type="dxa"/>
+          </w:tcPr>
+          <w:p>
+            <w:r>
+              <w:rPr>
+                <w:rFonts w:cs="Times New Roman"/>
+              </w:rPr>
+              <w:t xml:space="preserve">Бинарлы, </w:t>
+            </w:r>
+            <w:r>
+              <w:rPr>
+                <w:rFonts w:cs="Times New Roman"/>
+              </w:rPr>
+              <w:t>жолдама берілуге тиіс, пациент деңгейінде</w:t>
+            </w:r>
+          </w:p>
+        </w:tc>
+        <w:tc>
+          <w:tcPr>
+            <w:tcW w:w="1865" w:type="dxa"/>
+          </w:tcPr>
+          <w:p>
+            <w:r>
+              <w:rPr>
+                <w:rFonts w:cs="Times New Roman"/>
+              </w:rPr>
+              <w:t>83 465 кескін, төрт орталық, жабық</w:t>
+            </w:r>
+          </w:p>
+        </w:tc>
+        <w:tc>
+          <w:tcPr>
+            <w:tcW w:w="2040" w:type="dxa"/>
+          </w:tcPr>
+          <w:p>
+            <w:r>
+              <w:rPr>
+                <w:rFonts w:cs="Times New Roman"/>
+              </w:rPr>
+              <w:t>Мамандар консенсусы</w:t>
+            </w:r>
+          </w:p>
+        </w:tc>
+        <w:tc>
+          <w:tcPr>
+            <w:tcW w:w="1818" w:type="dxa"/>
+          </w:tcPr>
+          <w:p>
+            <w:r>
+              <w:rPr>
+                <w:rFonts w:cs="Times New Roman"/>
+              </w:rPr>
+              <w:t>ROC-AUC 0.9848</w:t>
+            </w:r>
+          </w:p>
+        </w:tc>
+      </w:tr>
     </w:tbl>
     <w:p>
       <w:pPr>
         <w:keepNext/>
-        <w:spacing w:before="120"/>
-      </w:pPr>
-      <w:r>
-        <w:t>3.14 кестенің жалғасы</w:t>
+        <w:pageBreakBefore/>
+      </w:pPr>
+      <w:r>
+        <w:lastRenderedPageBreak/>
+        <w:t>3.14-кестенің жалғасы</w:t>
       </w:r>
     </w:p>
     <w:tbl>
@@ -26599,11 +26291,11 @@
         <w:tblLook w:val="04A0" w:firstRow="1" w:lastRow="0" w:firstColumn="1" w:lastColumn="0" w:noHBand="0" w:noVBand="1"/>
       </w:tblPr>
       <w:tblGrid>
-        <w:gridCol w:w="1845"/>
-        <w:gridCol w:w="2431"/>
-        <w:gridCol w:w="1816"/>
-        <w:gridCol w:w="2015"/>
-        <w:gridCol w:w="1747"/>
+        <w:gridCol w:w="2034"/>
+        <w:gridCol w:w="2410"/>
+        <w:gridCol w:w="1807"/>
+        <w:gridCol w:w="1650"/>
+        <w:gridCol w:w="1953"/>
       </w:tblGrid>
       <w:tr>
         <w:trPr>
@@ -26616,6 +26308,11 @@
             <w:tcW w:w="1892" w:type="dxa"/>
           </w:tcPr>
           <w:p>
+            <w:pPr>
+              <w:rPr>
+                <w:rFonts w:cs="Times New Roman"/>
+              </w:rPr>
+            </w:pPr>
             <w:r>
               <w:rPr>
                 <w:rFonts w:cs="Times New Roman"/>
@@ -26630,6 +26327,11 @@
             <w:tcW w:w="2239" w:type="dxa"/>
           </w:tcPr>
           <w:p>
+            <w:pPr>
+              <w:rPr>
+                <w:rFonts w:cs="Times New Roman"/>
+              </w:rPr>
+            </w:pPr>
             <w:r>
               <w:rPr>
                 <w:rFonts w:cs="Times New Roman"/>
@@ -26644,6 +26346,11 @@
             <w:tcW w:w="1865" w:type="dxa"/>
           </w:tcPr>
           <w:p>
+            <w:pPr>
+              <w:rPr>
+                <w:rFonts w:cs="Times New Roman"/>
+              </w:rPr>
+            </w:pPr>
             <w:r>
               <w:rPr>
                 <w:rFonts w:cs="Times New Roman"/>
@@ -26658,6 +26365,11 @@
             <w:tcW w:w="2040" w:type="dxa"/>
           </w:tcPr>
           <w:p>
+            <w:pPr>
+              <w:rPr>
+                <w:rFonts w:cs="Times New Roman"/>
+              </w:rPr>
+            </w:pPr>
             <w:r>
               <w:rPr>
                 <w:rFonts w:cs="Times New Roman"/>
@@ -26672,6 +26384,11 @@
             <w:tcW w:w="1818" w:type="dxa"/>
           </w:tcPr>
           <w:p>
+            <w:pPr>
+              <w:rPr>
+                <w:rFonts w:cs="Times New Roman"/>
+              </w:rPr>
+            </w:pPr>
             <w:r>
               <w:rPr>
                 <w:rFonts w:cs="Times New Roman"/>
@@ -26679,241 +26396,6 @@
               </w:rPr>
               <w:t>Мән</w:t>
             </w:r>
-          </w:p>
-        </w:tc>
-      </w:tr>
-    </w:tbl>
-    <w:p>
-      <w:pPr>
-        <w:keepNext/>
-        <w:spacing w:before="120"/>
-      </w:pPr>
-      <w:r>
-        <w:t>3.14 кестенің жалғасы</w:t>
-      </w:r>
-    </w:p>
-    <w:tbl>
-      <w:tblPr>
-        <w:tblStyle w:val="TableGrid"/>
-        <w:tblW w:w="0" w:type="auto"/>
-        <w:jc w:val="center"/>
-        <w:tblLook w:val="04A0" w:firstRow="1" w:lastRow="0" w:firstColumn="1" w:lastColumn="0" w:noHBand="0" w:noVBand="1"/>
-      </w:tblPr>
-      <w:tblGrid>
-        <w:gridCol w:w="1892"/>
-        <w:gridCol w:w="2239"/>
-        <w:gridCol w:w="1865"/>
-        <w:gridCol w:w="2040"/>
-        <w:gridCol w:w="1818"/>
-      </w:tblGrid>
-      <w:tr>
-        <w:trPr>
-          <w:cantSplit/>
-          <w:tblHeader/>
-          <w:jc w:val="center"/>
-        </w:trPr>
-        <w:tc>
-          <w:tcPr>
-            <w:tcW w:w="1892" w:type="dxa"/>
-          </w:tcPr>
-          <w:p>
-            <w:r>
-              <w:rPr>
-                <w:rFonts w:cs="Times New Roman"/>
-                <w:b/>
-              </w:rPr>
-              <w:t>Зерттеу немесе жүйе</w:t>
-            </w:r>
-          </w:p>
-        </w:tc>
-        <w:tc>
-          <w:tcPr>
-            <w:tcW w:w="2239" w:type="dxa"/>
-          </w:tcPr>
-          <w:p>
-            <w:r>
-              <w:rPr>
-                <w:rFonts w:cs="Times New Roman"/>
-                <w:b/>
-              </w:rPr>
-              <w:t>Айқындалғандай міндет</w:t>
-            </w:r>
-          </w:p>
-        </w:tc>
-        <w:tc>
-          <w:tcPr>
-            <w:tcW w:w="1865" w:type="dxa"/>
-          </w:tcPr>
-          <w:p>
-            <w:r>
-              <w:rPr>
-                <w:rFonts w:cs="Times New Roman"/>
-                <w:b/>
-              </w:rPr>
-              <w:t>Корпус</w:t>
-            </w:r>
-          </w:p>
-        </w:tc>
-        <w:tc>
-          <w:tcPr>
-            <w:tcW w:w="2040" w:type="dxa"/>
-          </w:tcPr>
-          <w:p>
-            <w:r>
-              <w:rPr>
-                <w:rFonts w:cs="Times New Roman"/>
-                <w:b/>
-              </w:rPr>
-              <w:t>Эталондық стандарт</w:t>
-            </w:r>
-          </w:p>
-        </w:tc>
-        <w:tc>
-          <w:tcPr>
-            <w:tcW w:w="1818" w:type="dxa"/>
-          </w:tcPr>
-          <w:p>
-            <w:r>
-              <w:rPr>
-                <w:rFonts w:cs="Times New Roman"/>
-                <w:b/>
-              </w:rPr>
-              <w:t>Мән</w:t>
-            </w:r>
-          </w:p>
-        </w:tc>
-      </w:tr>
-      <w:tr>
-        <w:trPr>
-          <w:cantSplit/>
-          <w:tblHeader/>
-          <w:jc w:val="center"/>
-        </w:trPr>
-        <w:tc>
-          <w:tcPr>
-            <w:tcW w:w="1892" w:type="dxa"/>
-          </w:tcPr>
-          <w:p>
-            <w:pPr>
-              <w:rPr>
-                <w:rFonts w:cs="Times New Roman"/>
-              </w:rPr>
-            </w:pPr>
-          </w:p>
-        </w:tc>
-        <w:tc>
-          <w:tcPr>
-            <w:tcW w:w="2239" w:type="dxa"/>
-          </w:tcPr>
-          <w:p>
-            <w:pPr>
-              <w:rPr>
-                <w:rFonts w:cs="Times New Roman"/>
-              </w:rPr>
-            </w:pPr>
-          </w:p>
-        </w:tc>
-        <w:tc>
-          <w:tcPr>
-            <w:tcW w:w="1865" w:type="dxa"/>
-          </w:tcPr>
-          <w:p>
-            <w:pPr>
-              <w:rPr>
-                <w:rFonts w:cs="Times New Roman"/>
-              </w:rPr>
-            </w:pPr>
-          </w:p>
-        </w:tc>
-        <w:tc>
-          <w:tcPr>
-            <w:tcW w:w="2040" w:type="dxa"/>
-          </w:tcPr>
-          <w:p>
-            <w:pPr>
-              <w:rPr>
-                <w:rFonts w:cs="Times New Roman"/>
-              </w:rPr>
-            </w:pPr>
-          </w:p>
-        </w:tc>
-        <w:tc>
-          <w:tcPr>
-            <w:tcW w:w="1818" w:type="dxa"/>
-          </w:tcPr>
-          <w:p>
-            <w:pPr>
-              <w:rPr>
-                <w:rFonts w:cs="Times New Roman"/>
-              </w:rPr>
-            </w:pPr>
-          </w:p>
-        </w:tc>
-      </w:tr>
-      <w:tr>
-        <w:trPr>
-          <w:cantSplit/>
-          <w:tblHeader/>
-          <w:jc w:val="center"/>
-        </w:trPr>
-        <w:tc>
-          <w:tcPr>
-            <w:tcW w:w="1892" w:type="dxa"/>
-          </w:tcPr>
-          <w:p>
-            <w:pPr>
-              <w:rPr>
-                <w:rFonts w:cs="Times New Roman"/>
-              </w:rPr>
-            </w:pPr>
-          </w:p>
-        </w:tc>
-        <w:tc>
-          <w:tcPr>
-            <w:tcW w:w="2239" w:type="dxa"/>
-          </w:tcPr>
-          <w:p>
-            <w:pPr>
-              <w:rPr>
-                <w:rFonts w:cs="Times New Roman"/>
-              </w:rPr>
-            </w:pPr>
-          </w:p>
-        </w:tc>
-        <w:tc>
-          <w:tcPr>
-            <w:tcW w:w="1865" w:type="dxa"/>
-          </w:tcPr>
-          <w:p>
-            <w:pPr>
-              <w:rPr>
-                <w:rFonts w:cs="Times New Roman"/>
-              </w:rPr>
-            </w:pPr>
-          </w:p>
-        </w:tc>
-        <w:tc>
-          <w:tcPr>
-            <w:tcW w:w="2040" w:type="dxa"/>
-          </w:tcPr>
-          <w:p>
-            <w:pPr>
-              <w:rPr>
-                <w:rFonts w:cs="Times New Roman"/>
-              </w:rPr>
-            </w:pPr>
-          </w:p>
-        </w:tc>
-        <w:tc>
-          <w:tcPr>
-            <w:tcW w:w="1818" w:type="dxa"/>
-          </w:tcPr>
-          <w:p>
-            <w:pPr>
-              <w:rPr>
-                <w:rFonts w:cs="Times New Roman"/>
-              </w:rPr>
-            </w:pPr>
           </w:p>
         </w:tc>
       </w:tr>
@@ -26931,7 +26413,7 @@
               <w:rPr>
                 <w:rFonts w:cs="Times New Roman"/>
               </w:rPr>
-              <w:t>Gulshan т.б. [17]</w:t>
+              <w:t>Ruamviboonsuk т.б. [62]</w:t>
             </w:r>
           </w:p>
         </w:tc>
@@ -26944,7 +26426,7 @@
               <w:rPr>
                 <w:rFonts w:cs="Times New Roman"/>
               </w:rPr>
-              <w:t>Бинарлы, жолдама берілуге тиіс</w:t>
+              <w:t>Бинарлы, көруге қауіп төндіретін</w:t>
             </w:r>
           </w:p>
         </w:tc>
@@ -26957,7 +26439,7 @@
               <w:rPr>
                 <w:rFonts w:cs="Times New Roman"/>
               </w:rPr>
-              <w:t>Жабық оқыту деректері; екі ретроспективті валидация жиыны</w:t>
+              <w:t>Перспективті орналастыру, тоғыз алаң</w:t>
             </w:r>
           </w:p>
         </w:tc>
@@ -26970,7 +26452,7 @@
               <w:rPr>
                 <w:rFonts w:cs="Times New Roman"/>
               </w:rPr>
-              <w:t>Офтальмологтар алқасы</w:t>
+              <w:t>Төрелікпен келісілген мамандар</w:t>
             </w:r>
           </w:p>
         </w:tc>
@@ -26983,7 +26465,13 @@
               <w:rPr>
                 <w:rFonts w:cs="Times New Roman"/>
               </w:rPr>
-              <w:t>ROC-AUC 0.991 және 0.990</w:t>
+              <w:t>Сезімталдық 91.4%,</w:t>
+            </w:r>
+            <w:r>
+              <w:rPr>
+                <w:rFonts w:cs="Times New Roman"/>
+              </w:rPr>
+              <w:t xml:space="preserve"> спецификалық 95.4%</w:t>
             </w:r>
           </w:p>
         </w:tc>
@@ -27002,7 +26490,7 @@
               <w:rPr>
                 <w:rFonts w:cs="Times New Roman"/>
               </w:rPr>
-              <w:t>Ting т.б. [59]</w:t>
+              <w:t>De Fauw т.б. [101]</w:t>
             </w:r>
           </w:p>
         </w:tc>
@@ -27015,7 +26503,7 @@
               <w:rPr>
                 <w:rFonts w:cs="Times New Roman"/>
               </w:rPr>
-              <w:t>Бинарлы, жолдама берілуге тиіс</w:t>
+              <w:t>Оптикалық когеренттік томографиядан жолдама</w:t>
             </w:r>
           </w:p>
         </w:tc>
@@ -27028,13 +26516,7 @@
               <w:rPr>
                 <w:rFonts w:cs="Times New Roman"/>
               </w:rPr>
-              <w:t xml:space="preserve">Ұлттық </w:t>
-            </w:r>
-            <w:r>
-              <w:rPr>
-                <w:rFonts w:cs="Times New Roman"/>
-              </w:rPr>
-              <w:t>бағдарлама, он сыртқы когорт</w:t>
+              <w:t>Жабық</w:t>
             </w:r>
           </w:p>
         </w:tc>
@@ -27047,7 +26529,7 @@
               <w:rPr>
                 <w:rFonts w:cs="Times New Roman"/>
               </w:rPr>
-              <w:t>Бүркемеленген торқабық маманы</w:t>
+              <w:t>Жолдама консенсусы</w:t>
             </w:r>
           </w:p>
         </w:tc>
@@ -27060,7 +26542,7 @@
               <w:rPr>
                 <w:rFonts w:cs="Times New Roman"/>
               </w:rPr>
-              <w:t>ROC-AUC 0.936</w:t>
+              <w:t>Өзге модальдік</w:t>
             </w:r>
           </w:p>
         </w:tc>
@@ -27079,8 +26561,7 @@
               <w:rPr>
                 <w:rFonts w:cs="Times New Roman"/>
               </w:rPr>
-              <w:lastRenderedPageBreak/>
-              <w:t>Abràmoff т.б. [58]</w:t>
+              <w:t>Rakhlin [15]</w:t>
             </w:r>
           </w:p>
         </w:tc>
@@ -27093,7 +26574,7 @@
               <w:rPr>
                 <w:rFonts w:cs="Times New Roman"/>
               </w:rPr>
-              <w:t>Бинарлы, автономды жолдама</w:t>
+              <w:t>Бинарлы, жолдама берілуге тиіс</w:t>
             </w:r>
           </w:p>
         </w:tc>
@@ -27106,7 +26587,7 @@
               <w:rPr>
                 <w:rFonts w:cs="Times New Roman"/>
               </w:rPr>
-              <w:t>Перспективті, 900 пациент, он алаң</w:t>
+              <w:t>EyePACS оқыту деректері, екі ашық тест жиыны</w:t>
             </w:r>
           </w:p>
         </w:tc>
@@ -27119,7 +26600,7 @@
               <w:rPr>
                 <w:rFonts w:cs="Times New Roman"/>
               </w:rPr>
-              <w:t>Оқу орталығының дәрежелеуі</w:t>
+              <w:t>Ашық деректер жиынының таңбалары</w:t>
             </w:r>
           </w:p>
         </w:tc>
@@ -27132,7 +26613,7 @@
               <w:rPr>
                 <w:rFonts w:cs="Times New Roman"/>
               </w:rPr>
-              <w:t>Сезімталдық 87.2%, спецификалық 90.7%</w:t>
+              <w:t>ROC-AUC 0.967 және 0.923</w:t>
             </w:r>
           </w:p>
         </w:tc>
@@ -27151,7 +26632,7 @@
               <w:rPr>
                 <w:rFonts w:cs="Times New Roman"/>
               </w:rPr>
-              <w:t>Zhang т.б. [61]</w:t>
+              <w:t>Wewetzer т.б. [65]</w:t>
             </w:r>
           </w:p>
         </w:tc>
@@ -27164,13 +26645,7 @@
               <w:rPr>
                 <w:rFonts w:cs="Times New Roman"/>
               </w:rPr>
-              <w:t xml:space="preserve">Бинарлы, </w:t>
-            </w:r>
-            <w:r>
-              <w:rPr>
-                <w:rFonts w:cs="Times New Roman"/>
-              </w:rPr>
-              <w:t>жолдама берілуге тиіс, пациент деңгейінде</w:t>
+              <w:t>Мета-талдау, бастапқы медициналық көмек</w:t>
             </w:r>
           </w:p>
         </w:tc>
@@ -27183,7 +26658,7 @@
               <w:rPr>
                 <w:rFonts w:cs="Times New Roman"/>
               </w:rPr>
-              <w:t>83 465 кескін, төрт орталық, жабық</w:t>
+              <w:t>Әртекті, біріктірілген</w:t>
             </w:r>
           </w:p>
         </w:tc>
@@ -27196,7 +26671,7 @@
               <w:rPr>
                 <w:rFonts w:cs="Times New Roman"/>
               </w:rPr>
-              <w:t>Мамандар консенсусы</w:t>
+              <w:t>Зерттеуге тәуелді</w:t>
             </w:r>
           </w:p>
         </w:tc>
@@ -27209,7 +26684,7 @@
               <w:rPr>
                 <w:rFonts w:cs="Times New Roman"/>
               </w:rPr>
-              <w:t>ROC-AUC 0.9848</w:t>
+              <w:t>Жиынтық ROC-AUC 0.9543</w:t>
             </w:r>
           </w:p>
         </w:tc>
@@ -27228,7 +26703,7 @@
               <w:rPr>
                 <w:rFonts w:cs="Times New Roman"/>
               </w:rPr>
-              <w:t>Ruamviboonsuk т.б. [62]</w:t>
+              <w:t>Осы жұмыс</w:t>
             </w:r>
           </w:p>
         </w:tc>
@@ -27241,7 +26716,7 @@
               <w:rPr>
                 <w:rFonts w:cs="Times New Roman"/>
               </w:rPr>
-              <w:t>Бинарлы, көруге қауіп төндіретін</w:t>
+              <w:t>Бес класты реттік дәрежелеу</w:t>
             </w:r>
           </w:p>
         </w:tc>
@@ -27254,7 +26729,13 @@
               <w:rPr>
                 <w:rFonts w:cs="Times New Roman"/>
               </w:rPr>
-              <w:t>Перспективті орналастыру, тоғыз алаң</w:t>
+              <w:t>EyePACS, пациент деңгейіндегі фолдтар; сыртқы корпустар нөлдік үйрет</w:t>
+            </w:r>
+            <w:r>
+              <w:rPr>
+                <w:rFonts w:cs="Times New Roman"/>
+              </w:rPr>
+              <w:t>умен</w:t>
             </w:r>
           </w:p>
         </w:tc>
@@ -27267,646 +26748,13 @@
               <w:rPr>
                 <w:rFonts w:cs="Times New Roman"/>
               </w:rPr>
-              <w:t>Төрелікпен келісілген мамандар</w:t>
+              <w:t>Ашық деректер жиынының таңбалары</w:t>
             </w:r>
           </w:p>
         </w:tc>
         <w:tc>
           <w:tcPr>
             <w:tcW w:w="1818" w:type="dxa"/>
-          </w:tcPr>
-          <w:p>
-            <w:r>
-              <w:rPr>
-                <w:rFonts w:cs="Times New Roman"/>
-              </w:rPr>
-              <w:t>Сезімталдық 91.4%,</w:t>
-            </w:r>
-            <w:r>
-              <w:rPr>
-                <w:rFonts w:cs="Times New Roman"/>
-              </w:rPr>
-              <w:t xml:space="preserve"> спецификалық 95.4%</w:t>
-            </w:r>
-          </w:p>
-        </w:tc>
-      </w:tr>
-      <w:tr>
-        <w:trPr>
-          <w:cantSplit/>
-          <w:jc w:val="center"/>
-        </w:trPr>
-        <w:tc>
-          <w:tcPr>
-            <w:tcW w:w="1892" w:type="dxa"/>
-          </w:tcPr>
-          <w:p>
-            <w:r>
-              <w:rPr>
-                <w:rFonts w:cs="Times New Roman"/>
-              </w:rPr>
-              <w:t>De Fauw т.б. [101]</w:t>
-            </w:r>
-          </w:p>
-        </w:tc>
-        <w:tc>
-          <w:tcPr>
-            <w:tcW w:w="2239" w:type="dxa"/>
-          </w:tcPr>
-          <w:p>
-            <w:r>
-              <w:rPr>
-                <w:rFonts w:cs="Times New Roman"/>
-              </w:rPr>
-              <w:t>Оптикалық когеренттік томографиядан жолдама</w:t>
-            </w:r>
-          </w:p>
-        </w:tc>
-        <w:tc>
-          <w:tcPr>
-            <w:tcW w:w="1865" w:type="dxa"/>
-          </w:tcPr>
-          <w:p>
-            <w:r>
-              <w:rPr>
-                <w:rFonts w:cs="Times New Roman"/>
-              </w:rPr>
-              <w:t>Жабық</w:t>
-            </w:r>
-          </w:p>
-        </w:tc>
-        <w:tc>
-          <w:tcPr>
-            <w:tcW w:w="2040" w:type="dxa"/>
-          </w:tcPr>
-          <w:p>
-            <w:r>
-              <w:rPr>
-                <w:rFonts w:cs="Times New Roman"/>
-              </w:rPr>
-              <w:t>Жолдама консенсусы</w:t>
-            </w:r>
-          </w:p>
-        </w:tc>
-        <w:tc>
-          <w:tcPr>
-            <w:tcW w:w="1818" w:type="dxa"/>
-          </w:tcPr>
-          <w:p>
-            <w:r>
-              <w:rPr>
-                <w:rFonts w:cs="Times New Roman"/>
-              </w:rPr>
-              <w:t>Өзге модальдік</w:t>
-            </w:r>
-          </w:p>
-        </w:tc>
-      </w:tr>
-      <w:tr>
-        <w:trPr>
-          <w:cantSplit/>
-          <w:jc w:val="center"/>
-        </w:trPr>
-        <w:tc>
-          <w:tcPr>
-            <w:tcW w:w="1892" w:type="dxa"/>
-          </w:tcPr>
-          <w:p>
-            <w:r>
-              <w:rPr>
-                <w:rFonts w:cs="Times New Roman"/>
-              </w:rPr>
-              <w:t>Rakhlin [15]</w:t>
-            </w:r>
-          </w:p>
-        </w:tc>
-        <w:tc>
-          <w:tcPr>
-            <w:tcW w:w="2239" w:type="dxa"/>
-          </w:tcPr>
-          <w:p>
-            <w:r>
-              <w:rPr>
-                <w:rFonts w:cs="Times New Roman"/>
-              </w:rPr>
-              <w:t>Бинарлы, жолдама берілуге тиіс</w:t>
-            </w:r>
-          </w:p>
-        </w:tc>
-        <w:tc>
-          <w:tcPr>
-            <w:tcW w:w="1865" w:type="dxa"/>
-          </w:tcPr>
-          <w:p>
-            <w:r>
-              <w:rPr>
-                <w:rFonts w:cs="Times New Roman"/>
-              </w:rPr>
-              <w:t>EyePACS оқыту деректері, екі ашық тест жиыны</w:t>
-            </w:r>
-          </w:p>
-        </w:tc>
-        <w:tc>
-          <w:tcPr>
-            <w:tcW w:w="2040" w:type="dxa"/>
-          </w:tcPr>
-          <w:p>
-            <w:r>
-              <w:rPr>
-                <w:rFonts w:cs="Times New Roman"/>
-              </w:rPr>
-              <w:t>Ашық деректер жиынының таңбалары</w:t>
-            </w:r>
-          </w:p>
-        </w:tc>
-        <w:tc>
-          <w:tcPr>
-            <w:tcW w:w="1818" w:type="dxa"/>
-          </w:tcPr>
-          <w:p>
-            <w:r>
-              <w:rPr>
-                <w:rFonts w:cs="Times New Roman"/>
-              </w:rPr>
-              <w:t>ROC-AUC 0.967 және 0.923</w:t>
-            </w:r>
-          </w:p>
-        </w:tc>
-      </w:tr>
-      <w:tr>
-        <w:trPr>
-          <w:cantSplit/>
-          <w:jc w:val="center"/>
-        </w:trPr>
-        <w:tc>
-          <w:tcPr>
-            <w:tcW w:w="1892" w:type="dxa"/>
-          </w:tcPr>
-          <w:p>
-            <w:r>
-              <w:rPr>
-                <w:rFonts w:cs="Times New Roman"/>
-              </w:rPr>
-              <w:t>Wewetzer т.б. [65]</w:t>
-            </w:r>
-          </w:p>
-        </w:tc>
-        <w:tc>
-          <w:tcPr>
-            <w:tcW w:w="2239" w:type="dxa"/>
-          </w:tcPr>
-          <w:p>
-            <w:r>
-              <w:rPr>
-                <w:rFonts w:cs="Times New Roman"/>
-              </w:rPr>
-              <w:t>Мета-талдау, бастапқы медициналық көмек</w:t>
-            </w:r>
-          </w:p>
-        </w:tc>
-        <w:tc>
-          <w:tcPr>
-            <w:tcW w:w="1865" w:type="dxa"/>
-          </w:tcPr>
-          <w:p>
-            <w:r>
-              <w:rPr>
-                <w:rFonts w:cs="Times New Roman"/>
-              </w:rPr>
-              <w:t>Әртекті, біріктірілген</w:t>
-            </w:r>
-          </w:p>
-        </w:tc>
-        <w:tc>
-          <w:tcPr>
-            <w:tcW w:w="2040" w:type="dxa"/>
-          </w:tcPr>
-          <w:p>
-            <w:r>
-              <w:rPr>
-                <w:rFonts w:cs="Times New Roman"/>
-              </w:rPr>
-              <w:t>Зерттеуге тәуелді</w:t>
-            </w:r>
-          </w:p>
-        </w:tc>
-        <w:tc>
-          <w:tcPr>
-            <w:tcW w:w="1818" w:type="dxa"/>
-          </w:tcPr>
-          <w:p>
-            <w:r>
-              <w:rPr>
-                <w:rFonts w:cs="Times New Roman"/>
-              </w:rPr>
-              <w:t>Жиынтық ROC-AUC 0.9543</w:t>
-            </w:r>
-          </w:p>
-        </w:tc>
-      </w:tr>
-    </w:tbl>
-    <w:p>
-      <w:pPr>
-        <w:keepNext/>
-        <w:spacing w:before="120"/>
-      </w:pPr>
-      <w:r>
-        <w:t>3.14 кестенің жалғасы</w:t>
-      </w:r>
-    </w:p>
-    <w:tbl>
-      <w:tblPr>
-        <w:tblStyle w:val="TableGrid"/>
-        <w:tblW w:w="0" w:type="auto"/>
-        <w:jc w:val="center"/>
-        <w:tblLook w:val="04A0" w:firstRow="1" w:lastRow="0" w:firstColumn="1" w:lastColumn="0" w:noHBand="0" w:noVBand="1"/>
-      </w:tblPr>
-      <w:tblGrid>
-        <w:gridCol w:w="1800"/>
-        <w:gridCol w:w="2431"/>
-        <w:gridCol w:w="1845"/>
-        <w:gridCol w:w="1992"/>
-        <w:gridCol w:w="1786"/>
-      </w:tblGrid>
-      <w:tr>
-        <w:trPr>
-          <w:cantSplit/>
-          <w:tblHeader/>
-          <w:jc w:val="center"/>
-        </w:trPr>
-        <w:tc>
-          <w:tcPr>
-            <w:tcW w:w="1800" w:type="dxa"/>
-          </w:tcPr>
-          <w:p>
-            <w:r>
-              <w:rPr>
-                <w:rFonts w:cs="Times New Roman"/>
-                <w:b/>
-              </w:rPr>
-              <w:t>Зерттеу немесе жүйе</w:t>
-            </w:r>
-          </w:p>
-        </w:tc>
-        <w:tc>
-          <w:tcPr>
-            <w:tcW w:w="2431" w:type="dxa"/>
-          </w:tcPr>
-          <w:p>
-            <w:r>
-              <w:rPr>
-                <w:rFonts w:cs="Times New Roman"/>
-                <w:b/>
-              </w:rPr>
-              <w:t>Айқындалғандай міндет</w:t>
-            </w:r>
-          </w:p>
-        </w:tc>
-        <w:tc>
-          <w:tcPr>
-            <w:tcW w:w="1845" w:type="dxa"/>
-          </w:tcPr>
-          <w:p>
-            <w:r>
-              <w:rPr>
-                <w:rFonts w:cs="Times New Roman"/>
-                <w:b/>
-              </w:rPr>
-              <w:t>Корпус</w:t>
-            </w:r>
-          </w:p>
-        </w:tc>
-        <w:tc>
-          <w:tcPr>
-            <w:tcW w:w="1992" w:type="dxa"/>
-          </w:tcPr>
-          <w:p>
-            <w:r>
-              <w:rPr>
-                <w:rFonts w:cs="Times New Roman"/>
-                <w:b/>
-              </w:rPr>
-              <w:t>Эталондық стандарт</w:t>
-            </w:r>
-          </w:p>
-        </w:tc>
-        <w:tc>
-          <w:tcPr>
-            <w:tcW w:w="1786" w:type="dxa"/>
-          </w:tcPr>
-          <w:p>
-            <w:r>
-              <w:rPr>
-                <w:rFonts w:cs="Times New Roman"/>
-                <w:b/>
-              </w:rPr>
-              <w:t>Мән</w:t>
-            </w:r>
-          </w:p>
-        </w:tc>
-      </w:tr>
-      <w:tr>
-        <w:trPr>
-          <w:cantSplit/>
-          <w:tblHeader/>
-          <w:jc w:val="center"/>
-        </w:trPr>
-        <w:tc>
-          <w:tcPr>
-            <w:tcW w:w="1800" w:type="dxa"/>
-          </w:tcPr>
-          <w:p>
-            <w:pPr>
-              <w:rPr>
-                <w:rFonts w:cs="Times New Roman"/>
-              </w:rPr>
-            </w:pPr>
-          </w:p>
-        </w:tc>
-        <w:tc>
-          <w:tcPr>
-            <w:tcW w:w="2431" w:type="dxa"/>
-          </w:tcPr>
-          <w:p>
-            <w:pPr>
-              <w:rPr>
-                <w:rFonts w:cs="Times New Roman"/>
-              </w:rPr>
-            </w:pPr>
-          </w:p>
-        </w:tc>
-        <w:tc>
-          <w:tcPr>
-            <w:tcW w:w="1845" w:type="dxa"/>
-          </w:tcPr>
-          <w:p>
-            <w:pPr>
-              <w:rPr>
-                <w:rFonts w:cs="Times New Roman"/>
-              </w:rPr>
-            </w:pPr>
-          </w:p>
-        </w:tc>
-        <w:tc>
-          <w:tcPr>
-            <w:tcW w:w="1992" w:type="dxa"/>
-          </w:tcPr>
-          <w:p>
-            <w:pPr>
-              <w:rPr>
-                <w:rFonts w:cs="Times New Roman"/>
-              </w:rPr>
-            </w:pPr>
-          </w:p>
-        </w:tc>
-        <w:tc>
-          <w:tcPr>
-            <w:tcW w:w="1786" w:type="dxa"/>
-          </w:tcPr>
-          <w:p>
-            <w:pPr>
-              <w:rPr>
-                <w:rFonts w:cs="Times New Roman"/>
-              </w:rPr>
-            </w:pPr>
-          </w:p>
-        </w:tc>
-      </w:tr>
-    </w:tbl>
-    <w:p>
-      <w:pPr>
-        <w:keepNext/>
-        <w:spacing w:before="120"/>
-      </w:pPr>
-      <w:r>
-        <w:t>3.14 кестенің жалғасы</w:t>
-      </w:r>
-    </w:p>
-    <w:tbl>
-      <w:tblPr>
-        <w:tblStyle w:val="TableGrid"/>
-        <w:tblW w:w="0" w:type="auto"/>
-        <w:jc w:val="center"/>
-        <w:tblLook w:val="04A0" w:firstRow="1" w:lastRow="0" w:firstColumn="1" w:lastColumn="0" w:noHBand="0" w:noVBand="1"/>
-      </w:tblPr>
-      <w:tblGrid>
-        <w:gridCol w:w="1800"/>
-        <w:gridCol w:w="2431"/>
-        <w:gridCol w:w="1845"/>
-        <w:gridCol w:w="1992"/>
-        <w:gridCol w:w="1786"/>
-      </w:tblGrid>
-      <w:tr>
-        <w:trPr>
-          <w:cantSplit/>
-          <w:tblHeader/>
-          <w:jc w:val="center"/>
-        </w:trPr>
-        <w:tc>
-          <w:tcPr>
-            <w:tcW w:w="1800" w:type="dxa"/>
-          </w:tcPr>
-          <w:p>
-            <w:r>
-              <w:rPr>
-                <w:rFonts w:cs="Times New Roman"/>
-                <w:b/>
-              </w:rPr>
-              <w:t>Зерттеу немесе жүйе</w:t>
-            </w:r>
-          </w:p>
-        </w:tc>
-        <w:tc>
-          <w:tcPr>
-            <w:tcW w:w="2431" w:type="dxa"/>
-          </w:tcPr>
-          <w:p>
-            <w:r>
-              <w:rPr>
-                <w:rFonts w:cs="Times New Roman"/>
-                <w:b/>
-              </w:rPr>
-              <w:t>Айқындалғандай міндет</w:t>
-            </w:r>
-          </w:p>
-        </w:tc>
-        <w:tc>
-          <w:tcPr>
-            <w:tcW w:w="1845" w:type="dxa"/>
-          </w:tcPr>
-          <w:p>
-            <w:r>
-              <w:rPr>
-                <w:rFonts w:cs="Times New Roman"/>
-                <w:b/>
-              </w:rPr>
-              <w:t>Корпус</w:t>
-            </w:r>
-          </w:p>
-        </w:tc>
-        <w:tc>
-          <w:tcPr>
-            <w:tcW w:w="1992" w:type="dxa"/>
-          </w:tcPr>
-          <w:p>
-            <w:r>
-              <w:rPr>
-                <w:rFonts w:cs="Times New Roman"/>
-                <w:b/>
-              </w:rPr>
-              <w:t>Эталондық стандарт</w:t>
-            </w:r>
-          </w:p>
-        </w:tc>
-        <w:tc>
-          <w:tcPr>
-            <w:tcW w:w="1786" w:type="dxa"/>
-          </w:tcPr>
-          <w:p>
-            <w:r>
-              <w:rPr>
-                <w:rFonts w:cs="Times New Roman"/>
-                <w:b/>
-              </w:rPr>
-              <w:t>Мән</w:t>
-            </w:r>
-          </w:p>
-        </w:tc>
-      </w:tr>
-      <w:tr>
-        <w:trPr>
-          <w:cantSplit/>
-          <w:tblHeader/>
-          <w:jc w:val="center"/>
-        </w:trPr>
-        <w:tc>
-          <w:tcPr>
-            <w:tcW w:w="1800" w:type="dxa"/>
-          </w:tcPr>
-          <w:p>
-            <w:pPr>
-              <w:rPr>
-                <w:rFonts w:cs="Times New Roman"/>
-              </w:rPr>
-            </w:pPr>
-          </w:p>
-        </w:tc>
-        <w:tc>
-          <w:tcPr>
-            <w:tcW w:w="2431" w:type="dxa"/>
-          </w:tcPr>
-          <w:p>
-            <w:pPr>
-              <w:rPr>
-                <w:rFonts w:cs="Times New Roman"/>
-              </w:rPr>
-            </w:pPr>
-          </w:p>
-        </w:tc>
-        <w:tc>
-          <w:tcPr>
-            <w:tcW w:w="1845" w:type="dxa"/>
-          </w:tcPr>
-          <w:p>
-            <w:pPr>
-              <w:rPr>
-                <w:rFonts w:cs="Times New Roman"/>
-              </w:rPr>
-            </w:pPr>
-          </w:p>
-        </w:tc>
-        <w:tc>
-          <w:tcPr>
-            <w:tcW w:w="1992" w:type="dxa"/>
-          </w:tcPr>
-          <w:p>
-            <w:pPr>
-              <w:rPr>
-                <w:rFonts w:cs="Times New Roman"/>
-              </w:rPr>
-            </w:pPr>
-          </w:p>
-        </w:tc>
-        <w:tc>
-          <w:tcPr>
-            <w:tcW w:w="1786" w:type="dxa"/>
-          </w:tcPr>
-          <w:p>
-            <w:pPr>
-              <w:rPr>
-                <w:rFonts w:cs="Times New Roman"/>
-              </w:rPr>
-            </w:pPr>
-          </w:p>
-        </w:tc>
-      </w:tr>
-      <w:tr>
-        <w:trPr>
-          <w:cantSplit/>
-          <w:jc w:val="center"/>
-        </w:trPr>
-        <w:tc>
-          <w:tcPr>
-            <w:tcW w:w="1800" w:type="dxa"/>
-          </w:tcPr>
-          <w:p>
-            <w:r>
-              <w:rPr>
-                <w:rFonts w:cs="Times New Roman"/>
-              </w:rPr>
-              <w:lastRenderedPageBreak/>
-              <w:t>Осы жұмыс</w:t>
-            </w:r>
-          </w:p>
-        </w:tc>
-        <w:tc>
-          <w:tcPr>
-            <w:tcW w:w="2431" w:type="dxa"/>
-          </w:tcPr>
-          <w:p>
-            <w:r>
-              <w:rPr>
-                <w:rFonts w:cs="Times New Roman"/>
-              </w:rPr>
-              <w:t>Бес класты реттік дәрежелеу</w:t>
-            </w:r>
-          </w:p>
-        </w:tc>
-        <w:tc>
-          <w:tcPr>
-            <w:tcW w:w="1845" w:type="dxa"/>
-          </w:tcPr>
-          <w:p>
-            <w:r>
-              <w:rPr>
-                <w:rFonts w:cs="Times New Roman"/>
-              </w:rPr>
-              <w:t>EyePACS, пациент деңгейіндегі фолдтар; сыртқы корпустар нөлдік үйрет</w:t>
-            </w:r>
-            <w:r>
-              <w:rPr>
-                <w:rFonts w:cs="Times New Roman"/>
-              </w:rPr>
-              <w:t>умен</w:t>
-            </w:r>
-          </w:p>
-        </w:tc>
-        <w:tc>
-          <w:tcPr>
-            <w:tcW w:w="1992" w:type="dxa"/>
-          </w:tcPr>
-          <w:p>
-            <w:r>
-              <w:rPr>
-                <w:rFonts w:cs="Times New Roman"/>
-              </w:rPr>
-              <w:t>Ашық деректер жиынының таңбалары</w:t>
-            </w:r>
-          </w:p>
-        </w:tc>
-        <w:tc>
-          <w:tcPr>
-            <w:tcW w:w="1786" w:type="dxa"/>
           </w:tcPr>
           <w:p>
             <w:r>
@@ -27989,6 +26837,7 @@
         <w:rPr>
           <w:rFonts w:cs="Times New Roman"/>
         </w:rPr>
+        <w:lastRenderedPageBreak/>
         <w:t>Бір салыстыруды адал жасауға болады, себебі оқырман бұл модельдердің орынды ретте екенін білуге құқылы. Клиникалық жүйелер хабарлайтын ақырғы нүктеде интеграцияланған конфигураци</w:t>
       </w:r>
       <w:r>
@@ -28037,14 +26886,7 @@
         <w:rPr>
           <w:rFonts w:cs="Times New Roman"/>
         </w:rPr>
-        <w:t xml:space="preserve">арапайымдау: бұл нәтижелер ашық корпустарда автоматтандырылған дәрежелеу үшін хабарланатын ретте, ал ерекше дәлел </w:t>
-      </w:r>
-      <w:r>
-        <w:rPr>
-          <w:rFonts w:cs="Times New Roman"/>
-        </w:rPr>
-        <w:lastRenderedPageBreak/>
-        <w:t>дәйексөзделген есептердің бірде-бірі ұсынбайтын бақыланатын салыстыруда жатыр.</w:t>
+        <w:t>арапайымдау: бұл нәтижелер ашық корпустарда автоматтандырылған дәрежелеу үшін хабарланатын ретте, ал ерекше дәлел дәйексөзделген есептердің бірде-бірі ұсынбайтын бақыланатын салыстыруда жатыр.</w:t>
       </w:r>
     </w:p>
     <w:p>
@@ -28562,7 +27404,14 @@
         <w:rPr>
           <w:rFonts w:cs="Times New Roman"/>
         </w:rPr>
-        <w:t>төртеуіне көшу операциялар санына шамамен пайыздың оннан тоғызын, кіріс сатысына шамамен үш мың параметр, ал инференс жадына шамамен 24 МиБ қосады, әрі кідіріс айырмасы өлшеу шашырауының ішінде қалады. Домен ішіндегі ұтыспен қатар қойғанда бұл орталық тези</w:t>
+        <w:t xml:space="preserve">төртеуіне көшу операциялар санына шамамен пайыздың оннан тоғызын, кіріс сатысына шамамен үш мың параметр, ал инференс жадына шамамен 24 МиБ қосады, әрі кідіріс айырмасы өлшеу </w:t>
+      </w:r>
+      <w:r>
+        <w:rPr>
+          <w:rFonts w:cs="Times New Roman"/>
+        </w:rPr>
+        <w:lastRenderedPageBreak/>
+        <w:t>шашырауының ішінде қалады. Домен ішіндегі ұтыспен қатар қойғанда бұл орталық тези</w:t>
       </w:r>
       <w:r>
         <w:rPr>
@@ -28622,14 +27471,7 @@
         <w:rPr>
           <w:rFonts w:cs="Times New Roman"/>
         </w:rPr>
-        <w:t xml:space="preserve">Тереңдік бойынша ажыратылатын конволюция арифметиканы азайтады, бірақ жады трафигін соған пропорционал азайтпайды, ал бұл жеделдеткіште </w:t>
-      </w:r>
-      <w:r>
-        <w:rPr>
-          <w:rFonts w:cs="Times New Roman"/>
-        </w:rPr>
-        <w:lastRenderedPageBreak/>
-        <w:t>одан шы</w:t>
+        <w:t>Тереңдік бойынша ажыратылатын конволюция арифметиканы азайтады, бірақ жады трафигін соған пропорционал азайтпайды, ал бұл жеделдеткіште одан шы</w:t>
       </w:r>
       <w:r>
         <w:rPr>
@@ -28740,7 +27582,14 @@
         <w:rPr>
           <w:rFonts w:cs="Times New Roman"/>
         </w:rPr>
-        <w:t>уі олар тудырған нәтижелерге емес, өлшемдердің өзіне тиесілі құрылымдық ақауды ортақ иеленеді. Әрқайсысы сыртқы өнімділікті сол тармақтың домен ішіндегі өнімділігіне бөледі немесе одан шегереді, ал тексерілетін конфигурация соңғысын жақсартады деп күтіледі</w:t>
+        <w:t xml:space="preserve">уі олар тудырған нәтижелерге емес, өлшемдердің өзіне тиесілі құрылымдық </w:t>
+      </w:r>
+      <w:r>
+        <w:rPr>
+          <w:rFonts w:cs="Times New Roman"/>
+        </w:rPr>
+        <w:lastRenderedPageBreak/>
+        <w:t>ақауды ортақ иеленеді. Әрқайсысы сыртқы өнімділікті сол тармақтың домен ішіндегі өнімділігіне бөледі немесе одан шегереді, ал тексерілетін конфигурация соңғысын жақсартады деп күтіледі</w:t>
       </w:r>
       <w:r>
         <w:rPr>
@@ -28800,104 +27649,104 @@
         <w:rPr>
           <w:rFonts w:cs="Times New Roman"/>
         </w:rPr>
-        <w:t xml:space="preserve">ктен тар. Көптікке түзету жеті гипотезаны емес, бір экспериментті </w:t>
+        <w:t>ктен тар. Көптікке түзету жеті гипотезаны емес, бір экспериментті қамтығандықтан, дәлелдер базасы бойынша тұтастай ешбір қателік деңгейі бақыланбайды.</w:t>
+      </w:r>
+    </w:p>
+    <w:p>
+      <w:pPr>
+        <w:ind w:firstLine="709"/>
+        <w:jc w:val="both"/>
+      </w:pPr>
+      <w:r>
+        <w:rPr>
+          <w:rFonts w:cs="Times New Roman"/>
+        </w:rPr>
+        <w:t>Бірнеше нәтиже шағын іріктемелерге сүйенеді: назарды салыстыру үшін 54 аннотацияланған кескін, оның 26-сы</w:t>
+      </w:r>
+      <w:r>
+        <w:rPr>
+          <w:rFonts w:cs="Times New Roman"/>
+        </w:rPr>
+        <w:t>нда бір зақымдану түрі аннотацияланған, әрі шағын іріктеме эксперименті үшін 60 кескіндік клиникалық бөлек ұсталған жиын. Кезеңдер иерархиясы қатаң реттілік емес, топтастыру түрінде ажыратылады, ал таңдау беті мен бөлек ұсталған деректердегі мінез-құлықтың</w:t>
+      </w:r>
+      <w:r>
+        <w:rPr>
+          <w:rFonts w:cs="Times New Roman"/>
+        </w:rPr>
+        <w:t xml:space="preserve"> ең ерте ауру дәрежесі бойынша алшақтығы түсіндірілмеді.</w:t>
+      </w:r>
+    </w:p>
+    <w:p>
+      <w:pPr>
+        <w:ind w:firstLine="709"/>
+        <w:jc w:val="both"/>
+      </w:pPr>
+      <w:r>
+        <w:rPr>
+          <w:rFonts w:cs="Times New Roman"/>
+        </w:rPr>
+        <w:t xml:space="preserve">Тұжырымдарға қатысы болар еді деген жеті шама өлшенбеді. Клиникалық корпустағы сапалық назар қабаттамалары жасалмады әрі назардың корпусаралық бірізділігі өлшенбеді. Маска арнасының үлесі </w:t>
+      </w:r>
+      <w:r>
+        <w:rPr>
+          <w:rFonts w:cs="Times New Roman"/>
+        </w:rPr>
+        <w:t xml:space="preserve">геометриялық кезеңдерден оқшауланбады, ал екі фотометриялық параметр арасындағы өзара әрекеттесу шарланбады. Жабдықтық эксперимент үшін топ-бойынша шатасу матрицалары тіркелмеді, қашықтық хаттамасының үш параметрі қалпына келтірілмейді, ал алдын ала өңдеу </w:t>
+      </w:r>
+      <w:r>
+        <w:rPr>
+          <w:rFonts w:cs="Times New Roman"/>
+        </w:rPr>
+        <w:t>кезеңдерінің өз есептеу құны өлшенбеді.</w:t>
+      </w:r>
+    </w:p>
+    <w:p>
+      <w:pPr>
+        <w:ind w:firstLine="709"/>
+        <w:jc w:val="both"/>
+      </w:pPr>
+      <w:r>
+        <w:rPr>
+          <w:rFonts w:cs="Times New Roman"/>
+        </w:rPr>
+        <w:t>Әр өнімділік тұжырымы мұнда пайдаланылған корпустармен шектелген, ал өзге корпустарға, құрылғыларға немесе популяцияларға кеңейту тәуелсіз валидацияны талап етеді. Демографиялық тұрғыдан айқындалған топшалар туралы е</w:t>
+      </w:r>
+      <w:r>
+        <w:rPr>
+          <w:rFonts w:cs="Times New Roman"/>
+        </w:rPr>
+        <w:t>шқандай тұжырым айтылмайды, себебі бұл корпустардың бірде-бірі сипатталған клиникалық популяция іріктемесі емес. Контрастты күшейту параметрлері осы кескін үлестірімдері үшін оңтайландырылған әрі тасымалданады деп бекітілмейді, ешбір нәтиже көз түбі фотосу</w:t>
+      </w:r>
+      <w:r>
+        <w:rPr>
+          <w:rFonts w:cs="Times New Roman"/>
+        </w:rPr>
+        <w:t>ретінен өзге бейнелеу модальдіктеріне таралмайды, ал әр есептеу көрсеткіші құжатталған аппаратпен шектелген.</w:t>
+      </w:r>
+    </w:p>
+    <w:p>
+      <w:pPr>
+        <w:ind w:firstLine="709"/>
+        <w:jc w:val="both"/>
+      </w:pPr>
+      <w:r>
+        <w:rPr>
+          <w:rFonts w:cs="Times New Roman"/>
+        </w:rPr>
+        <w:t>Түсіндірмелік шекаралар да сондай берік. Назардың беттесуі клиникалық локализацияны емес, үйлесімді өлшейді. Калибрлеудің жақсаруы – болжанған ықти</w:t>
+      </w:r>
+      <w:r>
+        <w:rPr>
+          <w:rFonts w:cs="Times New Roman"/>
+        </w:rPr>
+        <w:t xml:space="preserve">малдықтардың қасиеті әрі олардың клиникалық сенімділігін орнатпайды. Жабдықтық нәтижелер – құрылғыаралық құбылмалылықтың бақылаулары, әрі </w:t>
       </w:r>
       <w:r>
         <w:rPr>
           <w:rFonts w:cs="Times New Roman"/>
         </w:rPr>
         <w:lastRenderedPageBreak/>
-        <w:t>қамтығандықтан, дәлелдер базасы бойынша тұтастай ешбір қателік деңгейі бақыланбайды.</w:t>
-      </w:r>
-    </w:p>
-    <w:p>
-      <w:pPr>
-        <w:ind w:firstLine="709"/>
-        <w:jc w:val="both"/>
-      </w:pPr>
-      <w:r>
-        <w:rPr>
-          <w:rFonts w:cs="Times New Roman"/>
-        </w:rPr>
-        <w:t>Бірнеше нәтиже шағын іріктемелерге сүйенеді: назарды салыстыру үшін 54 аннотацияланған кескін, оның 26-сы</w:t>
-      </w:r>
-      <w:r>
-        <w:rPr>
-          <w:rFonts w:cs="Times New Roman"/>
-        </w:rPr>
-        <w:t>нда бір зақымдану түрі аннотацияланған, әрі шағын іріктеме эксперименті үшін 60 кескіндік клиникалық бөлек ұсталған жиын. Кезеңдер иерархиясы қатаң реттілік емес, топтастыру түрінде ажыратылады, ал таңдау беті мен бөлек ұсталған деректердегі мінез-құлықтың</w:t>
-      </w:r>
-      <w:r>
-        <w:rPr>
-          <w:rFonts w:cs="Times New Roman"/>
-        </w:rPr>
-        <w:t xml:space="preserve"> ең ерте ауру дәрежесі бойынша алшақтығы түсіндірілмеді.</w:t>
-      </w:r>
-    </w:p>
-    <w:p>
-      <w:pPr>
-        <w:ind w:firstLine="709"/>
-        <w:jc w:val="both"/>
-      </w:pPr>
-      <w:r>
-        <w:rPr>
-          <w:rFonts w:cs="Times New Roman"/>
-        </w:rPr>
-        <w:t xml:space="preserve">Тұжырымдарға қатысы болар еді деген жеті шама өлшенбеді. Клиникалық корпустағы сапалық назар қабаттамалары жасалмады әрі назардың корпусаралық бірізділігі өлшенбеді. Маска арнасының үлесі </w:t>
-      </w:r>
-      <w:r>
-        <w:rPr>
-          <w:rFonts w:cs="Times New Roman"/>
-        </w:rPr>
-        <w:t xml:space="preserve">геометриялық кезеңдерден оқшауланбады, ал екі фотометриялық параметр арасындағы өзара әрекеттесу шарланбады. Жабдықтық эксперимент үшін топ-бойынша шатасу матрицалары тіркелмеді, қашықтық хаттамасының үш параметрі қалпына келтірілмейді, ал алдын ала өңдеу </w:t>
-      </w:r>
-      <w:r>
-        <w:rPr>
-          <w:rFonts w:cs="Times New Roman"/>
-        </w:rPr>
-        <w:t>кезеңдерінің өз есептеу құны өлшенбеді.</w:t>
-      </w:r>
-    </w:p>
-    <w:p>
-      <w:pPr>
-        <w:ind w:firstLine="709"/>
-        <w:jc w:val="both"/>
-      </w:pPr>
-      <w:r>
-        <w:rPr>
-          <w:rFonts w:cs="Times New Roman"/>
-        </w:rPr>
-        <w:t>Әр өнімділік тұжырымы мұнда пайдаланылған корпустармен шектелген, ал өзге корпустарға, құрылғыларға немесе популяцияларға кеңейту тәуелсіз валидацияны талап етеді. Демографиялық тұрғыдан айқындалған топшалар туралы е</w:t>
-      </w:r>
-      <w:r>
-        <w:rPr>
-          <w:rFonts w:cs="Times New Roman"/>
-        </w:rPr>
-        <w:t>шқандай тұжырым айтылмайды, себебі бұл корпустардың бірде-бірі сипатталған клиникалық популяция іріктемесі емес. Контрастты күшейту параметрлері осы кескін үлестірімдері үшін оңтайландырылған әрі тасымалданады деп бекітілмейді, ешбір нәтиже көз түбі фотосу</w:t>
-      </w:r>
-      <w:r>
-        <w:rPr>
-          <w:rFonts w:cs="Times New Roman"/>
-        </w:rPr>
-        <w:t>ретінен өзге бейнелеу модальдіктеріне таралмайды, ал әр есептеу көрсеткіші құжатталған аппаратпен шектелген.</w:t>
-      </w:r>
-    </w:p>
-    <w:p>
-      <w:pPr>
-        <w:ind w:firstLine="709"/>
-        <w:jc w:val="both"/>
-      </w:pPr>
-      <w:r>
-        <w:rPr>
-          <w:rFonts w:cs="Times New Roman"/>
-        </w:rPr>
-        <w:t>Түсіндірмелік шекаралар да сондай берік. Назардың беттесуі клиникалық локализацияны емес, үйлесімді өлшейді. Калибрлеудің жақсаруы – болжанған ықти</w:t>
-      </w:r>
-      <w:r>
-        <w:rPr>
-          <w:rFonts w:cs="Times New Roman"/>
-        </w:rPr>
-        <w:t xml:space="preserve">малдықтардың қасиеті әрі олардың клиникалық сенімділігін орнатпайды. Жабдықтық нәтижелер – құрылғыаралық құбылмалылықтың бақылаулары, әрі олар сертификаттау да, дайындықтың дәлелі де емес, ал мұндағы ештеңе шешім қабылдауды қолдау компонентін емес, дербес </w:t>
+        <w:t xml:space="preserve">олар сертификаттау да, дайындықтың дәлелі де емес, ал мұндағы ештеңе шешім қабылдауды қолдау компонентін емес, дербес </w:t>
       </w:r>
       <w:r>
         <w:rPr>
@@ -28957,14 +27806,7 @@
         <w:rPr>
           <w:rFonts w:cs="Times New Roman"/>
         </w:rPr>
-        <w:t xml:space="preserve">рсе тақырыптан тар, ал тізім аңғартқаннан берік. Бірдей оқыту және бағалау шарттарында, пациент </w:t>
-      </w:r>
-      <w:r>
-        <w:rPr>
-          <w:rFonts w:cs="Times New Roman"/>
-        </w:rPr>
-        <w:lastRenderedPageBreak/>
-        <w:t>деңгейінде бес фолдты кросс-валидациямен екі архитектурада интеграцияланған конфигурация өз базалық конфигурациясынан әр негізгі өлшем бойынша асып түсті.</w:t>
+        <w:t>рсе тақырыптан тар, ал тізім аңғартқаннан берік. Бірдей оқыту және бағалау шарттарында, пациент деңгейінде бес фолдты кросс-валидациямен екі архитектурада интеграцияланған конфигурация өз базалық конфигурациясынан әр негізгі өлшем бойынша асып түсті.</w:t>
       </w:r>
     </w:p>
     <w:p>
@@ -29079,7 +27921,14 @@
         <w:rPr>
           <w:rFonts w:cs="Times New Roman"/>
         </w:rPr>
-        <w:t>і бұл түрлендірудің бірде-бір нысаналы корпусты көрмеуімен қатар жүрді. Осылайша, алдыңғы бөлімдер тек қорытып шығара алатын механизм өлшенді.</w:t>
+        <w:t>і бұл түрлендірудің бірде-</w:t>
+      </w:r>
+      <w:r>
+        <w:rPr>
+          <w:rFonts w:cs="Times New Roman"/>
+        </w:rPr>
+        <w:lastRenderedPageBreak/>
+        <w:t>бір нысаналы корпусты көрмеуімен қатар жүрді. Осылайша, алдыңғы бөлімдер тек қорытып шығара алатын механизм өлшенді.</w:t>
       </w:r>
     </w:p>
     <w:p>
@@ -29151,7 +28000,6 @@
         <w:rPr>
           <w:rFonts w:cs="Times New Roman"/>
         </w:rPr>
-        <w:lastRenderedPageBreak/>
         <w:t>Бір әдіснамалық байқау үш бағалауда қайталанды әрі ол оларға кездейсоқ түрде түспеген. Үш өлшемнің әрқайсысы тармақтың сыртқы өнімділігін оның өз домен ішіндегі өнімділігіне нормалайды немесе одан шегереді, демек әрқайсысы тармақ</w:t>
       </w:r>
       <w:r>
@@ -29377,7 +28225,7 @@
           <w:noProof/>
         </w:rPr>
         <w:drawing>
-          <wp:inline distT="0" distB="0" distL="0" distR="0" wp14:anchorId="3AF9F594" wp14:editId="224EFC78">
+          <wp:inline distT="0" distB="0" distL="0" distR="0" wp14:anchorId="0D7460C5" wp14:editId="44B1197E">
             <wp:extent cx="5940000" cy="2408932"/>
             <wp:effectExtent l="0" t="0" r="0" b="0"/>
             <wp:docPr id="15" name="Picture 15"/>
@@ -29954,7 +28802,7 @@
           <w:noProof/>
         </w:rPr>
         <w:drawing>
-          <wp:inline distT="0" distB="0" distL="0" distR="0" wp14:anchorId="4B3848EE" wp14:editId="4952BB49">
+          <wp:inline distT="0" distB="0" distL="0" distR="0" wp14:anchorId="592BCBE4" wp14:editId="0039D0DC">
             <wp:extent cx="5940000" cy="2939507"/>
             <wp:effectExtent l="0" t="0" r="0" b="0"/>
             <wp:docPr id="16" name="Picture 16"/>
@@ -33407,10 +32255,461 @@
     <w:p>
       <w:pPr>
         <w:keepNext/>
-        <w:spacing w:before="120"/>
-      </w:pPr>
-      <w:r>
-        <w:t>А.1 кестенің жалғасы</w:t>
+        <w:pageBreakBefore/>
+      </w:pPr>
+      <w:r>
+        <w:lastRenderedPageBreak/>
+        <w:t>А.1-кестенің жалғасы</w:t>
+      </w:r>
+    </w:p>
+    <w:tbl>
+      <w:tblPr>
+        <w:tblStyle w:val="TableGrid"/>
+        <w:tblW w:w="0" w:type="auto"/>
+        <w:jc w:val="center"/>
+        <w:tblLook w:val="04A0" w:firstRow="1" w:lastRow="0" w:firstColumn="1" w:lastColumn="0" w:noHBand="0" w:noVBand="1"/>
+      </w:tblPr>
+      <w:tblGrid>
+        <w:gridCol w:w="930"/>
+        <w:gridCol w:w="2049"/>
+        <w:gridCol w:w="6875"/>
+      </w:tblGrid>
+      <w:tr>
+        <w:trPr>
+          <w:cantSplit/>
+          <w:tblHeader/>
+          <w:jc w:val="center"/>
+        </w:trPr>
+        <w:tc>
+          <w:tcPr>
+            <w:tcW w:w="930" w:type="dxa"/>
+          </w:tcPr>
+          <w:p>
+            <w:pPr>
+              <w:rPr>
+                <w:rFonts w:cs="Times New Roman"/>
+              </w:rPr>
+            </w:pPr>
+            <w:r>
+              <w:rPr>
+                <w:rFonts w:cs="Times New Roman"/>
+                <w:b/>
+              </w:rPr>
+              <w:t>Кезең</w:t>
+            </w:r>
+          </w:p>
+        </w:tc>
+        <w:tc>
+          <w:tcPr>
+            <w:tcW w:w="2049" w:type="dxa"/>
+          </w:tcPr>
+          <w:p>
+            <w:pPr>
+              <w:rPr>
+                <w:rFonts w:cs="Times New Roman"/>
+              </w:rPr>
+            </w:pPr>
+            <w:r>
+              <w:rPr>
+                <w:rFonts w:cs="Times New Roman"/>
+                <w:b/>
+              </w:rPr>
+              <w:t>Сипаттамасы (2-тарау)</w:t>
+            </w:r>
+          </w:p>
+        </w:tc>
+        <w:tc>
+          <w:tcPr>
+            <w:tcW w:w="6875" w:type="dxa"/>
+          </w:tcPr>
+          <w:p>
+            <w:pPr>
+              <w:rPr>
+                <w:rFonts w:ascii="Consolas" w:hAnsi="Consolas" w:cs="Times New Roman"/>
+              </w:rPr>
+            </w:pPr>
+            <w:r>
+              <w:rPr>
+                <w:rFonts w:cs="Times New Roman"/>
+                <w:b/>
+              </w:rPr>
+              <w:t>Іске асырушы модуль</w:t>
+            </w:r>
+          </w:p>
+        </w:tc>
+      </w:tr>
+      <w:tr>
+        <w:trPr>
+          <w:cantSplit/>
+          <w:jc w:val="center"/>
+        </w:trPr>
+        <w:tc>
+          <w:tcPr>
+            <w:tcW w:w="930" w:type="dxa"/>
+          </w:tcPr>
+          <w:p>
+            <w:r>
+              <w:rPr>
+                <w:rFonts w:cs="Times New Roman"/>
+              </w:rPr>
+              <w:t>1</w:t>
+            </w:r>
+          </w:p>
+        </w:tc>
+        <w:tc>
+          <w:tcPr>
+            <w:tcW w:w="2049" w:type="dxa"/>
+          </w:tcPr>
+          <w:p>
+            <w:r>
+              <w:rPr>
+                <w:rFonts w:cs="Times New Roman"/>
+              </w:rPr>
+              <w:t>OD–фовеа бойынша бұрылысты қалыпқа келтіру</w:t>
+            </w:r>
+          </w:p>
+        </w:tc>
+        <w:tc>
+          <w:tcPr>
+            <w:tcW w:w="6875" w:type="dxa"/>
+          </w:tcPr>
+          <w:p>
+            <w:r>
+              <w:rPr>
+                <w:rFonts w:ascii="Consolas" w:hAnsi="Consolas" w:cs="Times New Roman"/>
+              </w:rPr>
+              <w:t>od_fovea_detect.py</w:t>
+            </w:r>
+            <w:r>
+              <w:rPr>
+                <w:rFonts w:cs="Times New Roman"/>
+              </w:rPr>
+              <w:t xml:space="preserve">, </w:t>
+            </w:r>
+            <w:r>
+              <w:rPr>
+                <w:rFonts w:ascii="Consolas" w:hAnsi="Consolas" w:cs="Times New Roman"/>
+              </w:rPr>
+              <w:t>canonical_orientation.py</w:t>
+            </w:r>
+          </w:p>
+        </w:tc>
+      </w:tr>
+      <w:tr>
+        <w:trPr>
+          <w:cantSplit/>
+          <w:jc w:val="center"/>
+        </w:trPr>
+        <w:tc>
+          <w:tcPr>
+            <w:tcW w:w="930" w:type="dxa"/>
+          </w:tcPr>
+          <w:p>
+            <w:r>
+              <w:rPr>
+                <w:rFonts w:cs="Times New Roman"/>
+              </w:rPr>
+              <w:t>2</w:t>
+            </w:r>
+          </w:p>
+        </w:tc>
+        <w:tc>
+          <w:tcPr>
+            <w:tcW w:w="2049" w:type="dxa"/>
+          </w:tcPr>
+          <w:p>
+            <w:r>
+              <w:rPr>
+                <w:rFonts w:cs="Times New Roman"/>
+              </w:rPr>
+              <w:t>FOV қиюы + 512×512-ге изотропты масштабтау (ортаға туралап нөлмен толықтыру)</w:t>
+            </w:r>
+          </w:p>
+        </w:tc>
+        <w:tc>
+          <w:tcPr>
+            <w:tcW w:w="6875" w:type="dxa"/>
+          </w:tcPr>
+          <w:p>
+            <w:r>
+              <w:rPr>
+                <w:rFonts w:ascii="Consolas" w:hAnsi="Consolas" w:cs="Times New Roman"/>
+              </w:rPr>
+              <w:t>crop_resize.py</w:t>
+            </w:r>
+          </w:p>
+        </w:tc>
+      </w:tr>
+      <w:tr>
+        <w:trPr>
+          <w:cantSplit/>
+          <w:jc w:val="center"/>
+        </w:trPr>
+        <w:tc>
+          <w:tcPr>
+            <w:tcW w:w="930" w:type="dxa"/>
+          </w:tcPr>
+          <w:p>
+            <w:r>
+              <w:rPr>
+                <w:rFonts w:cs="Times New Roman"/>
+              </w:rPr>
+              <w:t>3</w:t>
+            </w:r>
+          </w:p>
+        </w:tc>
+        <w:tc>
+          <w:tcPr>
+            <w:tcW w:w="2049" w:type="dxa"/>
+          </w:tcPr>
+          <w:p>
+            <w:r>
+              <w:rPr>
+                <w:rFonts w:cs="Times New Roman"/>
+              </w:rPr>
+              <w:t>FOV маскасын түзу (бинарлы → 4-арна)</w:t>
+            </w:r>
+          </w:p>
+        </w:tc>
+        <w:tc>
+          <w:tcPr>
+            <w:tcW w:w="6875" w:type="dxa"/>
+          </w:tcPr>
+          <w:p>
+            <w:r>
+              <w:rPr>
+                <w:rFonts w:ascii="Consolas" w:hAnsi="Consolas" w:cs="Times New Roman"/>
+              </w:rPr>
+              <w:t>crop_resize.py</w:t>
+            </w:r>
+            <w:r>
+              <w:rPr>
+                <w:rFonts w:cs="Times New Roman"/>
+              </w:rPr>
+              <w:t xml:space="preserve"> (маска масштабталған кескінмен бірге қайтарылады)</w:t>
+            </w:r>
+          </w:p>
+        </w:tc>
+      </w:tr>
+      <w:tr>
+        <w:trPr>
+          <w:cantSplit/>
+          <w:jc w:val="center"/>
+        </w:trPr>
+        <w:tc>
+          <w:tcPr>
+            <w:tcW w:w="930" w:type="dxa"/>
+          </w:tcPr>
+          <w:p>
+            <w:r>
+              <w:rPr>
+                <w:rFonts w:cs="Times New Roman"/>
+              </w:rPr>
+              <w:t>4</w:t>
+            </w:r>
+          </w:p>
+        </w:tc>
+        <w:tc>
+          <w:tcPr>
+            <w:tcW w:w="2049" w:type="dxa"/>
+          </w:tcPr>
+          <w:p>
+            <w:r>
+              <w:rPr>
+                <w:rFonts w:cs="Times New Roman"/>
+              </w:rPr>
+              <w:t>Flat-field түзетуі (бейімделмелі σ = 0.07·D, маска ішінде)</w:t>
+            </w:r>
+          </w:p>
+        </w:tc>
+        <w:tc>
+          <w:tcPr>
+            <w:tcW w:w="6875" w:type="dxa"/>
+          </w:tcPr>
+          <w:p>
+            <w:r>
+              <w:rPr>
+                <w:rFonts w:ascii="Consolas" w:hAnsi="Consolas" w:cs="Times New Roman"/>
+              </w:rPr>
+              <w:t>flat_field.py</w:t>
+            </w:r>
+          </w:p>
+        </w:tc>
+      </w:tr>
+      <w:tr>
+        <w:trPr>
+          <w:cantSplit/>
+          <w:jc w:val="center"/>
+        </w:trPr>
+        <w:tc>
+          <w:tcPr>
+            <w:tcW w:w="930" w:type="dxa"/>
+          </w:tcPr>
+          <w:p>
+            <w:r>
+              <w:rPr>
+                <w:rFonts w:cs="Times New Roman"/>
+              </w:rPr>
+              <w:t>5</w:t>
+            </w:r>
+          </w:p>
+        </w:tc>
+        <w:tc>
+          <w:tcPr>
+            <w:tcW w:w="2049" w:type="dxa"/>
+          </w:tcPr>
+          <w:p>
+            <w:r>
+              <w:rPr>
+                <w:rFonts w:cs="Times New Roman"/>
+              </w:rPr>
+              <w:t>Қос шектеулі CLAHE (LAB L-арнасы; оқытуда стохастикалық)</w:t>
+            </w:r>
+          </w:p>
+        </w:tc>
+        <w:tc>
+          <w:tcPr>
+            <w:tcW w:w="6875" w:type="dxa"/>
+          </w:tcPr>
+          <w:p>
+            <w:r>
+              <w:rPr>
+                <w:rFonts w:ascii="Consolas" w:hAnsi="Consolas" w:cs="Times New Roman"/>
+              </w:rPr>
+              <w:t>upgraded_clahe.py</w:t>
+            </w:r>
+            <w:r>
+              <w:rPr>
+                <w:rFonts w:cs="Times New Roman"/>
+              </w:rPr>
+              <w:t xml:space="preserve">, </w:t>
+            </w:r>
+            <w:r>
+              <w:rPr>
+                <w:rFonts w:ascii="Consolas" w:hAnsi="Consolas" w:cs="Times New Roman"/>
+              </w:rPr>
+              <w:t>polar_clahe.py</w:t>
+            </w:r>
+            <w:r>
+              <w:rPr>
+                <w:rFonts w:cs="Times New Roman"/>
+              </w:rPr>
+              <w:t xml:space="preserve">, </w:t>
+            </w:r>
+            <w:r>
+              <w:rPr>
+                <w:rFonts w:ascii="Consolas" w:hAnsi="Consolas" w:cs="Times New Roman"/>
+              </w:rPr>
+              <w:t>clahe.py</w:t>
+            </w:r>
+          </w:p>
+        </w:tc>
+      </w:tr>
+      <w:tr>
+        <w:trPr>
+          <w:cantSplit/>
+          <w:jc w:val="center"/>
+        </w:trPr>
+        <w:tc>
+          <w:tcPr>
+            <w:tcW w:w="930" w:type="dxa"/>
+          </w:tcPr>
+          <w:p>
+            <w:r>
+              <w:rPr>
+                <w:rFonts w:cs="Times New Roman"/>
+              </w:rPr>
+              <w:t>6</w:t>
+            </w:r>
+          </w:p>
+        </w:tc>
+        <w:tc>
+          <w:tcPr>
+            <w:tcW w:w="2049" w:type="dxa"/>
+          </w:tcPr>
+          <w:p>
+            <w:r>
+              <w:rPr>
+                <w:rFonts w:cs="Times New Roman"/>
+              </w:rPr>
+              <w:t>Аугментация (бірыңғай аффиндік + ColorJitter + Гаусс шуы + JPEG сығуы; тек о</w:t>
+            </w:r>
+            <w:r>
+              <w:rPr>
+                <w:rFonts w:cs="Times New Roman"/>
+              </w:rPr>
+              <w:t>қытуда)</w:t>
+            </w:r>
+          </w:p>
+        </w:tc>
+        <w:tc>
+          <w:tcPr>
+            <w:tcW w:w="6875" w:type="dxa"/>
+          </w:tcPr>
+          <w:p>
+            <w:r>
+              <w:rPr>
+                <w:rFonts w:ascii="Consolas" w:hAnsi="Consolas" w:cs="Times New Roman"/>
+              </w:rPr>
+              <w:t>experiments/src/data/augmentation_unified.py</w:t>
+            </w:r>
+          </w:p>
+        </w:tc>
+      </w:tr>
+      <w:tr>
+        <w:trPr>
+          <w:cantSplit/>
+          <w:jc w:val="center"/>
+        </w:trPr>
+        <w:tc>
+          <w:tcPr>
+            <w:tcW w:w="930" w:type="dxa"/>
+          </w:tcPr>
+          <w:p>
+            <w:r>
+              <w:rPr>
+                <w:rFonts w:cs="Times New Roman"/>
+              </w:rPr>
+              <w:t>7</w:t>
+            </w:r>
+          </w:p>
+        </w:tc>
+        <w:tc>
+          <w:tcPr>
+            <w:tcW w:w="2049" w:type="dxa"/>
+          </w:tcPr>
+          <w:p>
+            <w:r>
+              <w:rPr>
+                <w:rFonts w:cs="Times New Roman"/>
+              </w:rPr>
+              <w:t>Деректер жиынына тән нормалау → тензор (әрқашан соңғы)</w:t>
+            </w:r>
+          </w:p>
+        </w:tc>
+        <w:tc>
+          <w:tcPr>
+            <w:tcW w:w="6875" w:type="dxa"/>
+          </w:tcPr>
+          <w:p>
+            <w:r>
+              <w:rPr>
+                <w:rFonts w:ascii="Consolas" w:hAnsi="Consolas" w:cs="Times New Roman"/>
+              </w:rPr>
+              <w:t>imagenet_normalize.py</w:t>
+            </w:r>
+          </w:p>
+        </w:tc>
+      </w:tr>
+    </w:tbl>
+    <w:p>
+      <w:pPr>
+        <w:keepNext/>
+        <w:pageBreakBefore/>
+      </w:pPr>
+      <w:r>
+        <w:lastRenderedPageBreak/>
+        <w:t>А.1-кестенің жалғасы</w:t>
       </w:r>
     </w:p>
     <w:tbl>
@@ -33436,6 +32735,11 @@
             <w:tcW w:w="930" w:type="dxa"/>
           </w:tcPr>
           <w:p>
+            <w:pPr>
+              <w:rPr>
+                <w:rFonts w:cs="Times New Roman"/>
+              </w:rPr>
+            </w:pPr>
             <w:r>
               <w:rPr>
                 <w:rFonts w:cs="Times New Roman"/>
@@ -33450,6 +32754,11 @@
             <w:tcW w:w="2049" w:type="dxa"/>
           </w:tcPr>
           <w:p>
+            <w:pPr>
+              <w:rPr>
+                <w:rFonts w:cs="Times New Roman"/>
+              </w:rPr>
+            </w:pPr>
             <w:r>
               <w:rPr>
                 <w:rFonts w:cs="Times New Roman"/>
@@ -33464,6 +32773,11 @@
             <w:tcW w:w="6875" w:type="dxa"/>
           </w:tcPr>
           <w:p>
+            <w:pPr>
+              <w:rPr>
+                <w:rFonts w:ascii="Consolas" w:hAnsi="Consolas" w:cs="Times New Roman"/>
+              </w:rPr>
+            </w:pPr>
             <w:r>
               <w:rPr>
                 <w:rFonts w:cs="Times New Roman"/>
@@ -33471,164 +32785,6 @@
               </w:rPr>
               <w:t>Іске асырушы модуль</w:t>
             </w:r>
-          </w:p>
-        </w:tc>
-      </w:tr>
-    </w:tbl>
-    <w:p>
-      <w:pPr>
-        <w:keepNext/>
-        <w:spacing w:before="120"/>
-      </w:pPr>
-      <w:r>
-        <w:lastRenderedPageBreak/>
-        <w:t>А.1 кестенің жалғасы</w:t>
-      </w:r>
-    </w:p>
-    <w:tbl>
-      <w:tblPr>
-        <w:tblStyle w:val="TableGrid"/>
-        <w:tblW w:w="0" w:type="auto"/>
-        <w:jc w:val="center"/>
-        <w:tblLook w:val="04A0" w:firstRow="1" w:lastRow="0" w:firstColumn="1" w:lastColumn="0" w:noHBand="0" w:noVBand="1"/>
-      </w:tblPr>
-      <w:tblGrid>
-        <w:gridCol w:w="930"/>
-        <w:gridCol w:w="2049"/>
-        <w:gridCol w:w="6875"/>
-      </w:tblGrid>
-      <w:tr>
-        <w:trPr>
-          <w:cantSplit/>
-          <w:tblHeader/>
-          <w:jc w:val="center"/>
-        </w:trPr>
-        <w:tc>
-          <w:tcPr>
-            <w:tcW w:w="930" w:type="dxa"/>
-          </w:tcPr>
-          <w:p>
-            <w:r>
-              <w:rPr>
-                <w:rFonts w:cs="Times New Roman"/>
-                <w:b/>
-              </w:rPr>
-              <w:t>Кезең</w:t>
-            </w:r>
-          </w:p>
-        </w:tc>
-        <w:tc>
-          <w:tcPr>
-            <w:tcW w:w="2049" w:type="dxa"/>
-          </w:tcPr>
-          <w:p>
-            <w:r>
-              <w:rPr>
-                <w:rFonts w:cs="Times New Roman"/>
-                <w:b/>
-              </w:rPr>
-              <w:t>Сипаттамасы (2-тарау)</w:t>
-            </w:r>
-          </w:p>
-        </w:tc>
-        <w:tc>
-          <w:tcPr>
-            <w:tcW w:w="6875" w:type="dxa"/>
-          </w:tcPr>
-          <w:p>
-            <w:r>
-              <w:rPr>
-                <w:rFonts w:cs="Times New Roman"/>
-                <w:b/>
-              </w:rPr>
-              <w:t>Іске асырушы модуль</w:t>
-            </w:r>
-          </w:p>
-        </w:tc>
-      </w:tr>
-      <w:tr>
-        <w:trPr>
-          <w:cantSplit/>
-          <w:tblHeader/>
-          <w:jc w:val="center"/>
-        </w:trPr>
-        <w:tc>
-          <w:tcPr>
-            <w:tcW w:w="930" w:type="dxa"/>
-          </w:tcPr>
-          <w:p>
-            <w:pPr>
-              <w:rPr>
-                <w:rFonts w:cs="Times New Roman"/>
-              </w:rPr>
-            </w:pPr>
-          </w:p>
-        </w:tc>
-        <w:tc>
-          <w:tcPr>
-            <w:tcW w:w="2049" w:type="dxa"/>
-          </w:tcPr>
-          <w:p>
-            <w:pPr>
-              <w:rPr>
-                <w:rFonts w:cs="Times New Roman"/>
-              </w:rPr>
-            </w:pPr>
-          </w:p>
-        </w:tc>
-        <w:tc>
-          <w:tcPr>
-            <w:tcW w:w="6875" w:type="dxa"/>
-          </w:tcPr>
-          <w:p>
-            <w:pPr>
-              <w:rPr>
-                <w:rFonts w:ascii="Consolas" w:hAnsi="Consolas" w:cs="Times New Roman"/>
-              </w:rPr>
-            </w:pPr>
-          </w:p>
-        </w:tc>
-      </w:tr>
-      <w:tr>
-        <w:trPr>
-          <w:cantSplit/>
-          <w:tblHeader/>
-          <w:jc w:val="center"/>
-        </w:trPr>
-        <w:tc>
-          <w:tcPr>
-            <w:tcW w:w="930" w:type="dxa"/>
-          </w:tcPr>
-          <w:p>
-            <w:pPr>
-              <w:rPr>
-                <w:rFonts w:cs="Times New Roman"/>
-              </w:rPr>
-            </w:pPr>
-          </w:p>
-        </w:tc>
-        <w:tc>
-          <w:tcPr>
-            <w:tcW w:w="2049" w:type="dxa"/>
-          </w:tcPr>
-          <w:p>
-            <w:pPr>
-              <w:rPr>
-                <w:rFonts w:cs="Times New Roman"/>
-              </w:rPr>
-            </w:pPr>
-          </w:p>
-        </w:tc>
-        <w:tc>
-          <w:tcPr>
-            <w:tcW w:w="6875" w:type="dxa"/>
-          </w:tcPr>
-          <w:p>
-            <w:pPr>
-              <w:rPr>
-                <w:rFonts w:ascii="Consolas" w:hAnsi="Consolas" w:cs="Times New Roman"/>
-              </w:rPr>
-            </w:pPr>
           </w:p>
         </w:tc>
       </w:tr>
@@ -33646,7 +32802,7 @@
               <w:rPr>
                 <w:rFonts w:cs="Times New Roman"/>
               </w:rPr>
-              <w:t>1</w:t>
+              <w:t>–</w:t>
             </w:r>
           </w:p>
         </w:tc>
@@ -33659,7 +32815,7 @@
               <w:rPr>
                 <w:rFonts w:cs="Times New Roman"/>
               </w:rPr>
-              <w:t>OD–фовеа бойынша бұрылысты қалыпқа келтіру</w:t>
+              <w:t>Конфигурация беті (базалық және толық конвейер пресеттері)</w:t>
             </w:r>
           </w:p>
         </w:tc>
@@ -33672,7 +32828,19 @@
               <w:rPr>
                 <w:rFonts w:ascii="Consolas" w:hAnsi="Consolas" w:cs="Times New Roman"/>
               </w:rPr>
-              <w:t>od_fovea_detect.py</w:t>
+              <w:t>config.py</w:t>
+            </w:r>
+            <w:r>
+              <w:rPr>
+                <w:rFonts w:cs="Times New Roman"/>
+              </w:rPr>
+              <w:t xml:space="preserve"> (</w:t>
+            </w:r>
+            <w:r>
+              <w:rPr>
+                <w:rFonts w:ascii="Consolas" w:hAnsi="Consolas" w:cs="Times New Roman"/>
+              </w:rPr>
+              <w:t>PreprocessingConfig</w:t>
             </w:r>
             <w:r>
               <w:rPr>
@@ -33684,7 +32852,13 @@
               <w:rPr>
                 <w:rFonts w:ascii="Consolas" w:hAnsi="Consolas" w:cs="Times New Roman"/>
               </w:rPr>
-              <w:t>canonical_orientation.py</w:t>
+              <w:t>PIPELINE_PRESETS</w:t>
+            </w:r>
+            <w:r>
+              <w:rPr>
+                <w:rFonts w:cs="Times New Roman"/>
+              </w:rPr>
+              <w:t>)</w:t>
             </w:r>
           </w:p>
         </w:tc>
@@ -33703,7 +32877,7 @@
               <w:rPr>
                 <w:rFonts w:cs="Times New Roman"/>
               </w:rPr>
-              <w:t>2</w:t>
+              <w:t>–</w:t>
             </w:r>
           </w:p>
         </w:tc>
@@ -33716,623 +32890,13 @@
               <w:rPr>
                 <w:rFonts w:cs="Times New Roman"/>
               </w:rPr>
-              <w:t>FOV қиюы + 512×512-ге изотропты масштабтау (ортаға туралап нөлмен толықтыру)</w:t>
+              <w:t>Кезеңдерді оркестрлеу (бекітілген орындалу реті)</w:t>
             </w:r>
           </w:p>
         </w:tc>
         <w:tc>
           <w:tcPr>
             <w:tcW w:w="6875" w:type="dxa"/>
-          </w:tcPr>
-          <w:p>
-            <w:r>
-              <w:rPr>
-                <w:rFonts w:ascii="Consolas" w:hAnsi="Consolas" w:cs="Times New Roman"/>
-              </w:rPr>
-              <w:t>crop_resize.py</w:t>
-            </w:r>
-          </w:p>
-        </w:tc>
-      </w:tr>
-      <w:tr>
-        <w:trPr>
-          <w:cantSplit/>
-          <w:jc w:val="center"/>
-        </w:trPr>
-        <w:tc>
-          <w:tcPr>
-            <w:tcW w:w="930" w:type="dxa"/>
-          </w:tcPr>
-          <w:p>
-            <w:r>
-              <w:rPr>
-                <w:rFonts w:cs="Times New Roman"/>
-              </w:rPr>
-              <w:t>3</w:t>
-            </w:r>
-          </w:p>
-        </w:tc>
-        <w:tc>
-          <w:tcPr>
-            <w:tcW w:w="2049" w:type="dxa"/>
-          </w:tcPr>
-          <w:p>
-            <w:r>
-              <w:rPr>
-                <w:rFonts w:cs="Times New Roman"/>
-              </w:rPr>
-              <w:t>FOV маскасын түзу (бинарлы → 4-арна)</w:t>
-            </w:r>
-          </w:p>
-        </w:tc>
-        <w:tc>
-          <w:tcPr>
-            <w:tcW w:w="6875" w:type="dxa"/>
-          </w:tcPr>
-          <w:p>
-            <w:r>
-              <w:rPr>
-                <w:rFonts w:ascii="Consolas" w:hAnsi="Consolas" w:cs="Times New Roman"/>
-              </w:rPr>
-              <w:t>crop_resize.py</w:t>
-            </w:r>
-            <w:r>
-              <w:rPr>
-                <w:rFonts w:cs="Times New Roman"/>
-              </w:rPr>
-              <w:t xml:space="preserve"> (маска масштабталған кескінмен бірге қайтарылады)</w:t>
-            </w:r>
-          </w:p>
-        </w:tc>
-      </w:tr>
-      <w:tr>
-        <w:trPr>
-          <w:cantSplit/>
-          <w:jc w:val="center"/>
-        </w:trPr>
-        <w:tc>
-          <w:tcPr>
-            <w:tcW w:w="930" w:type="dxa"/>
-          </w:tcPr>
-          <w:p>
-            <w:r>
-              <w:rPr>
-                <w:rFonts w:cs="Times New Roman"/>
-              </w:rPr>
-              <w:t>4</w:t>
-            </w:r>
-          </w:p>
-        </w:tc>
-        <w:tc>
-          <w:tcPr>
-            <w:tcW w:w="2049" w:type="dxa"/>
-          </w:tcPr>
-          <w:p>
-            <w:r>
-              <w:rPr>
-                <w:rFonts w:cs="Times New Roman"/>
-              </w:rPr>
-              <w:t>Flat-field түзетуі (бейімделмелі σ = 0.07·D, маска ішінде)</w:t>
-            </w:r>
-          </w:p>
-        </w:tc>
-        <w:tc>
-          <w:tcPr>
-            <w:tcW w:w="6875" w:type="dxa"/>
-          </w:tcPr>
-          <w:p>
-            <w:r>
-              <w:rPr>
-                <w:rFonts w:ascii="Consolas" w:hAnsi="Consolas" w:cs="Times New Roman"/>
-              </w:rPr>
-              <w:t>flat_field.py</w:t>
-            </w:r>
-          </w:p>
-        </w:tc>
-      </w:tr>
-      <w:tr>
-        <w:trPr>
-          <w:cantSplit/>
-          <w:jc w:val="center"/>
-        </w:trPr>
-        <w:tc>
-          <w:tcPr>
-            <w:tcW w:w="930" w:type="dxa"/>
-          </w:tcPr>
-          <w:p>
-            <w:r>
-              <w:rPr>
-                <w:rFonts w:cs="Times New Roman"/>
-              </w:rPr>
-              <w:t>5</w:t>
-            </w:r>
-          </w:p>
-        </w:tc>
-        <w:tc>
-          <w:tcPr>
-            <w:tcW w:w="2049" w:type="dxa"/>
-          </w:tcPr>
-          <w:p>
-            <w:r>
-              <w:rPr>
-                <w:rFonts w:cs="Times New Roman"/>
-              </w:rPr>
-              <w:t>Қос шектеулі CLAHE (LAB L-арнасы; оқытуда стохастикалық)</w:t>
-            </w:r>
-          </w:p>
-        </w:tc>
-        <w:tc>
-          <w:tcPr>
-            <w:tcW w:w="6875" w:type="dxa"/>
-          </w:tcPr>
-          <w:p>
-            <w:r>
-              <w:rPr>
-                <w:rFonts w:ascii="Consolas" w:hAnsi="Consolas" w:cs="Times New Roman"/>
-              </w:rPr>
-              <w:t>upgraded_clahe.py</w:t>
-            </w:r>
-            <w:r>
-              <w:rPr>
-                <w:rFonts w:cs="Times New Roman"/>
-              </w:rPr>
-              <w:t xml:space="preserve">, </w:t>
-            </w:r>
-            <w:r>
-              <w:rPr>
-                <w:rFonts w:ascii="Consolas" w:hAnsi="Consolas" w:cs="Times New Roman"/>
-              </w:rPr>
-              <w:t>polar_clahe.py</w:t>
-            </w:r>
-            <w:r>
-              <w:rPr>
-                <w:rFonts w:cs="Times New Roman"/>
-              </w:rPr>
-              <w:t xml:space="preserve">, </w:t>
-            </w:r>
-            <w:r>
-              <w:rPr>
-                <w:rFonts w:ascii="Consolas" w:hAnsi="Consolas" w:cs="Times New Roman"/>
-              </w:rPr>
-              <w:t>clahe.py</w:t>
-            </w:r>
-          </w:p>
-        </w:tc>
-      </w:tr>
-      <w:tr>
-        <w:trPr>
-          <w:cantSplit/>
-          <w:jc w:val="center"/>
-        </w:trPr>
-        <w:tc>
-          <w:tcPr>
-            <w:tcW w:w="930" w:type="dxa"/>
-          </w:tcPr>
-          <w:p>
-            <w:r>
-              <w:rPr>
-                <w:rFonts w:cs="Times New Roman"/>
-              </w:rPr>
-              <w:t>6</w:t>
-            </w:r>
-          </w:p>
-        </w:tc>
-        <w:tc>
-          <w:tcPr>
-            <w:tcW w:w="2049" w:type="dxa"/>
-          </w:tcPr>
-          <w:p>
-            <w:r>
-              <w:rPr>
-                <w:rFonts w:cs="Times New Roman"/>
-              </w:rPr>
-              <w:t>Аугментация (бірыңғай аффиндік + ColorJitter + Гаусс шуы + JPEG сығуы; тек о</w:t>
-            </w:r>
-            <w:r>
-              <w:rPr>
-                <w:rFonts w:cs="Times New Roman"/>
-              </w:rPr>
-              <w:t>қытуда)</w:t>
-            </w:r>
-          </w:p>
-        </w:tc>
-        <w:tc>
-          <w:tcPr>
-            <w:tcW w:w="6875" w:type="dxa"/>
-          </w:tcPr>
-          <w:p>
-            <w:r>
-              <w:rPr>
-                <w:rFonts w:ascii="Consolas" w:hAnsi="Consolas" w:cs="Times New Roman"/>
-              </w:rPr>
-              <w:t>experiments/src/data/augmentation_unified.py</w:t>
-            </w:r>
-          </w:p>
-        </w:tc>
-      </w:tr>
-    </w:tbl>
-    <w:p>
-      <w:pPr>
-        <w:keepNext/>
-        <w:spacing w:before="120"/>
-      </w:pPr>
-      <w:r>
-        <w:t>А.1 кестенің жалғасы</w:t>
-      </w:r>
-    </w:p>
-    <w:tbl>
-      <w:tblPr>
-        <w:tblStyle w:val="TableGrid"/>
-        <w:tblW w:w="0" w:type="auto"/>
-        <w:jc w:val="center"/>
-        <w:tblLook w:val="04A0" w:firstRow="1" w:lastRow="0" w:firstColumn="1" w:lastColumn="0" w:noHBand="0" w:noVBand="1"/>
-      </w:tblPr>
-      <w:tblGrid>
-        <w:gridCol w:w="942"/>
-        <w:gridCol w:w="2049"/>
-        <w:gridCol w:w="6863"/>
-      </w:tblGrid>
-      <w:tr>
-        <w:trPr>
-          <w:cantSplit/>
-          <w:tblHeader/>
-          <w:jc w:val="center"/>
-        </w:trPr>
-        <w:tc>
-          <w:tcPr>
-            <w:tcW w:w="942" w:type="dxa"/>
-          </w:tcPr>
-          <w:p>
-            <w:r>
-              <w:rPr>
-                <w:rFonts w:cs="Times New Roman"/>
-                <w:b/>
-              </w:rPr>
-              <w:t>Кезең</w:t>
-            </w:r>
-          </w:p>
-        </w:tc>
-        <w:tc>
-          <w:tcPr>
-            <w:tcW w:w="2049" w:type="dxa"/>
-          </w:tcPr>
-          <w:p>
-            <w:r>
-              <w:rPr>
-                <w:rFonts w:cs="Times New Roman"/>
-                <w:b/>
-              </w:rPr>
-              <w:t>Сипаттамасы (2-тарау)</w:t>
-            </w:r>
-          </w:p>
-        </w:tc>
-        <w:tc>
-          <w:tcPr>
-            <w:tcW w:w="6863" w:type="dxa"/>
-          </w:tcPr>
-          <w:p>
-            <w:r>
-              <w:rPr>
-                <w:rFonts w:cs="Times New Roman"/>
-                <w:b/>
-              </w:rPr>
-              <w:t>Іске асырушы модуль</w:t>
-            </w:r>
-          </w:p>
-        </w:tc>
-      </w:tr>
-      <w:tr>
-        <w:trPr>
-          <w:cantSplit/>
-          <w:tblHeader/>
-          <w:jc w:val="center"/>
-        </w:trPr>
-        <w:tc>
-          <w:tcPr>
-            <w:tcW w:w="942" w:type="dxa"/>
-          </w:tcPr>
-          <w:p>
-            <w:pPr>
-              <w:rPr>
-                <w:rFonts w:cs="Times New Roman"/>
-              </w:rPr>
-            </w:pPr>
-          </w:p>
-        </w:tc>
-        <w:tc>
-          <w:tcPr>
-            <w:tcW w:w="2049" w:type="dxa"/>
-          </w:tcPr>
-          <w:p>
-            <w:pPr>
-              <w:rPr>
-                <w:rFonts w:cs="Times New Roman"/>
-              </w:rPr>
-            </w:pPr>
-          </w:p>
-        </w:tc>
-        <w:tc>
-          <w:tcPr>
-            <w:tcW w:w="6863" w:type="dxa"/>
-          </w:tcPr>
-          <w:p>
-            <w:pPr>
-              <w:rPr>
-                <w:rFonts w:ascii="Consolas" w:hAnsi="Consolas" w:cs="Times New Roman"/>
-              </w:rPr>
-            </w:pPr>
-          </w:p>
-        </w:tc>
-      </w:tr>
-    </w:tbl>
-    <w:p>
-      <w:pPr>
-        <w:keepNext/>
-        <w:spacing w:before="120"/>
-      </w:pPr>
-      <w:r>
-        <w:lastRenderedPageBreak/>
-        <w:t>А.1 кестенің жалғасы</w:t>
-      </w:r>
-    </w:p>
-    <w:tbl>
-      <w:tblPr>
-        <w:tblStyle w:val="TableGrid"/>
-        <w:tblW w:w="0" w:type="auto"/>
-        <w:jc w:val="center"/>
-        <w:tblLook w:val="04A0" w:firstRow="1" w:lastRow="0" w:firstColumn="1" w:lastColumn="0" w:noHBand="0" w:noVBand="1"/>
-      </w:tblPr>
-      <w:tblGrid>
-        <w:gridCol w:w="942"/>
-        <w:gridCol w:w="2049"/>
-        <w:gridCol w:w="6863"/>
-      </w:tblGrid>
-      <w:tr>
-        <w:trPr>
-          <w:cantSplit/>
-          <w:tblHeader/>
-          <w:jc w:val="center"/>
-        </w:trPr>
-        <w:tc>
-          <w:tcPr>
-            <w:tcW w:w="942" w:type="dxa"/>
-          </w:tcPr>
-          <w:p>
-            <w:r>
-              <w:rPr>
-                <w:rFonts w:cs="Times New Roman"/>
-                <w:b/>
-              </w:rPr>
-              <w:t>Кезең</w:t>
-            </w:r>
-          </w:p>
-        </w:tc>
-        <w:tc>
-          <w:tcPr>
-            <w:tcW w:w="2049" w:type="dxa"/>
-          </w:tcPr>
-          <w:p>
-            <w:r>
-              <w:rPr>
-                <w:rFonts w:cs="Times New Roman"/>
-                <w:b/>
-              </w:rPr>
-              <w:t>Сипаттамасы (2-тарау)</w:t>
-            </w:r>
-          </w:p>
-        </w:tc>
-        <w:tc>
-          <w:tcPr>
-            <w:tcW w:w="6863" w:type="dxa"/>
-          </w:tcPr>
-          <w:p>
-            <w:r>
-              <w:rPr>
-                <w:rFonts w:cs="Times New Roman"/>
-                <w:b/>
-              </w:rPr>
-              <w:t>Іске асырушы модуль</w:t>
-            </w:r>
-          </w:p>
-        </w:tc>
-      </w:tr>
-      <w:tr>
-        <w:trPr>
-          <w:cantSplit/>
-          <w:tblHeader/>
-          <w:jc w:val="center"/>
-        </w:trPr>
-        <w:tc>
-          <w:tcPr>
-            <w:tcW w:w="942" w:type="dxa"/>
-          </w:tcPr>
-          <w:p>
-            <w:pPr>
-              <w:rPr>
-                <w:rFonts w:cs="Times New Roman"/>
-              </w:rPr>
-            </w:pPr>
-          </w:p>
-        </w:tc>
-        <w:tc>
-          <w:tcPr>
-            <w:tcW w:w="2049" w:type="dxa"/>
-          </w:tcPr>
-          <w:p>
-            <w:pPr>
-              <w:rPr>
-                <w:rFonts w:cs="Times New Roman"/>
-              </w:rPr>
-            </w:pPr>
-          </w:p>
-        </w:tc>
-        <w:tc>
-          <w:tcPr>
-            <w:tcW w:w="6863" w:type="dxa"/>
-          </w:tcPr>
-          <w:p>
-            <w:pPr>
-              <w:rPr>
-                <w:rFonts w:ascii="Consolas" w:hAnsi="Consolas" w:cs="Times New Roman"/>
-              </w:rPr>
-            </w:pPr>
-          </w:p>
-        </w:tc>
-      </w:tr>
-      <w:tr>
-        <w:trPr>
-          <w:cantSplit/>
-          <w:jc w:val="center"/>
-        </w:trPr>
-        <w:tc>
-          <w:tcPr>
-            <w:tcW w:w="942" w:type="dxa"/>
-          </w:tcPr>
-          <w:p>
-            <w:r>
-              <w:rPr>
-                <w:rFonts w:cs="Times New Roman"/>
-              </w:rPr>
-              <w:t>7</w:t>
-            </w:r>
-          </w:p>
-        </w:tc>
-        <w:tc>
-          <w:tcPr>
-            <w:tcW w:w="2049" w:type="dxa"/>
-          </w:tcPr>
-          <w:p>
-            <w:r>
-              <w:rPr>
-                <w:rFonts w:cs="Times New Roman"/>
-              </w:rPr>
-              <w:t>Деректер жиынына тән нормалау → тензор (әрқашан соңғы)</w:t>
-            </w:r>
-          </w:p>
-        </w:tc>
-        <w:tc>
-          <w:tcPr>
-            <w:tcW w:w="6863" w:type="dxa"/>
-          </w:tcPr>
-          <w:p>
-            <w:r>
-              <w:rPr>
-                <w:rFonts w:ascii="Consolas" w:hAnsi="Consolas" w:cs="Times New Roman"/>
-              </w:rPr>
-              <w:t>imagenet_normalize.py</w:t>
-            </w:r>
-          </w:p>
-        </w:tc>
-      </w:tr>
-      <w:tr>
-        <w:trPr>
-          <w:cantSplit/>
-          <w:jc w:val="center"/>
-        </w:trPr>
-        <w:tc>
-          <w:tcPr>
-            <w:tcW w:w="942" w:type="dxa"/>
-          </w:tcPr>
-          <w:p>
-            <w:r>
-              <w:rPr>
-                <w:rFonts w:cs="Times New Roman"/>
-              </w:rPr>
-              <w:t>–</w:t>
-            </w:r>
-          </w:p>
-        </w:tc>
-        <w:tc>
-          <w:tcPr>
-            <w:tcW w:w="2049" w:type="dxa"/>
-          </w:tcPr>
-          <w:p>
-            <w:r>
-              <w:rPr>
-                <w:rFonts w:cs="Times New Roman"/>
-              </w:rPr>
-              <w:t>Конфигурация беті (базалық және толық конвейер пресеттері)</w:t>
-            </w:r>
-          </w:p>
-        </w:tc>
-        <w:tc>
-          <w:tcPr>
-            <w:tcW w:w="6863" w:type="dxa"/>
-          </w:tcPr>
-          <w:p>
-            <w:r>
-              <w:rPr>
-                <w:rFonts w:ascii="Consolas" w:hAnsi="Consolas" w:cs="Times New Roman"/>
-              </w:rPr>
-              <w:t>config.py</w:t>
-            </w:r>
-            <w:r>
-              <w:rPr>
-                <w:rFonts w:cs="Times New Roman"/>
-              </w:rPr>
-              <w:t xml:space="preserve"> (</w:t>
-            </w:r>
-            <w:r>
-              <w:rPr>
-                <w:rFonts w:ascii="Consolas" w:hAnsi="Consolas" w:cs="Times New Roman"/>
-              </w:rPr>
-              <w:t>PreprocessingConfig</w:t>
-            </w:r>
-            <w:r>
-              <w:rPr>
-                <w:rFonts w:cs="Times New Roman"/>
-              </w:rPr>
-              <w:t xml:space="preserve">, </w:t>
-            </w:r>
-            <w:r>
-              <w:rPr>
-                <w:rFonts w:ascii="Consolas" w:hAnsi="Consolas" w:cs="Times New Roman"/>
-              </w:rPr>
-              <w:t>PIPELINE_PRESETS</w:t>
-            </w:r>
-            <w:r>
-              <w:rPr>
-                <w:rFonts w:cs="Times New Roman"/>
-              </w:rPr>
-              <w:t>)</w:t>
-            </w:r>
-          </w:p>
-        </w:tc>
-      </w:tr>
-      <w:tr>
-        <w:trPr>
-          <w:cantSplit/>
-          <w:jc w:val="center"/>
-        </w:trPr>
-        <w:tc>
-          <w:tcPr>
-            <w:tcW w:w="942" w:type="dxa"/>
-          </w:tcPr>
-          <w:p>
-            <w:r>
-              <w:rPr>
-                <w:rFonts w:cs="Times New Roman"/>
-              </w:rPr>
-              <w:t>–</w:t>
-            </w:r>
-          </w:p>
-        </w:tc>
-        <w:tc>
-          <w:tcPr>
-            <w:tcW w:w="2049" w:type="dxa"/>
-          </w:tcPr>
-          <w:p>
-            <w:r>
-              <w:rPr>
-                <w:rFonts w:cs="Times New Roman"/>
-              </w:rPr>
-              <w:t>Кезеңдерді оркестрлеу (бекітілген орындалу реті)</w:t>
-            </w:r>
-          </w:p>
-        </w:tc>
-        <w:tc>
-          <w:tcPr>
-            <w:tcW w:w="6863" w:type="dxa"/>
           </w:tcPr>
           <w:p>
             <w:r>
@@ -34527,7 +33091,6 @@
           <w:rFonts w:ascii="Consolas" w:hAnsi="Consolas" w:cs="Consolas"/>
           <w:sz w:val="24"/>
         </w:rPr>
-        <w:lastRenderedPageBreak/>
         <w:t xml:space="preserve"> corrected = image − GaussianBlur(image, σ) + 128</w:t>
       </w:r>
     </w:p>
@@ -34591,6 +33154,7 @@
           <w:rFonts w:ascii="Consolas" w:hAnsi="Consolas" w:cs="Consolas"/>
           <w:sz w:val="24"/>
         </w:rPr>
+        <w:lastRenderedPageBreak/>
         <w:t>is applied only inside the FOV mask (padding pixels are left at zero).</w:t>
       </w:r>
     </w:p>
@@ -34990,7 +33554,6 @@
           <w:rFonts w:ascii="Consolas" w:hAnsi="Consolas" w:cs="Consolas"/>
           <w:sz w:val="24"/>
         </w:rPr>
-        <w:lastRenderedPageBreak/>
         <w:t xml:space="preserve"> corrected = np.clip(correct</w:t>
       </w:r>
       <w:r>
@@ -35076,7 +33639,14 @@
         <w:rPr>
           <w:rFonts w:cs="Times New Roman"/>
         </w:rPr>
-        <w:t xml:space="preserve"> docstring-тері, қатты жазылмай, конфигурациядан шешілетін жолдар әрі бүкіл бойында </w:t>
+        <w:t xml:space="preserve"> docstring-тері, қатты жазылмай, конфигурациядан </w:t>
+      </w:r>
+      <w:r>
+        <w:rPr>
+          <w:rFonts w:cs="Times New Roman"/>
+        </w:rPr>
+        <w:lastRenderedPageBreak/>
+        <w:t xml:space="preserve">шешілетін жолдар әрі бүкіл бойында </w:t>
       </w:r>
       <w:r>
         <w:rPr>
@@ -36309,11 +34879,11 @@
     <w:p>
       <w:pPr>
         <w:keepNext/>
-        <w:spacing w:before="120"/>
+        <w:pageBreakBefore/>
       </w:pPr>
       <w:r>
         <w:lastRenderedPageBreak/>
-        <w:t>Ә.1 кестенің жалғасы</w:t>
+        <w:t>Ә.1-кестенің жалғасы</w:t>
       </w:r>
     </w:p>
     <w:tbl>
@@ -36344,6 +34914,11 @@
             <w:tcW w:w="2481" w:type="dxa"/>
           </w:tcPr>
           <w:p>
+            <w:pPr>
+              <w:rPr>
+                <w:rFonts w:cs="Times New Roman"/>
+              </w:rPr>
+            </w:pPr>
             <w:r>
               <w:rPr>
                 <w:rFonts w:cs="Times New Roman"/>
@@ -36358,6 +34933,11 @@
             <w:tcW w:w="1381" w:type="dxa"/>
           </w:tcPr>
           <w:p>
+            <w:pPr>
+              <w:rPr>
+                <w:rFonts w:cs="Times New Roman"/>
+              </w:rPr>
+            </w:pPr>
             <w:r>
               <w:rPr>
                 <w:rFonts w:cs="Times New Roman"/>
@@ -36372,6 +34952,11 @@
             <w:tcW w:w="980" w:type="dxa"/>
           </w:tcPr>
           <w:p>
+            <w:pPr>
+              <w:rPr>
+                <w:rFonts w:cs="Times New Roman"/>
+              </w:rPr>
+            </w:pPr>
             <w:r>
               <w:rPr>
                 <w:rFonts w:cs="Times New Roman"/>
@@ -36386,6 +34971,11 @@
             <w:tcW w:w="980" w:type="dxa"/>
           </w:tcPr>
           <w:p>
+            <w:pPr>
+              <w:rPr>
+                <w:rFonts w:cs="Times New Roman"/>
+              </w:rPr>
+            </w:pPr>
             <w:r>
               <w:rPr>
                 <w:rFonts w:cs="Times New Roman"/>
@@ -36400,6 +34990,11 @@
             <w:tcW w:w="980" w:type="dxa"/>
           </w:tcPr>
           <w:p>
+            <w:pPr>
+              <w:rPr>
+                <w:rFonts w:cs="Times New Roman"/>
+              </w:rPr>
+            </w:pPr>
             <w:r>
               <w:rPr>
                 <w:rFonts w:cs="Times New Roman"/>
@@ -36414,6 +35009,11 @@
             <w:tcW w:w="980" w:type="dxa"/>
           </w:tcPr>
           <w:p>
+            <w:pPr>
+              <w:rPr>
+                <w:rFonts w:cs="Times New Roman"/>
+              </w:rPr>
+            </w:pPr>
             <w:r>
               <w:rPr>
                 <w:rFonts w:cs="Times New Roman"/>
@@ -36428,6 +35028,11 @@
             <w:tcW w:w="980" w:type="dxa"/>
           </w:tcPr>
           <w:p>
+            <w:pPr>
+              <w:rPr>
+                <w:rFonts w:cs="Times New Roman"/>
+              </w:rPr>
+            </w:pPr>
             <w:r>
               <w:rPr>
                 <w:rFonts w:cs="Times New Roman"/>
@@ -36442,6 +35047,11 @@
             <w:tcW w:w="1092" w:type="dxa"/>
           </w:tcPr>
           <w:p>
+            <w:pPr>
+              <w:rPr>
+                <w:rFonts w:cs="Times New Roman"/>
+              </w:rPr>
+            </w:pPr>
             <w:r>
               <w:rPr>
                 <w:rFonts w:cs="Times New Roman"/>
@@ -36449,109 +35059,6 @@
               </w:rPr>
               <w:t>макро-F1</w:t>
             </w:r>
-          </w:p>
-        </w:tc>
-      </w:tr>
-      <w:tr>
-        <w:trPr>
-          <w:cantSplit/>
-          <w:tblHeader/>
-          <w:jc w:val="center"/>
-        </w:trPr>
-        <w:tc>
-          <w:tcPr>
-            <w:tcW w:w="2481" w:type="dxa"/>
-          </w:tcPr>
-          <w:p>
-            <w:pPr>
-              <w:rPr>
-                <w:rFonts w:cs="Times New Roman"/>
-              </w:rPr>
-            </w:pPr>
-          </w:p>
-        </w:tc>
-        <w:tc>
-          <w:tcPr>
-            <w:tcW w:w="1381" w:type="dxa"/>
-          </w:tcPr>
-          <w:p>
-            <w:pPr>
-              <w:rPr>
-                <w:rFonts w:cs="Times New Roman"/>
-              </w:rPr>
-            </w:pPr>
-          </w:p>
-        </w:tc>
-        <w:tc>
-          <w:tcPr>
-            <w:tcW w:w="980" w:type="dxa"/>
-          </w:tcPr>
-          <w:p>
-            <w:pPr>
-              <w:rPr>
-                <w:rFonts w:cs="Times New Roman"/>
-              </w:rPr>
-            </w:pPr>
-          </w:p>
-        </w:tc>
-        <w:tc>
-          <w:tcPr>
-            <w:tcW w:w="980" w:type="dxa"/>
-          </w:tcPr>
-          <w:p>
-            <w:pPr>
-              <w:rPr>
-                <w:rFonts w:cs="Times New Roman"/>
-              </w:rPr>
-            </w:pPr>
-          </w:p>
-        </w:tc>
-        <w:tc>
-          <w:tcPr>
-            <w:tcW w:w="980" w:type="dxa"/>
-          </w:tcPr>
-          <w:p>
-            <w:pPr>
-              <w:rPr>
-                <w:rFonts w:cs="Times New Roman"/>
-              </w:rPr>
-            </w:pPr>
-          </w:p>
-        </w:tc>
-        <w:tc>
-          <w:tcPr>
-            <w:tcW w:w="980" w:type="dxa"/>
-          </w:tcPr>
-          <w:p>
-            <w:pPr>
-              <w:rPr>
-                <w:rFonts w:cs="Times New Roman"/>
-              </w:rPr>
-            </w:pPr>
-          </w:p>
-        </w:tc>
-        <w:tc>
-          <w:tcPr>
-            <w:tcW w:w="980" w:type="dxa"/>
-          </w:tcPr>
-          <w:p>
-            <w:pPr>
-              <w:rPr>
-                <w:rFonts w:cs="Times New Roman"/>
-              </w:rPr>
-            </w:pPr>
-          </w:p>
-        </w:tc>
-        <w:tc>
-          <w:tcPr>
-            <w:tcW w:w="1092" w:type="dxa"/>
-          </w:tcPr>
-          <w:p>
-            <w:pPr>
-              <w:rPr>
-                <w:rFonts w:cs="Times New Roman"/>
-              </w:rPr>
-            </w:pPr>
           </w:p>
         </w:tc>
       </w:tr>
@@ -38361,195 +36868,15 @@
           </w:p>
         </w:tc>
       </w:tr>
-      <w:tr>
-        <w:trPr>
-          <w:cantSplit/>
-          <w:jc w:val="center"/>
-        </w:trPr>
-        <w:tc>
-          <w:tcPr>
-            <w:tcW w:w="1606" w:type="dxa"/>
-          </w:tcPr>
-          <w:p>
-            <w:r>
-              <w:rPr>
-                <w:rFonts w:cs="Times New Roman"/>
-              </w:rPr>
-              <w:lastRenderedPageBreak/>
-              <w:t>DR3</w:t>
-            </w:r>
-          </w:p>
-        </w:tc>
-        <w:tc>
-          <w:tcPr>
-            <w:tcW w:w="1606" w:type="dxa"/>
-          </w:tcPr>
-          <w:p>
-            <w:r>
-              <w:rPr>
-                <w:rFonts w:cs="Times New Roman"/>
-              </w:rPr>
-              <w:t>45</w:t>
-            </w:r>
-          </w:p>
-        </w:tc>
-        <w:tc>
-          <w:tcPr>
-            <w:tcW w:w="1606" w:type="dxa"/>
-          </w:tcPr>
-          <w:p>
-            <w:r>
-              <w:rPr>
-                <w:rFonts w:cs="Times New Roman"/>
-              </w:rPr>
-              <w:t>116</w:t>
-            </w:r>
-          </w:p>
-        </w:tc>
-        <w:tc>
-          <w:tcPr>
-            <w:tcW w:w="1606" w:type="dxa"/>
-          </w:tcPr>
-          <w:p>
-            <w:r>
-              <w:rPr>
-                <w:rFonts w:cs="Times New Roman"/>
-              </w:rPr>
-              <w:t>300</w:t>
-            </w:r>
-          </w:p>
-        </w:tc>
-        <w:tc>
-          <w:tcPr>
-            <w:tcW w:w="1606" w:type="dxa"/>
-          </w:tcPr>
-          <w:p>
-            <w:r>
-              <w:rPr>
-                <w:rFonts w:cs="Times New Roman"/>
-              </w:rPr>
-              <w:t>257</w:t>
-            </w:r>
-          </w:p>
-        </w:tc>
-        <w:tc>
-          <w:tcPr>
-            <w:tcW w:w="1606" w:type="dxa"/>
-          </w:tcPr>
-          <w:p>
-            <w:r>
-              <w:rPr>
-                <w:rFonts w:cs="Times New Roman"/>
-              </w:rPr>
-              <w:t>155</w:t>
-            </w:r>
-          </w:p>
-        </w:tc>
-      </w:tr>
-      <w:tr>
-        <w:trPr>
-          <w:cantSplit/>
-          <w:jc w:val="center"/>
-        </w:trPr>
-        <w:tc>
-          <w:tcPr>
-            <w:tcW w:w="1606" w:type="dxa"/>
-          </w:tcPr>
-          <w:p>
-            <w:r>
-              <w:rPr>
-                <w:rFonts w:cs="Times New Roman"/>
-              </w:rPr>
-              <w:t>DR4</w:t>
-            </w:r>
-          </w:p>
-        </w:tc>
-        <w:tc>
-          <w:tcPr>
-            <w:tcW w:w="1606" w:type="dxa"/>
-          </w:tcPr>
-          <w:p>
-            <w:r>
-              <w:rPr>
-                <w:rFonts w:cs="Times New Roman"/>
-              </w:rPr>
-              <w:t>16</w:t>
-            </w:r>
-          </w:p>
-        </w:tc>
-        <w:tc>
-          <w:tcPr>
-            <w:tcW w:w="1606" w:type="dxa"/>
-          </w:tcPr>
-          <w:p>
-            <w:r>
-              <w:rPr>
-                <w:rFonts w:cs="Times New Roman"/>
-              </w:rPr>
-              <w:t>40</w:t>
-            </w:r>
-          </w:p>
-        </w:tc>
-        <w:tc>
-          <w:tcPr>
-            <w:tcW w:w="1606" w:type="dxa"/>
-          </w:tcPr>
-          <w:p>
-            <w:r>
-              <w:rPr>
-                <w:rFonts w:cs="Times New Roman"/>
-              </w:rPr>
-              <w:t>105</w:t>
-            </w:r>
-          </w:p>
-        </w:tc>
-        <w:tc>
-          <w:tcPr>
-            <w:tcW w:w="1606" w:type="dxa"/>
-          </w:tcPr>
-          <w:p>
-            <w:r>
-              <w:rPr>
-                <w:rFonts w:cs="Times New Roman"/>
-              </w:rPr>
-              <w:t>271</w:t>
-            </w:r>
-          </w:p>
-        </w:tc>
-        <w:tc>
-          <w:tcPr>
-            <w:tcW w:w="1606" w:type="dxa"/>
-          </w:tcPr>
-          <w:p>
-            <w:r>
-              <w:rPr>
-                <w:rFonts w:cs="Times New Roman"/>
-              </w:rPr>
-              <w:t>276</w:t>
-            </w:r>
-          </w:p>
-        </w:tc>
-      </w:tr>
     </w:tbl>
-    <w:p/>
     <w:p>
       <w:pPr>
         <w:keepNext/>
-        <w:spacing w:before="120"/>
-      </w:pPr>
-      <w:r>
-        <w:rPr>
-          <w:rFonts w:cs="Times New Roman"/>
-          <w:b/>
-        </w:rPr>
-        <w:t xml:space="preserve">Кесте Ә.5 – Шатасу </w:t>
-      </w:r>
-      <w:r>
-        <w:rPr>
-          <w:rFonts w:cs="Times New Roman"/>
-          <w:b/>
-        </w:rPr>
-        <w:t>матрицасы, интеграцияланған тиімді</w:t>
+        <w:pageBreakBefore/>
+      </w:pPr>
+      <w:r>
+        <w:lastRenderedPageBreak/>
+        <w:t>Ә.4-кестенің жалғасы</w:t>
       </w:r>
     </w:p>
     <w:tbl>
@@ -38578,6 +36905,11 @@
             <w:tcW w:w="1606" w:type="dxa"/>
           </w:tcPr>
           <w:p>
+            <w:pPr>
+              <w:rPr>
+                <w:rFonts w:cs="Times New Roman"/>
+              </w:rPr>
+            </w:pPr>
             <w:r>
               <w:rPr>
                 <w:rFonts w:cs="Times New Roman"/>
@@ -38592,6 +36924,11 @@
             <w:tcW w:w="1606" w:type="dxa"/>
           </w:tcPr>
           <w:p>
+            <w:pPr>
+              <w:rPr>
+                <w:rFonts w:cs="Times New Roman"/>
+              </w:rPr>
+            </w:pPr>
             <w:r>
               <w:rPr>
                 <w:rFonts w:cs="Times New Roman"/>
@@ -38606,6 +36943,11 @@
             <w:tcW w:w="1606" w:type="dxa"/>
           </w:tcPr>
           <w:p>
+            <w:pPr>
+              <w:rPr>
+                <w:rFonts w:cs="Times New Roman"/>
+              </w:rPr>
+            </w:pPr>
             <w:r>
               <w:rPr>
                 <w:rFonts w:cs="Times New Roman"/>
@@ -38620,6 +36962,11 @@
             <w:tcW w:w="1606" w:type="dxa"/>
           </w:tcPr>
           <w:p>
+            <w:pPr>
+              <w:rPr>
+                <w:rFonts w:cs="Times New Roman"/>
+              </w:rPr>
+            </w:pPr>
             <w:r>
               <w:rPr>
                 <w:rFonts w:cs="Times New Roman"/>
@@ -38634,6 +36981,11 @@
             <w:tcW w:w="1606" w:type="dxa"/>
           </w:tcPr>
           <w:p>
+            <w:pPr>
+              <w:rPr>
+                <w:rFonts w:cs="Times New Roman"/>
+              </w:rPr>
+            </w:pPr>
             <w:r>
               <w:rPr>
                 <w:rFonts w:cs="Times New Roman"/>
@@ -38648,6 +37000,11 @@
             <w:tcW w:w="1606" w:type="dxa"/>
           </w:tcPr>
           <w:p>
+            <w:pPr>
+              <w:rPr>
+                <w:rFonts w:cs="Times New Roman"/>
+              </w:rPr>
+            </w:pPr>
             <w:r>
               <w:rPr>
                 <w:rFonts w:cs="Times New Roman"/>
@@ -38672,7 +37029,7 @@
               <w:rPr>
                 <w:rFonts w:cs="Times New Roman"/>
               </w:rPr>
-              <w:t>DR0</w:t>
+              <w:t>DR3</w:t>
             </w:r>
           </w:p>
         </w:tc>
@@ -38685,7 +37042,7 @@
               <w:rPr>
                 <w:rFonts w:cs="Times New Roman"/>
               </w:rPr>
-              <w:t>23667</w:t>
+              <w:t>45</w:t>
             </w:r>
           </w:p>
         </w:tc>
@@ -38698,7 +37055,7 @@
               <w:rPr>
                 <w:rFonts w:cs="Times New Roman"/>
               </w:rPr>
-              <w:t>1872</w:t>
+              <w:t>116</w:t>
             </w:r>
           </w:p>
         </w:tc>
@@ -38711,7 +37068,7 @@
               <w:rPr>
                 <w:rFonts w:cs="Times New Roman"/>
               </w:rPr>
-              <w:t>237</w:t>
+              <w:t>300</w:t>
             </w:r>
           </w:p>
         </w:tc>
@@ -38724,7 +37081,7 @@
               <w:rPr>
                 <w:rFonts w:cs="Times New Roman"/>
               </w:rPr>
-              <w:t>30</w:t>
+              <w:t>257</w:t>
             </w:r>
           </w:p>
         </w:tc>
@@ -38737,7 +37094,7 @@
               <w:rPr>
                 <w:rFonts w:cs="Times New Roman"/>
               </w:rPr>
-              <w:t>4</w:t>
+              <w:t>155</w:t>
             </w:r>
           </w:p>
         </w:tc>
@@ -38756,7 +37113,7 @@
               <w:rPr>
                 <w:rFonts w:cs="Times New Roman"/>
               </w:rPr>
-              <w:t>DR1</w:t>
+              <w:t>DR4</w:t>
             </w:r>
           </w:p>
         </w:tc>
@@ -38769,7 +37126,7 @@
               <w:rPr>
                 <w:rFonts w:cs="Times New Roman"/>
               </w:rPr>
-              <w:t>1016</w:t>
+              <w:t>16</w:t>
             </w:r>
           </w:p>
         </w:tc>
@@ -38782,7 +37139,7 @@
               <w:rPr>
                 <w:rFonts w:cs="Times New Roman"/>
               </w:rPr>
-              <w:t>671</w:t>
+              <w:t>40</w:t>
             </w:r>
           </w:p>
         </w:tc>
@@ -38795,7 +37152,7 @@
               <w:rPr>
                 <w:rFonts w:cs="Times New Roman"/>
               </w:rPr>
-              <w:t>661</w:t>
+              <w:t>105</w:t>
             </w:r>
           </w:p>
         </w:tc>
@@ -38808,7 +37165,7 @@
               <w:rPr>
                 <w:rFonts w:cs="Times New Roman"/>
               </w:rPr>
-              <w:t>84</w:t>
+              <w:t>271</w:t>
             </w:r>
           </w:p>
         </w:tc>
@@ -38821,259 +37178,7 @@
               <w:rPr>
                 <w:rFonts w:cs="Times New Roman"/>
               </w:rPr>
-              <w:t>11</w:t>
-            </w:r>
-          </w:p>
-        </w:tc>
-      </w:tr>
-      <w:tr>
-        <w:trPr>
-          <w:cantSplit/>
-          <w:jc w:val="center"/>
-        </w:trPr>
-        <w:tc>
-          <w:tcPr>
-            <w:tcW w:w="1606" w:type="dxa"/>
-          </w:tcPr>
-          <w:p>
-            <w:r>
-              <w:rPr>
-                <w:rFonts w:cs="Times New Roman"/>
-              </w:rPr>
-              <w:t>DR2</w:t>
-            </w:r>
-          </w:p>
-        </w:tc>
-        <w:tc>
-          <w:tcPr>
-            <w:tcW w:w="1606" w:type="dxa"/>
-          </w:tcPr>
-          <w:p>
-            <w:r>
-              <w:rPr>
-                <w:rFonts w:cs="Times New Roman"/>
-              </w:rPr>
-              <w:t>211</w:t>
-            </w:r>
-          </w:p>
-        </w:tc>
-        <w:tc>
-          <w:tcPr>
-            <w:tcW w:w="1606" w:type="dxa"/>
-          </w:tcPr>
-          <w:p>
-            <w:r>
-              <w:rPr>
-                <w:rFonts w:cs="Times New Roman"/>
-              </w:rPr>
-              <w:t>1085</w:t>
-            </w:r>
-          </w:p>
-        </w:tc>
-        <w:tc>
-          <w:tcPr>
-            <w:tcW w:w="1606" w:type="dxa"/>
-          </w:tcPr>
-          <w:p>
-            <w:r>
-              <w:rPr>
-                <w:rFonts w:cs="Times New Roman"/>
-              </w:rPr>
-              <w:t>3202</w:t>
-            </w:r>
-          </w:p>
-        </w:tc>
-        <w:tc>
-          <w:tcPr>
-            <w:tcW w:w="1606" w:type="dxa"/>
-          </w:tcPr>
-          <w:p>
-            <w:r>
-              <w:rPr>
-                <w:rFonts w:cs="Times New Roman"/>
-              </w:rPr>
-              <w:t>705</w:t>
-            </w:r>
-          </w:p>
-        </w:tc>
-        <w:tc>
-          <w:tcPr>
-            <w:tcW w:w="1606" w:type="dxa"/>
-          </w:tcPr>
-          <w:p>
-            <w:r>
-              <w:rPr>
-                <w:rFonts w:cs="Times New Roman"/>
-              </w:rPr>
-              <w:t>89</w:t>
-            </w:r>
-          </w:p>
-        </w:tc>
-      </w:tr>
-      <w:tr>
-        <w:trPr>
-          <w:cantSplit/>
-          <w:jc w:val="center"/>
-        </w:trPr>
-        <w:tc>
-          <w:tcPr>
-            <w:tcW w:w="1606" w:type="dxa"/>
-          </w:tcPr>
-          <w:p>
-            <w:r>
-              <w:rPr>
-                <w:rFonts w:cs="Times New Roman"/>
-              </w:rPr>
-              <w:t>DR3</w:t>
-            </w:r>
-          </w:p>
-        </w:tc>
-        <w:tc>
-          <w:tcPr>
-            <w:tcW w:w="1606" w:type="dxa"/>
-          </w:tcPr>
-          <w:p>
-            <w:r>
-              <w:rPr>
-                <w:rFonts w:cs="Times New Roman"/>
-              </w:rPr>
-              <w:t>10</w:t>
-            </w:r>
-          </w:p>
-        </w:tc>
-        <w:tc>
-          <w:tcPr>
-            <w:tcW w:w="1606" w:type="dxa"/>
-          </w:tcPr>
-          <w:p>
-            <w:r>
-              <w:rPr>
-                <w:rFonts w:cs="Times New Roman"/>
-              </w:rPr>
-              <w:t>52</w:t>
-            </w:r>
-          </w:p>
-        </w:tc>
-        <w:tc>
-          <w:tcPr>
-            <w:tcW w:w="1606" w:type="dxa"/>
-          </w:tcPr>
-          <w:p>
-            <w:r>
-              <w:rPr>
-                <w:rFonts w:cs="Times New Roman"/>
-              </w:rPr>
-              <w:t>267</w:t>
-            </w:r>
-          </w:p>
-        </w:tc>
-        <w:tc>
-          <w:tcPr>
-            <w:tcW w:w="1606" w:type="dxa"/>
-          </w:tcPr>
-          <w:p>
-            <w:r>
-              <w:rPr>
-                <w:rFonts w:cs="Times New Roman"/>
-              </w:rPr>
-              <w:t>371</w:t>
-            </w:r>
-          </w:p>
-        </w:tc>
-        <w:tc>
-          <w:tcPr>
-            <w:tcW w:w="1606" w:type="dxa"/>
-          </w:tcPr>
-          <w:p>
-            <w:r>
-              <w:rPr>
-                <w:rFonts w:cs="Times New Roman"/>
-              </w:rPr>
-              <w:t>173</w:t>
-            </w:r>
-          </w:p>
-        </w:tc>
-      </w:tr>
-      <w:tr>
-        <w:trPr>
-          <w:cantSplit/>
-          <w:jc w:val="center"/>
-        </w:trPr>
-        <w:tc>
-          <w:tcPr>
-            <w:tcW w:w="1606" w:type="dxa"/>
-          </w:tcPr>
-          <w:p>
-            <w:r>
-              <w:rPr>
-                <w:rFonts w:cs="Times New Roman"/>
-              </w:rPr>
-              <w:t>DR4</w:t>
-            </w:r>
-          </w:p>
-        </w:tc>
-        <w:tc>
-          <w:tcPr>
-            <w:tcW w:w="1606" w:type="dxa"/>
-          </w:tcPr>
-          <w:p>
-            <w:r>
-              <w:rPr>
-                <w:rFonts w:cs="Times New Roman"/>
-              </w:rPr>
-              <w:t>2</w:t>
-            </w:r>
-          </w:p>
-        </w:tc>
-        <w:tc>
-          <w:tcPr>
-            <w:tcW w:w="1606" w:type="dxa"/>
-          </w:tcPr>
-          <w:p>
-            <w:r>
-              <w:rPr>
-                <w:rFonts w:cs="Times New Roman"/>
-              </w:rPr>
-              <w:t>10</w:t>
-            </w:r>
-          </w:p>
-        </w:tc>
-        <w:tc>
-          <w:tcPr>
-            <w:tcW w:w="1606" w:type="dxa"/>
-          </w:tcPr>
-          <w:p>
-            <w:r>
-              <w:rPr>
-                <w:rFonts w:cs="Times New Roman"/>
-              </w:rPr>
-              <w:t>53</w:t>
-            </w:r>
-          </w:p>
-        </w:tc>
-        <w:tc>
-          <w:tcPr>
-            <w:tcW w:w="1606" w:type="dxa"/>
-          </w:tcPr>
-          <w:p>
-            <w:r>
-              <w:rPr>
-                <w:rFonts w:cs="Times New Roman"/>
-              </w:rPr>
-              <w:t>271</w:t>
-            </w:r>
-          </w:p>
-        </w:tc>
-        <w:tc>
-          <w:tcPr>
-            <w:tcW w:w="1606" w:type="dxa"/>
-          </w:tcPr>
-          <w:p>
-            <w:r>
-              <w:rPr>
-                <w:rFonts w:cs="Times New Roman"/>
-              </w:rPr>
-              <w:t>372</w:t>
+              <w:t>276</w:t>
             </w:r>
           </w:p>
         </w:tc>
@@ -39082,50 +37187,6 @@
     <w:p/>
     <w:p>
       <w:pPr>
-        <w:ind w:firstLine="709"/>
-        <w:jc w:val="both"/>
-      </w:pPr>
-      <w:r>
-        <w:rPr>
-          <w:rFonts w:cs="Times New Roman"/>
-        </w:rPr>
-        <w:t xml:space="preserve">Бұл матрицалардың екі құрылымдық белгісі тікелей көрінеді әрі </w:t>
-      </w:r>
-      <w:r>
-        <w:rPr>
-          <w:rFonts w:cs="Times New Roman"/>
-        </w:rPr>
-        <w:t>3.2-бөлімдегі κ көрсеткіштері дәл соны бейнелейді. Интеграцияланған конфигурацияда диагональ әр дәрежеде өседі. Әрі диагональдан алыс жатқан ұяшықтар босайды. DR0-ден DR4-ке ұяшығы қалдық backbone-да 26-дан 4-ке, ал құрама масштабталғанында 23-тен 4-ке дей</w:t>
-      </w:r>
-      <w:r>
-        <w:rPr>
-          <w:rFonts w:cs="Times New Roman"/>
-        </w:rPr>
-        <w:t>ін төмендейді, ал DR0-ден DR1-ге шатасулардың массасы шамамен мың данаға азаяды. Квадраттық салмақталған κ қате дәрежелеуді реттік қашықтыққа пропорционал жазалайтындықтан, алыс ұяшықтардың босауы κ ұтысына қатысты кескін санынан тыс үлес қосады.</w:t>
-      </w:r>
-    </w:p>
-    <w:p>
-      <w:pPr>
-        <w:keepNext/>
-        <w:spacing w:before="120" w:after="120"/>
-      </w:pPr>
-      <w:r>
-        <w:rPr>
-          <w:rFonts w:cs="Times New Roman"/>
-          <w:b/>
-        </w:rPr>
-        <w:t>Ә.3 Сыртқ</w:t>
-      </w:r>
-      <w:r>
-        <w:rPr>
-          <w:rFonts w:cs="Times New Roman"/>
-          <w:b/>
-        </w:rPr>
-        <w:t>ы ашық корпустағы шатасу матрицалары</w:t>
-      </w:r>
-    </w:p>
-    <w:p>
-      <w:pPr>
         <w:keepNext/>
         <w:spacing w:before="120"/>
       </w:pPr>
@@ -39134,7 +37195,14 @@
           <w:rFonts w:cs="Times New Roman"/>
           <w:b/>
         </w:rPr>
-        <w:t>Кесте Ә.6 – Шатасу матрицасы, базалық тиімді, сыртқы ашық корпус (n = 3 662)</w:t>
+        <w:t xml:space="preserve">Кесте Ә.5 – Шатасу </w:t>
+      </w:r>
+      <w:r>
+        <w:rPr>
+          <w:rFonts w:cs="Times New Roman"/>
+          <w:b/>
+        </w:rPr>
+        <w:t>матрицасы, интеграцияланған тиімді</w:t>
       </w:r>
     </w:p>
     <w:tbl>
@@ -39270,7 +37338,7 @@
               <w:rPr>
                 <w:rFonts w:cs="Times New Roman"/>
               </w:rPr>
-              <w:t>1570</w:t>
+              <w:t>23667</w:t>
             </w:r>
           </w:p>
         </w:tc>
@@ -39283,7 +37351,7 @@
               <w:rPr>
                 <w:rFonts w:cs="Times New Roman"/>
               </w:rPr>
-              <w:t>186</w:t>
+              <w:t>1872</w:t>
             </w:r>
           </w:p>
         </w:tc>
@@ -39296,7 +37364,7 @@
               <w:rPr>
                 <w:rFonts w:cs="Times New Roman"/>
               </w:rPr>
-              <w:t>39</w:t>
+              <w:t>237</w:t>
             </w:r>
           </w:p>
         </w:tc>
@@ -39309,7 +37377,7 @@
               <w:rPr>
                 <w:rFonts w:cs="Times New Roman"/>
               </w:rPr>
-              <w:t>8</w:t>
+              <w:t>30</w:t>
             </w:r>
           </w:p>
         </w:tc>
@@ -39322,7 +37390,7 @@
               <w:rPr>
                 <w:rFonts w:cs="Times New Roman"/>
               </w:rPr>
-              <w:t>2</w:t>
+              <w:t>4</w:t>
             </w:r>
           </w:p>
         </w:tc>
@@ -39354,7 +37422,7 @@
               <w:rPr>
                 <w:rFonts w:cs="Times New Roman"/>
               </w:rPr>
-              <w:t>184</w:t>
+              <w:t>1016</w:t>
             </w:r>
           </w:p>
         </w:tc>
@@ -39367,7 +37435,7 @@
               <w:rPr>
                 <w:rFonts w:cs="Times New Roman"/>
               </w:rPr>
-              <w:t>63</w:t>
+              <w:t>671</w:t>
             </w:r>
           </w:p>
         </w:tc>
@@ -39380,7 +37448,7 @@
               <w:rPr>
                 <w:rFonts w:cs="Times New Roman"/>
               </w:rPr>
-              <w:t>98</w:t>
+              <w:t>661</w:t>
             </w:r>
           </w:p>
         </w:tc>
@@ -39393,7 +37461,7 @@
               <w:rPr>
                 <w:rFonts w:cs="Times New Roman"/>
               </w:rPr>
-              <w:t>21</w:t>
+              <w:t>84</w:t>
             </w:r>
           </w:p>
         </w:tc>
@@ -39406,7 +37474,7 @@
               <w:rPr>
                 <w:rFonts w:cs="Times New Roman"/>
               </w:rPr>
-              <w:t>4</w:t>
+              <w:t>11</w:t>
             </w:r>
           </w:p>
         </w:tc>
@@ -39438,7 +37506,7 @@
               <w:rPr>
                 <w:rFonts w:cs="Times New Roman"/>
               </w:rPr>
-              <w:t>96</w:t>
+              <w:t>211</w:t>
             </w:r>
           </w:p>
         </w:tc>
@@ -39451,7 +37519,7 @@
               <w:rPr>
                 <w:rFonts w:cs="Times New Roman"/>
               </w:rPr>
-              <w:t>245</w:t>
+              <w:t>1085</w:t>
             </w:r>
           </w:p>
         </w:tc>
@@ -39464,7 +37532,7 @@
               <w:rPr>
                 <w:rFonts w:cs="Times New Roman"/>
               </w:rPr>
-              <w:t>500</w:t>
+              <w:t>3202</w:t>
             </w:r>
           </w:p>
         </w:tc>
@@ -39477,7 +37545,7 @@
               <w:rPr>
                 <w:rFonts w:cs="Times New Roman"/>
               </w:rPr>
-              <w:t>131</w:t>
+              <w:t>705</w:t>
             </w:r>
           </w:p>
         </w:tc>
@@ -39490,7 +37558,7 @@
               <w:rPr>
                 <w:rFonts w:cs="Times New Roman"/>
               </w:rPr>
-              <w:t>27</w:t>
+              <w:t>89</w:t>
             </w:r>
           </w:p>
         </w:tc>
@@ -39535,7 +37603,7 @@
               <w:rPr>
                 <w:rFonts w:cs="Times New Roman"/>
               </w:rPr>
-              <w:t>24</w:t>
+              <w:t>52</w:t>
             </w:r>
           </w:p>
         </w:tc>
@@ -39548,7 +37616,7 @@
               <w:rPr>
                 <w:rFonts w:cs="Times New Roman"/>
               </w:rPr>
-              <w:t>62</w:t>
+              <w:t>267</w:t>
             </w:r>
           </w:p>
         </w:tc>
@@ -39561,7 +37629,7 @@
               <w:rPr>
                 <w:rFonts w:cs="Times New Roman"/>
               </w:rPr>
-              <w:t>64</w:t>
+              <w:t>371</w:t>
             </w:r>
           </w:p>
         </w:tc>
@@ -39574,7 +37642,7 @@
               <w:rPr>
                 <w:rFonts w:cs="Times New Roman"/>
               </w:rPr>
-              <w:t>33</w:t>
+              <w:t>173</w:t>
             </w:r>
           </w:p>
         </w:tc>
@@ -39606,7 +37674,7 @@
               <w:rPr>
                 <w:rFonts w:cs="Times New Roman"/>
               </w:rPr>
-              <w:t>6</w:t>
+              <w:t>2</w:t>
             </w:r>
           </w:p>
         </w:tc>
@@ -39619,7 +37687,7 @@
               <w:rPr>
                 <w:rFonts w:cs="Times New Roman"/>
               </w:rPr>
-              <w:t>15</w:t>
+              <w:t>10</w:t>
             </w:r>
           </w:p>
         </w:tc>
@@ -39632,7 +37700,7 @@
               <w:rPr>
                 <w:rFonts w:cs="Times New Roman"/>
               </w:rPr>
-              <w:t>42</w:t>
+              <w:t>53</w:t>
             </w:r>
           </w:p>
         </w:tc>
@@ -39645,7 +37713,7 @@
               <w:rPr>
                 <w:rFonts w:cs="Times New Roman"/>
               </w:rPr>
-              <w:t>108</w:t>
+              <w:t>271</w:t>
             </w:r>
           </w:p>
         </w:tc>
@@ -39658,7 +37726,7 @@
               <w:rPr>
                 <w:rFonts w:cs="Times New Roman"/>
               </w:rPr>
-              <w:t>124</w:t>
+              <w:t>372</w:t>
             </w:r>
           </w:p>
         </w:tc>
@@ -39667,6 +37735,50 @@
     <w:p/>
     <w:p>
       <w:pPr>
+        <w:ind w:firstLine="709"/>
+        <w:jc w:val="both"/>
+      </w:pPr>
+      <w:r>
+        <w:rPr>
+          <w:rFonts w:cs="Times New Roman"/>
+        </w:rPr>
+        <w:t xml:space="preserve">Бұл матрицалардың екі құрылымдық белгісі тікелей көрінеді әрі </w:t>
+      </w:r>
+      <w:r>
+        <w:rPr>
+          <w:rFonts w:cs="Times New Roman"/>
+        </w:rPr>
+        <w:t>3.2-бөлімдегі κ көрсеткіштері дәл соны бейнелейді. Интеграцияланған конфигурацияда диагональ әр дәрежеде өседі. Әрі диагональдан алыс жатқан ұяшықтар босайды. DR0-ден DR4-ке ұяшығы қалдық backbone-да 26-дан 4-ке, ал құрама масштабталғанында 23-тен 4-ке дей</w:t>
+      </w:r>
+      <w:r>
+        <w:rPr>
+          <w:rFonts w:cs="Times New Roman"/>
+        </w:rPr>
+        <w:t>ін төмендейді, ал DR0-ден DR1-ге шатасулардың массасы шамамен мың данаға азаяды. Квадраттық салмақталған κ қате дәрежелеуді реттік қашықтыққа пропорционал жазалайтындықтан, алыс ұяшықтардың босауы κ ұтысына қатысты кескін санынан тыс үлес қосады.</w:t>
+      </w:r>
+    </w:p>
+    <w:p>
+      <w:pPr>
+        <w:keepNext/>
+        <w:spacing w:before="120" w:after="120"/>
+      </w:pPr>
+      <w:r>
+        <w:rPr>
+          <w:rFonts w:cs="Times New Roman"/>
+          <w:b/>
+        </w:rPr>
+        <w:t>Ә.3 Сыртқ</w:t>
+      </w:r>
+      <w:r>
+        <w:rPr>
+          <w:rFonts w:cs="Times New Roman"/>
+          <w:b/>
+        </w:rPr>
+        <w:t>ы ашық корпустағы шатасу матрицалары</w:t>
+      </w:r>
+    </w:p>
+    <w:p>
+      <w:pPr>
         <w:keepNext/>
         <w:spacing w:before="120"/>
       </w:pPr>
@@ -39675,7 +37787,7 @@
           <w:rFonts w:cs="Times New Roman"/>
           <w:b/>
         </w:rPr>
-        <w:t>Кесте Ә.7 – Шатасу матрицасы, интеграцияланған тиімді, сыртқы ашық корпус</w:t>
+        <w:t>Кесте Ә.6 – Шатасу матрицасы, базалық тиімді, сыртқы ашық корпус (n = 3 662)</w:t>
       </w:r>
     </w:p>
     <w:tbl>
@@ -39811,7 +37923,7 @@
               <w:rPr>
                 <w:rFonts w:cs="Times New Roman"/>
               </w:rPr>
-              <w:t>1678</w:t>
+              <w:t>1570</w:t>
             </w:r>
           </w:p>
         </w:tc>
@@ -39824,7 +37936,7 @@
               <w:rPr>
                 <w:rFonts w:cs="Times New Roman"/>
               </w:rPr>
-              <w:t>111</w:t>
+              <w:t>186</w:t>
             </w:r>
           </w:p>
         </w:tc>
@@ -39837,7 +37949,7 @@
               <w:rPr>
                 <w:rFonts w:cs="Times New Roman"/>
               </w:rPr>
-              <w:t>14</w:t>
+              <w:t>39</w:t>
             </w:r>
           </w:p>
         </w:tc>
@@ -39850,20 +37962,20 @@
               <w:rPr>
                 <w:rFonts w:cs="Times New Roman"/>
               </w:rPr>
+              <w:t>8</w:t>
+            </w:r>
+          </w:p>
+        </w:tc>
+        <w:tc>
+          <w:tcPr>
+            <w:tcW w:w="1606" w:type="dxa"/>
+          </w:tcPr>
+          <w:p>
+            <w:r>
+              <w:rPr>
+                <w:rFonts w:cs="Times New Roman"/>
+              </w:rPr>
               <w:t>2</w:t>
-            </w:r>
-          </w:p>
-        </w:tc>
-        <w:tc>
-          <w:tcPr>
-            <w:tcW w:w="1606" w:type="dxa"/>
-          </w:tcPr>
-          <w:p>
-            <w:r>
-              <w:rPr>
-                <w:rFonts w:cs="Times New Roman"/>
-              </w:rPr>
-              <w:t>0</w:t>
             </w:r>
           </w:p>
         </w:tc>
@@ -39895,7 +38007,7 @@
               <w:rPr>
                 <w:rFonts w:cs="Times New Roman"/>
               </w:rPr>
-              <w:t>150</w:t>
+              <w:t>184</w:t>
             </w:r>
           </w:p>
         </w:tc>
@@ -39908,7 +38020,7 @@
               <w:rPr>
                 <w:rFonts w:cs="Times New Roman"/>
               </w:rPr>
-              <w:t>108</w:t>
+              <w:t>63</w:t>
             </w:r>
           </w:p>
         </w:tc>
@@ -39921,7 +38033,7 @@
               <w:rPr>
                 <w:rFonts w:cs="Times New Roman"/>
               </w:rPr>
-              <w:t>99</w:t>
+              <w:t>98</w:t>
             </w:r>
           </w:p>
         </w:tc>
@@ -39934,7 +38046,7 @@
               <w:rPr>
                 <w:rFonts w:cs="Times New Roman"/>
               </w:rPr>
-              <w:t>12</w:t>
+              <w:t>21</w:t>
             </w:r>
           </w:p>
         </w:tc>
@@ -39947,7 +38059,7 @@
               <w:rPr>
                 <w:rFonts w:cs="Times New Roman"/>
               </w:rPr>
-              <w:t>1</w:t>
+              <w:t>4</w:t>
             </w:r>
           </w:p>
         </w:tc>
@@ -39979,7 +38091,7 @@
               <w:rPr>
                 <w:rFonts w:cs="Times New Roman"/>
               </w:rPr>
-              <w:t>33</w:t>
+              <w:t>96</w:t>
             </w:r>
           </w:p>
         </w:tc>
@@ -39992,7 +38104,7 @@
               <w:rPr>
                 <w:rFonts w:cs="Times New Roman"/>
               </w:rPr>
-              <w:t>192</w:t>
+              <w:t>245</w:t>
             </w:r>
           </w:p>
         </w:tc>
@@ -40005,7 +38117,7 @@
               <w:rPr>
                 <w:rFonts w:cs="Times New Roman"/>
               </w:rPr>
-              <w:t>630</w:t>
+              <w:t>500</w:t>
             </w:r>
           </w:p>
         </w:tc>
@@ -40018,7 +38130,7 @@
               <w:rPr>
                 <w:rFonts w:cs="Times New Roman"/>
               </w:rPr>
-              <w:t>129</w:t>
+              <w:t>131</w:t>
             </w:r>
           </w:p>
         </w:tc>
@@ -40031,7 +38143,7 @@
               <w:rPr>
                 <w:rFonts w:cs="Times New Roman"/>
               </w:rPr>
-              <w:t>15</w:t>
+              <w:t>27</w:t>
             </w:r>
           </w:p>
         </w:tc>
@@ -40063,7 +38175,7 @@
               <w:rPr>
                 <w:rFonts w:cs="Times New Roman"/>
               </w:rPr>
-              <w:t>1</w:t>
+              <w:t>10</w:t>
             </w:r>
           </w:p>
         </w:tc>
@@ -40076,7 +38188,7 @@
               <w:rPr>
                 <w:rFonts w:cs="Times New Roman"/>
               </w:rPr>
-              <w:t>10</w:t>
+              <w:t>24</w:t>
             </w:r>
           </w:p>
         </w:tc>
@@ -40089,7 +38201,7 @@
               <w:rPr>
                 <w:rFonts w:cs="Times New Roman"/>
               </w:rPr>
-              <w:t>56</w:t>
+              <w:t>62</w:t>
             </w:r>
           </w:p>
         </w:tc>
@@ -40102,7 +38214,7 @@
               <w:rPr>
                 <w:rFonts w:cs="Times New Roman"/>
               </w:rPr>
-              <w:t>87</w:t>
+              <w:t>64</w:t>
             </w:r>
           </w:p>
         </w:tc>
@@ -40115,7 +38227,7 @@
               <w:rPr>
                 <w:rFonts w:cs="Times New Roman"/>
               </w:rPr>
-              <w:t>39</w:t>
+              <w:t>33</w:t>
             </w:r>
           </w:p>
         </w:tc>
@@ -40134,7 +38246,694 @@
               <w:rPr>
                 <w:rFonts w:cs="Times New Roman"/>
               </w:rPr>
-              <w:lastRenderedPageBreak/>
+              <w:t>DR4</w:t>
+            </w:r>
+          </w:p>
+        </w:tc>
+        <w:tc>
+          <w:tcPr>
+            <w:tcW w:w="1606" w:type="dxa"/>
+          </w:tcPr>
+          <w:p>
+            <w:r>
+              <w:rPr>
+                <w:rFonts w:cs="Times New Roman"/>
+              </w:rPr>
+              <w:t>6</w:t>
+            </w:r>
+          </w:p>
+        </w:tc>
+        <w:tc>
+          <w:tcPr>
+            <w:tcW w:w="1606" w:type="dxa"/>
+          </w:tcPr>
+          <w:p>
+            <w:r>
+              <w:rPr>
+                <w:rFonts w:cs="Times New Roman"/>
+              </w:rPr>
+              <w:t>15</w:t>
+            </w:r>
+          </w:p>
+        </w:tc>
+        <w:tc>
+          <w:tcPr>
+            <w:tcW w:w="1606" w:type="dxa"/>
+          </w:tcPr>
+          <w:p>
+            <w:r>
+              <w:rPr>
+                <w:rFonts w:cs="Times New Roman"/>
+              </w:rPr>
+              <w:t>42</w:t>
+            </w:r>
+          </w:p>
+        </w:tc>
+        <w:tc>
+          <w:tcPr>
+            <w:tcW w:w="1606" w:type="dxa"/>
+          </w:tcPr>
+          <w:p>
+            <w:r>
+              <w:rPr>
+                <w:rFonts w:cs="Times New Roman"/>
+              </w:rPr>
+              <w:t>108</w:t>
+            </w:r>
+          </w:p>
+        </w:tc>
+        <w:tc>
+          <w:tcPr>
+            <w:tcW w:w="1606" w:type="dxa"/>
+          </w:tcPr>
+          <w:p>
+            <w:r>
+              <w:rPr>
+                <w:rFonts w:cs="Times New Roman"/>
+              </w:rPr>
+              <w:t>124</w:t>
+            </w:r>
+          </w:p>
+        </w:tc>
+      </w:tr>
+    </w:tbl>
+    <w:p/>
+    <w:p>
+      <w:pPr>
+        <w:keepNext/>
+        <w:spacing w:before="120"/>
+      </w:pPr>
+      <w:r>
+        <w:rPr>
+          <w:rFonts w:cs="Times New Roman"/>
+          <w:b/>
+        </w:rPr>
+        <w:t>Кесте Ә.7 – Шатасу матрицасы, интеграцияланған тиімді, сыртқы ашық корпус</w:t>
+      </w:r>
+    </w:p>
+    <w:tbl>
+      <w:tblPr>
+        <w:tblStyle w:val="TableGrid"/>
+        <w:tblW w:w="0" w:type="auto"/>
+        <w:jc w:val="center"/>
+        <w:tblLook w:val="04A0" w:firstRow="1" w:lastRow="0" w:firstColumn="1" w:lastColumn="0" w:noHBand="0" w:noVBand="1"/>
+      </w:tblPr>
+      <w:tblGrid>
+        <w:gridCol w:w="1606"/>
+        <w:gridCol w:w="1606"/>
+        <w:gridCol w:w="1606"/>
+        <w:gridCol w:w="1606"/>
+        <w:gridCol w:w="1606"/>
+        <w:gridCol w:w="1606"/>
+      </w:tblGrid>
+      <w:tr>
+        <w:trPr>
+          <w:cantSplit/>
+          <w:tblHeader/>
+          <w:jc w:val="center"/>
+        </w:trPr>
+        <w:tc>
+          <w:tcPr>
+            <w:tcW w:w="1606" w:type="dxa"/>
+          </w:tcPr>
+          <w:p>
+            <w:r>
+              <w:rPr>
+                <w:rFonts w:cs="Times New Roman"/>
+                <w:b/>
+              </w:rPr>
+              <w:t>шын \ болжам</w:t>
+            </w:r>
+          </w:p>
+        </w:tc>
+        <w:tc>
+          <w:tcPr>
+            <w:tcW w:w="1606" w:type="dxa"/>
+          </w:tcPr>
+          <w:p>
+            <w:r>
+              <w:rPr>
+                <w:rFonts w:cs="Times New Roman"/>
+                <w:b/>
+              </w:rPr>
+              <w:t>DR0</w:t>
+            </w:r>
+          </w:p>
+        </w:tc>
+        <w:tc>
+          <w:tcPr>
+            <w:tcW w:w="1606" w:type="dxa"/>
+          </w:tcPr>
+          <w:p>
+            <w:r>
+              <w:rPr>
+                <w:rFonts w:cs="Times New Roman"/>
+                <w:b/>
+              </w:rPr>
+              <w:t>DR1</w:t>
+            </w:r>
+          </w:p>
+        </w:tc>
+        <w:tc>
+          <w:tcPr>
+            <w:tcW w:w="1606" w:type="dxa"/>
+          </w:tcPr>
+          <w:p>
+            <w:r>
+              <w:rPr>
+                <w:rFonts w:cs="Times New Roman"/>
+                <w:b/>
+              </w:rPr>
+              <w:t>DR2</w:t>
+            </w:r>
+          </w:p>
+        </w:tc>
+        <w:tc>
+          <w:tcPr>
+            <w:tcW w:w="1606" w:type="dxa"/>
+          </w:tcPr>
+          <w:p>
+            <w:r>
+              <w:rPr>
+                <w:rFonts w:cs="Times New Roman"/>
+                <w:b/>
+              </w:rPr>
+              <w:t>DR3</w:t>
+            </w:r>
+          </w:p>
+        </w:tc>
+        <w:tc>
+          <w:tcPr>
+            <w:tcW w:w="1606" w:type="dxa"/>
+          </w:tcPr>
+          <w:p>
+            <w:r>
+              <w:rPr>
+                <w:rFonts w:cs="Times New Roman"/>
+                <w:b/>
+              </w:rPr>
+              <w:t>DR4</w:t>
+            </w:r>
+          </w:p>
+        </w:tc>
+      </w:tr>
+      <w:tr>
+        <w:trPr>
+          <w:cantSplit/>
+          <w:jc w:val="center"/>
+        </w:trPr>
+        <w:tc>
+          <w:tcPr>
+            <w:tcW w:w="1606" w:type="dxa"/>
+          </w:tcPr>
+          <w:p>
+            <w:r>
+              <w:rPr>
+                <w:rFonts w:cs="Times New Roman"/>
+              </w:rPr>
+              <w:t>DR0</w:t>
+            </w:r>
+          </w:p>
+        </w:tc>
+        <w:tc>
+          <w:tcPr>
+            <w:tcW w:w="1606" w:type="dxa"/>
+          </w:tcPr>
+          <w:p>
+            <w:r>
+              <w:rPr>
+                <w:rFonts w:cs="Times New Roman"/>
+              </w:rPr>
+              <w:t>1678</w:t>
+            </w:r>
+          </w:p>
+        </w:tc>
+        <w:tc>
+          <w:tcPr>
+            <w:tcW w:w="1606" w:type="dxa"/>
+          </w:tcPr>
+          <w:p>
+            <w:r>
+              <w:rPr>
+                <w:rFonts w:cs="Times New Roman"/>
+              </w:rPr>
+              <w:t>111</w:t>
+            </w:r>
+          </w:p>
+        </w:tc>
+        <w:tc>
+          <w:tcPr>
+            <w:tcW w:w="1606" w:type="dxa"/>
+          </w:tcPr>
+          <w:p>
+            <w:r>
+              <w:rPr>
+                <w:rFonts w:cs="Times New Roman"/>
+              </w:rPr>
+              <w:t>14</w:t>
+            </w:r>
+          </w:p>
+        </w:tc>
+        <w:tc>
+          <w:tcPr>
+            <w:tcW w:w="1606" w:type="dxa"/>
+          </w:tcPr>
+          <w:p>
+            <w:r>
+              <w:rPr>
+                <w:rFonts w:cs="Times New Roman"/>
+              </w:rPr>
+              <w:t>2</w:t>
+            </w:r>
+          </w:p>
+        </w:tc>
+        <w:tc>
+          <w:tcPr>
+            <w:tcW w:w="1606" w:type="dxa"/>
+          </w:tcPr>
+          <w:p>
+            <w:r>
+              <w:rPr>
+                <w:rFonts w:cs="Times New Roman"/>
+              </w:rPr>
+              <w:t>0</w:t>
+            </w:r>
+          </w:p>
+        </w:tc>
+      </w:tr>
+      <w:tr>
+        <w:trPr>
+          <w:cantSplit/>
+          <w:jc w:val="center"/>
+        </w:trPr>
+        <w:tc>
+          <w:tcPr>
+            <w:tcW w:w="1606" w:type="dxa"/>
+          </w:tcPr>
+          <w:p>
+            <w:r>
+              <w:rPr>
+                <w:rFonts w:cs="Times New Roman"/>
+              </w:rPr>
+              <w:t>DR1</w:t>
+            </w:r>
+          </w:p>
+        </w:tc>
+        <w:tc>
+          <w:tcPr>
+            <w:tcW w:w="1606" w:type="dxa"/>
+          </w:tcPr>
+          <w:p>
+            <w:r>
+              <w:rPr>
+                <w:rFonts w:cs="Times New Roman"/>
+              </w:rPr>
+              <w:t>150</w:t>
+            </w:r>
+          </w:p>
+        </w:tc>
+        <w:tc>
+          <w:tcPr>
+            <w:tcW w:w="1606" w:type="dxa"/>
+          </w:tcPr>
+          <w:p>
+            <w:r>
+              <w:rPr>
+                <w:rFonts w:cs="Times New Roman"/>
+              </w:rPr>
+              <w:t>108</w:t>
+            </w:r>
+          </w:p>
+        </w:tc>
+        <w:tc>
+          <w:tcPr>
+            <w:tcW w:w="1606" w:type="dxa"/>
+          </w:tcPr>
+          <w:p>
+            <w:r>
+              <w:rPr>
+                <w:rFonts w:cs="Times New Roman"/>
+              </w:rPr>
+              <w:t>99</w:t>
+            </w:r>
+          </w:p>
+        </w:tc>
+        <w:tc>
+          <w:tcPr>
+            <w:tcW w:w="1606" w:type="dxa"/>
+          </w:tcPr>
+          <w:p>
+            <w:r>
+              <w:rPr>
+                <w:rFonts w:cs="Times New Roman"/>
+              </w:rPr>
+              <w:t>12</w:t>
+            </w:r>
+          </w:p>
+        </w:tc>
+        <w:tc>
+          <w:tcPr>
+            <w:tcW w:w="1606" w:type="dxa"/>
+          </w:tcPr>
+          <w:p>
+            <w:r>
+              <w:rPr>
+                <w:rFonts w:cs="Times New Roman"/>
+              </w:rPr>
+              <w:t>1</w:t>
+            </w:r>
+          </w:p>
+        </w:tc>
+      </w:tr>
+      <w:tr>
+        <w:trPr>
+          <w:cantSplit/>
+          <w:jc w:val="center"/>
+        </w:trPr>
+        <w:tc>
+          <w:tcPr>
+            <w:tcW w:w="1606" w:type="dxa"/>
+          </w:tcPr>
+          <w:p>
+            <w:r>
+              <w:rPr>
+                <w:rFonts w:cs="Times New Roman"/>
+              </w:rPr>
+              <w:t>DR2</w:t>
+            </w:r>
+          </w:p>
+        </w:tc>
+        <w:tc>
+          <w:tcPr>
+            <w:tcW w:w="1606" w:type="dxa"/>
+          </w:tcPr>
+          <w:p>
+            <w:r>
+              <w:rPr>
+                <w:rFonts w:cs="Times New Roman"/>
+              </w:rPr>
+              <w:t>33</w:t>
+            </w:r>
+          </w:p>
+        </w:tc>
+        <w:tc>
+          <w:tcPr>
+            <w:tcW w:w="1606" w:type="dxa"/>
+          </w:tcPr>
+          <w:p>
+            <w:r>
+              <w:rPr>
+                <w:rFonts w:cs="Times New Roman"/>
+              </w:rPr>
+              <w:t>192</w:t>
+            </w:r>
+          </w:p>
+        </w:tc>
+        <w:tc>
+          <w:tcPr>
+            <w:tcW w:w="1606" w:type="dxa"/>
+          </w:tcPr>
+          <w:p>
+            <w:r>
+              <w:rPr>
+                <w:rFonts w:cs="Times New Roman"/>
+              </w:rPr>
+              <w:t>630</w:t>
+            </w:r>
+          </w:p>
+        </w:tc>
+        <w:tc>
+          <w:tcPr>
+            <w:tcW w:w="1606" w:type="dxa"/>
+          </w:tcPr>
+          <w:p>
+            <w:r>
+              <w:rPr>
+                <w:rFonts w:cs="Times New Roman"/>
+              </w:rPr>
+              <w:t>129</w:t>
+            </w:r>
+          </w:p>
+        </w:tc>
+        <w:tc>
+          <w:tcPr>
+            <w:tcW w:w="1606" w:type="dxa"/>
+          </w:tcPr>
+          <w:p>
+            <w:r>
+              <w:rPr>
+                <w:rFonts w:cs="Times New Roman"/>
+              </w:rPr>
+              <w:t>15</w:t>
+            </w:r>
+          </w:p>
+        </w:tc>
+      </w:tr>
+    </w:tbl>
+    <w:p>
+      <w:pPr>
+        <w:keepNext/>
+        <w:pageBreakBefore/>
+      </w:pPr>
+      <w:r>
+        <w:lastRenderedPageBreak/>
+        <w:t>Ә.7-кестенің жалғасы</w:t>
+      </w:r>
+    </w:p>
+    <w:tbl>
+      <w:tblPr>
+        <w:tblStyle w:val="TableGrid"/>
+        <w:tblW w:w="0" w:type="auto"/>
+        <w:jc w:val="center"/>
+        <w:tblLook w:val="04A0" w:firstRow="1" w:lastRow="0" w:firstColumn="1" w:lastColumn="0" w:noHBand="0" w:noVBand="1"/>
+      </w:tblPr>
+      <w:tblGrid>
+        <w:gridCol w:w="1606"/>
+        <w:gridCol w:w="1606"/>
+        <w:gridCol w:w="1606"/>
+        <w:gridCol w:w="1606"/>
+        <w:gridCol w:w="1606"/>
+        <w:gridCol w:w="1606"/>
+      </w:tblGrid>
+      <w:tr>
+        <w:trPr>
+          <w:cantSplit/>
+          <w:tblHeader/>
+          <w:jc w:val="center"/>
+        </w:trPr>
+        <w:tc>
+          <w:tcPr>
+            <w:tcW w:w="1606" w:type="dxa"/>
+          </w:tcPr>
+          <w:p>
+            <w:pPr>
+              <w:rPr>
+                <w:rFonts w:cs="Times New Roman"/>
+              </w:rPr>
+            </w:pPr>
+            <w:r>
+              <w:rPr>
+                <w:rFonts w:cs="Times New Roman"/>
+                <w:b/>
+              </w:rPr>
+              <w:t>шын \ болжам</w:t>
+            </w:r>
+          </w:p>
+        </w:tc>
+        <w:tc>
+          <w:tcPr>
+            <w:tcW w:w="1606" w:type="dxa"/>
+          </w:tcPr>
+          <w:p>
+            <w:pPr>
+              <w:rPr>
+                <w:rFonts w:cs="Times New Roman"/>
+              </w:rPr>
+            </w:pPr>
+            <w:r>
+              <w:rPr>
+                <w:rFonts w:cs="Times New Roman"/>
+                <w:b/>
+              </w:rPr>
+              <w:t>DR0</w:t>
+            </w:r>
+          </w:p>
+        </w:tc>
+        <w:tc>
+          <w:tcPr>
+            <w:tcW w:w="1606" w:type="dxa"/>
+          </w:tcPr>
+          <w:p>
+            <w:pPr>
+              <w:rPr>
+                <w:rFonts w:cs="Times New Roman"/>
+              </w:rPr>
+            </w:pPr>
+            <w:r>
+              <w:rPr>
+                <w:rFonts w:cs="Times New Roman"/>
+                <w:b/>
+              </w:rPr>
+              <w:t>DR1</w:t>
+            </w:r>
+          </w:p>
+        </w:tc>
+        <w:tc>
+          <w:tcPr>
+            <w:tcW w:w="1606" w:type="dxa"/>
+          </w:tcPr>
+          <w:p>
+            <w:pPr>
+              <w:rPr>
+                <w:rFonts w:cs="Times New Roman"/>
+              </w:rPr>
+            </w:pPr>
+            <w:r>
+              <w:rPr>
+                <w:rFonts w:cs="Times New Roman"/>
+                <w:b/>
+              </w:rPr>
+              <w:t>DR2</w:t>
+            </w:r>
+          </w:p>
+        </w:tc>
+        <w:tc>
+          <w:tcPr>
+            <w:tcW w:w="1606" w:type="dxa"/>
+          </w:tcPr>
+          <w:p>
+            <w:pPr>
+              <w:rPr>
+                <w:rFonts w:cs="Times New Roman"/>
+              </w:rPr>
+            </w:pPr>
+            <w:r>
+              <w:rPr>
+                <w:rFonts w:cs="Times New Roman"/>
+                <w:b/>
+              </w:rPr>
+              <w:t>DR3</w:t>
+            </w:r>
+          </w:p>
+        </w:tc>
+        <w:tc>
+          <w:tcPr>
+            <w:tcW w:w="1606" w:type="dxa"/>
+          </w:tcPr>
+          <w:p>
+            <w:pPr>
+              <w:rPr>
+                <w:rFonts w:cs="Times New Roman"/>
+              </w:rPr>
+            </w:pPr>
+            <w:r>
+              <w:rPr>
+                <w:rFonts w:cs="Times New Roman"/>
+                <w:b/>
+              </w:rPr>
+              <w:t>DR4</w:t>
+            </w:r>
+          </w:p>
+        </w:tc>
+      </w:tr>
+      <w:tr>
+        <w:trPr>
+          <w:cantSplit/>
+          <w:jc w:val="center"/>
+        </w:trPr>
+        <w:tc>
+          <w:tcPr>
+            <w:tcW w:w="1606" w:type="dxa"/>
+          </w:tcPr>
+          <w:p>
+            <w:r>
+              <w:rPr>
+                <w:rFonts w:cs="Times New Roman"/>
+              </w:rPr>
+              <w:t>DR3</w:t>
+            </w:r>
+          </w:p>
+        </w:tc>
+        <w:tc>
+          <w:tcPr>
+            <w:tcW w:w="1606" w:type="dxa"/>
+          </w:tcPr>
+          <w:p>
+            <w:r>
+              <w:rPr>
+                <w:rFonts w:cs="Times New Roman"/>
+              </w:rPr>
+              <w:t>1</w:t>
+            </w:r>
+          </w:p>
+        </w:tc>
+        <w:tc>
+          <w:tcPr>
+            <w:tcW w:w="1606" w:type="dxa"/>
+          </w:tcPr>
+          <w:p>
+            <w:r>
+              <w:rPr>
+                <w:rFonts w:cs="Times New Roman"/>
+              </w:rPr>
+              <w:t>10</w:t>
+            </w:r>
+          </w:p>
+        </w:tc>
+        <w:tc>
+          <w:tcPr>
+            <w:tcW w:w="1606" w:type="dxa"/>
+          </w:tcPr>
+          <w:p>
+            <w:r>
+              <w:rPr>
+                <w:rFonts w:cs="Times New Roman"/>
+              </w:rPr>
+              <w:t>56</w:t>
+            </w:r>
+          </w:p>
+        </w:tc>
+        <w:tc>
+          <w:tcPr>
+            <w:tcW w:w="1606" w:type="dxa"/>
+          </w:tcPr>
+          <w:p>
+            <w:r>
+              <w:rPr>
+                <w:rFonts w:cs="Times New Roman"/>
+              </w:rPr>
+              <w:t>87</w:t>
+            </w:r>
+          </w:p>
+        </w:tc>
+        <w:tc>
+          <w:tcPr>
+            <w:tcW w:w="1606" w:type="dxa"/>
+          </w:tcPr>
+          <w:p>
+            <w:r>
+              <w:rPr>
+                <w:rFonts w:cs="Times New Roman"/>
+              </w:rPr>
+              <w:t>39</w:t>
+            </w:r>
+          </w:p>
+        </w:tc>
+      </w:tr>
+      <w:tr>
+        <w:trPr>
+          <w:cantSplit/>
+          <w:jc w:val="center"/>
+        </w:trPr>
+        <w:tc>
+          <w:tcPr>
+            <w:tcW w:w="1606" w:type="dxa"/>
+          </w:tcPr>
+          <w:p>
+            <w:r>
+              <w:rPr>
+                <w:rFonts w:cs="Times New Roman"/>
+              </w:rPr>
               <w:t>DR4</w:t>
             </w:r>
           </w:p>
@@ -40922,7 +39721,7 @@
         </w:trPr>
         <w:tc>
           <w:tcPr>
-            <w:tcW w:w="1928" w:type="dxa"/>
+            <w:tcW w:w="2497" w:type="dxa"/>
           </w:tcPr>
           <w:p>
             <w:r>
@@ -40936,7 +39735,7 @@
         </w:tc>
         <w:tc>
           <w:tcPr>
-            <w:tcW w:w="1928" w:type="dxa"/>
+            <w:tcW w:w="1818" w:type="dxa"/>
           </w:tcPr>
           <w:p>
             <w:r>
@@ -40950,7 +39749,7 @@
         </w:tc>
         <w:tc>
           <w:tcPr>
-            <w:tcW w:w="1928" w:type="dxa"/>
+            <w:tcW w:w="1814" w:type="dxa"/>
           </w:tcPr>
           <w:p>
             <w:r>
@@ -40964,7 +39763,7 @@
         </w:tc>
         <w:tc>
           <w:tcPr>
-            <w:tcW w:w="1928" w:type="dxa"/>
+            <w:tcW w:w="1861" w:type="dxa"/>
           </w:tcPr>
           <w:p>
             <w:r>
@@ -40978,7 +39777,7 @@
         </w:tc>
         <w:tc>
           <w:tcPr>
-            <w:tcW w:w="1928" w:type="dxa"/>
+            <w:tcW w:w="1864" w:type="dxa"/>
           </w:tcPr>
           <w:p>
             <w:r>
@@ -40998,7 +39797,7 @@
         </w:trPr>
         <w:tc>
           <w:tcPr>
-            <w:tcW w:w="1928" w:type="dxa"/>
+            <w:tcW w:w="2497" w:type="dxa"/>
           </w:tcPr>
           <w:p>
             <w:r>
@@ -41011,7 +39810,7 @@
         </w:tc>
         <w:tc>
           <w:tcPr>
-            <w:tcW w:w="1928" w:type="dxa"/>
+            <w:tcW w:w="1818" w:type="dxa"/>
           </w:tcPr>
           <w:p>
             <w:r>
@@ -41024,7 +39823,7 @@
         </w:tc>
         <w:tc>
           <w:tcPr>
-            <w:tcW w:w="1928" w:type="dxa"/>
+            <w:tcW w:w="1814" w:type="dxa"/>
           </w:tcPr>
           <w:p>
             <w:r>
@@ -41037,7 +39836,7 @@
         </w:tc>
         <w:tc>
           <w:tcPr>
-            <w:tcW w:w="1928" w:type="dxa"/>
+            <w:tcW w:w="1861" w:type="dxa"/>
           </w:tcPr>
           <w:p>
             <w:r>
@@ -41050,7 +39849,7 @@
         </w:tc>
         <w:tc>
           <w:tcPr>
-            <w:tcW w:w="1928" w:type="dxa"/>
+            <w:tcW w:w="1864" w:type="dxa"/>
           </w:tcPr>
           <w:p>
             <w:r>
@@ -41069,7 +39868,7 @@
         </w:trPr>
         <w:tc>
           <w:tcPr>
-            <w:tcW w:w="1928" w:type="dxa"/>
+            <w:tcW w:w="2497" w:type="dxa"/>
           </w:tcPr>
           <w:p>
             <w:r>
@@ -41082,7 +39881,7 @@
         </w:tc>
         <w:tc>
           <w:tcPr>
-            <w:tcW w:w="1928" w:type="dxa"/>
+            <w:tcW w:w="1818" w:type="dxa"/>
           </w:tcPr>
           <w:p>
             <w:r>
@@ -41101,7 +39900,7 @@
         </w:tc>
         <w:tc>
           <w:tcPr>
-            <w:tcW w:w="1928" w:type="dxa"/>
+            <w:tcW w:w="1814" w:type="dxa"/>
           </w:tcPr>
           <w:p>
             <w:r>
@@ -41114,7 +39913,7 @@
         </w:tc>
         <w:tc>
           <w:tcPr>
-            <w:tcW w:w="1928" w:type="dxa"/>
+            <w:tcW w:w="1861" w:type="dxa"/>
           </w:tcPr>
           <w:p>
             <w:r>
@@ -41127,7 +39926,7 @@
         </w:tc>
         <w:tc>
           <w:tcPr>
-            <w:tcW w:w="1928" w:type="dxa"/>
+            <w:tcW w:w="1864" w:type="dxa"/>
           </w:tcPr>
           <w:p>
             <w:r>
@@ -41135,6 +39934,133 @@
                 <w:rFonts w:cs="Times New Roman"/>
               </w:rPr>
               <w:t>0.021</w:t>
+            </w:r>
+          </w:p>
+        </w:tc>
+      </w:tr>
+    </w:tbl>
+    <w:p>
+      <w:pPr>
+        <w:keepNext/>
+        <w:pageBreakBefore/>
+      </w:pPr>
+      <w:r>
+        <w:lastRenderedPageBreak/>
+        <w:t>Ә.10-кестенің жалғасы</w:t>
+      </w:r>
+    </w:p>
+    <w:tbl>
+      <w:tblPr>
+        <w:tblStyle w:val="TableGrid"/>
+        <w:tblW w:w="0" w:type="auto"/>
+        <w:jc w:val="center"/>
+        <w:tblLook w:val="04A0" w:firstRow="1" w:lastRow="0" w:firstColumn="1" w:lastColumn="0" w:noHBand="0" w:noVBand="1"/>
+      </w:tblPr>
+      <w:tblGrid>
+        <w:gridCol w:w="2497"/>
+        <w:gridCol w:w="1818"/>
+        <w:gridCol w:w="1814"/>
+        <w:gridCol w:w="1861"/>
+        <w:gridCol w:w="1864"/>
+      </w:tblGrid>
+      <w:tr>
+        <w:trPr>
+          <w:cantSplit/>
+          <w:tblHeader/>
+          <w:jc w:val="center"/>
+        </w:trPr>
+        <w:tc>
+          <w:tcPr>
+            <w:tcW w:w="2497" w:type="dxa"/>
+          </w:tcPr>
+          <w:p>
+            <w:pPr>
+              <w:rPr>
+                <w:rFonts w:cs="Times New Roman"/>
+              </w:rPr>
+            </w:pPr>
+            <w:r>
+              <w:rPr>
+                <w:rFonts w:cs="Times New Roman"/>
+                <w:b/>
+              </w:rPr>
+              <w:t>Конфигурация</w:t>
+            </w:r>
+          </w:p>
+        </w:tc>
+        <w:tc>
+          <w:tcPr>
+            <w:tcW w:w="1818" w:type="dxa"/>
+          </w:tcPr>
+          <w:p>
+            <w:pPr>
+              <w:rPr>
+                <w:rFonts w:cs="Times New Roman"/>
+              </w:rPr>
+            </w:pPr>
+            <w:r>
+              <w:rPr>
+                <w:rFonts w:cs="Times New Roman"/>
+                <w:b/>
+              </w:rPr>
+              <w:t>Фолд бойынша үздік эпоха</w:t>
+            </w:r>
+          </w:p>
+        </w:tc>
+        <w:tc>
+          <w:tcPr>
+            <w:tcW w:w="1814" w:type="dxa"/>
+          </w:tcPr>
+          <w:p>
+            <w:pPr>
+              <w:rPr>
+                <w:rFonts w:cs="Times New Roman"/>
+              </w:rPr>
+            </w:pPr>
+            <w:r>
+              <w:rPr>
+                <w:rFonts w:cs="Times New Roman"/>
+                <w:b/>
+              </w:rPr>
+              <w:t>Оқыту шығыны</w:t>
+            </w:r>
+          </w:p>
+        </w:tc>
+        <w:tc>
+          <w:tcPr>
+            <w:tcW w:w="1861" w:type="dxa"/>
+          </w:tcPr>
+          <w:p>
+            <w:pPr>
+              <w:rPr>
+                <w:rFonts w:cs="Times New Roman"/>
+              </w:rPr>
+            </w:pPr>
+            <w:r>
+              <w:rPr>
+                <w:rFonts w:cs="Times New Roman"/>
+                <w:b/>
+              </w:rPr>
+              <w:t>Валидация шығыны</w:t>
+            </w:r>
+          </w:p>
+        </w:tc>
+        <w:tc>
+          <w:tcPr>
+            <w:tcW w:w="1864" w:type="dxa"/>
+          </w:tcPr>
+          <w:p>
+            <w:pPr>
+              <w:rPr>
+                <w:rFonts w:cs="Times New Roman"/>
+              </w:rPr>
+            </w:pPr>
+            <w:r>
+              <w:rPr>
+                <w:rFonts w:cs="Times New Roman"/>
+                <w:b/>
+              </w:rPr>
+              <w:t>Алшақтық (вал. − оқыту)</w:t>
             </w:r>
           </w:p>
         </w:tc>
@@ -41146,7 +40072,7 @@
         </w:trPr>
         <w:tc>
           <w:tcPr>
-            <w:tcW w:w="1928" w:type="dxa"/>
+            <w:tcW w:w="2497" w:type="dxa"/>
           </w:tcPr>
           <w:p>
             <w:r>
@@ -41159,7 +40085,7 @@
         </w:tc>
         <w:tc>
           <w:tcPr>
-            <w:tcW w:w="1928" w:type="dxa"/>
+            <w:tcW w:w="1818" w:type="dxa"/>
           </w:tcPr>
           <w:p>
             <w:r>
@@ -41172,7 +40098,7 @@
         </w:tc>
         <w:tc>
           <w:tcPr>
-            <w:tcW w:w="1928" w:type="dxa"/>
+            <w:tcW w:w="1814" w:type="dxa"/>
           </w:tcPr>
           <w:p>
             <w:r>
@@ -41185,7 +40111,7 @@
         </w:tc>
         <w:tc>
           <w:tcPr>
-            <w:tcW w:w="1928" w:type="dxa"/>
+            <w:tcW w:w="1861" w:type="dxa"/>
           </w:tcPr>
           <w:p>
             <w:r>
@@ -41198,7 +40124,7 @@
         </w:tc>
         <w:tc>
           <w:tcPr>
-            <w:tcW w:w="1928" w:type="dxa"/>
+            <w:tcW w:w="1864" w:type="dxa"/>
           </w:tcPr>
           <w:p>
             <w:r>
@@ -41217,21 +40143,20 @@
         </w:trPr>
         <w:tc>
           <w:tcPr>
-            <w:tcW w:w="1928" w:type="dxa"/>
-          </w:tcPr>
-          <w:p>
-            <w:r>
-              <w:rPr>
-                <w:rFonts w:cs="Times New Roman"/>
-              </w:rPr>
-              <w:lastRenderedPageBreak/>
+            <w:tcW w:w="2497" w:type="dxa"/>
+          </w:tcPr>
+          <w:p>
+            <w:r>
+              <w:rPr>
+                <w:rFonts w:cs="Times New Roman"/>
+              </w:rPr>
               <w:t>Интеграцияланған, тиімді</w:t>
             </w:r>
           </w:p>
         </w:tc>
         <w:tc>
           <w:tcPr>
-            <w:tcW w:w="1928" w:type="dxa"/>
+            <w:tcW w:w="1818" w:type="dxa"/>
           </w:tcPr>
           <w:p>
             <w:r>
@@ -41244,7 +40169,7 @@
         </w:tc>
         <w:tc>
           <w:tcPr>
-            <w:tcW w:w="1928" w:type="dxa"/>
+            <w:tcW w:w="1814" w:type="dxa"/>
           </w:tcPr>
           <w:p>
             <w:r>
@@ -41257,7 +40182,7 @@
         </w:tc>
         <w:tc>
           <w:tcPr>
-            <w:tcW w:w="1928" w:type="dxa"/>
+            <w:tcW w:w="1861" w:type="dxa"/>
           </w:tcPr>
           <w:p>
             <w:r>
@@ -41270,7 +40195,7 @@
         </w:tc>
         <w:tc>
           <w:tcPr>
-            <w:tcW w:w="1928" w:type="dxa"/>
+            <w:tcW w:w="1864" w:type="dxa"/>
           </w:tcPr>
           <w:p>
             <w:r>
@@ -42160,14 +41085,7 @@
         <w:rPr>
           <w:rFonts w:cs="Times New Roman"/>
         </w:rPr>
-        <w:t xml:space="preserve">3.8-бөлім атап өткендей, аралықтардың шеткі ажыратылуы </w:t>
-      </w:r>
-      <w:r>
-        <w:rPr>
-          <w:rFonts w:cs="Times New Roman"/>
-        </w:rPr>
-        <w:lastRenderedPageBreak/>
-        <w:t>сонда келтірілген жұптық тестілерден әлсіздеу дәлел, әрі ол мұнда тест ретінде емес, сипаттама ретінде тіркеледі.</w:t>
+        <w:t>3.8-бөлім атап өткендей, аралықтардың шеткі ажыратылуы сонда келтірілген жұптық тестілерден әлсіздеу дәлел, әрі ол мұнда тест ретінде емес, сипаттама ретінде тіркеледі.</w:t>
       </w:r>
     </w:p>
     <w:p>
@@ -42804,20 +41722,14 @@
         <w:rPr>
           <w:rFonts w:cs="Times New Roman"/>
         </w:rPr>
+        <w:lastRenderedPageBreak/>
         <w:t>Бұл жоқтықтардың бірде-бірі 3-тарауда келтірілген ешбір айырманың бағытына да, ара</w:t>
       </w:r>
       <w:r>
         <w:rPr>
           <w:rFonts w:cs="Times New Roman"/>
         </w:rPr>
-        <w:t xml:space="preserve">лығына да әсер етпейді. Әрқайсысы сол айырманы қарауға </w:t>
-      </w:r>
-      <w:r>
-        <w:rPr>
-          <w:rFonts w:cs="Times New Roman"/>
-        </w:rPr>
-        <w:lastRenderedPageBreak/>
-        <w:t>болатын ажыратымдылықты шектейді, әрі әрқайсысы жабылған емес, ашық тармақ ретінде тіркеледі.</w:t>
+        <w:t>лығына да әсер етпейді. Әрқайсысы сол айырманы қарауға болатын ажыратымдылықты шектейді, әрі әрқайсысы жабылған емес, ашық тармақ ретінде тіркеледі.</w:t>
       </w:r>
     </w:p>
     <w:p>
@@ -42985,7 +41897,7 @@
         </w:rPr>
         <w:lastRenderedPageBreak/>
         <w:drawing>
-          <wp:inline distT="0" distB="0" distL="0" distR="0" wp14:anchorId="05E7BDC8" wp14:editId="26686877">
+          <wp:inline distT="0" distB="0" distL="0" distR="0" wp14:anchorId="450E3208" wp14:editId="4CA239E5">
             <wp:extent cx="5322947" cy="7740000"/>
             <wp:effectExtent l="0" t="0" r="0" b="0"/>
             <wp:docPr id="17" name="Picture 17"/>
@@ -43483,78 +42395,15 @@
           </w:p>
         </w:tc>
       </w:tr>
-      <w:tr>
-        <w:trPr>
-          <w:cantSplit/>
-          <w:jc w:val="center"/>
-        </w:trPr>
-        <w:tc>
-          <w:tcPr>
-            <w:tcW w:w="2409" w:type="dxa"/>
-          </w:tcPr>
-          <w:p>
-            <w:r>
-              <w:rPr>
-                <w:rFonts w:cs="Times New Roman"/>
-              </w:rPr>
-              <w:t>Оркестрлеу / қателерді өңдеу</w:t>
-            </w:r>
-          </w:p>
-        </w:tc>
-        <w:tc>
-          <w:tcPr>
-            <w:tcW w:w="2409" w:type="dxa"/>
-          </w:tcPr>
-          <w:p>
-            <w:r>
-              <w:rPr>
-                <w:rFonts w:cs="Times New Roman"/>
-              </w:rPr>
-              <w:t>Сәтсіздіктерді бағыттайды әрі іске қос</w:t>
-            </w:r>
-            <w:r>
-              <w:rPr>
-                <w:rFonts w:cs="Times New Roman"/>
-              </w:rPr>
-              <w:t>ылғанда конвейерді тексереді</w:t>
-            </w:r>
-          </w:p>
-        </w:tc>
-        <w:tc>
-          <w:tcPr>
-            <w:tcW w:w="2409" w:type="dxa"/>
-          </w:tcPr>
-          <w:p>
-            <w:r>
-              <w:rPr>
-                <w:rFonts w:cs="Times New Roman"/>
-              </w:rPr>
-              <w:t>Құрылған</w:t>
-            </w:r>
-          </w:p>
-        </w:tc>
-        <w:tc>
-          <w:tcPr>
-            <w:tcW w:w="2409" w:type="dxa"/>
-          </w:tcPr>
-          <w:p>
-            <w:r>
-              <w:rPr>
-                <w:rFonts w:cs="Times New Roman"/>
-              </w:rPr>
-              <w:t>4.2-бөлім</w:t>
-            </w:r>
-          </w:p>
-        </w:tc>
-      </w:tr>
     </w:tbl>
     <w:p>
       <w:pPr>
         <w:keepNext/>
-        <w:spacing w:before="120"/>
-      </w:pPr>
-      <w:r>
-        <w:t>Б.1 кестенің жалғасы</w:t>
+        <w:pageBreakBefore/>
+      </w:pPr>
+      <w:r>
+        <w:lastRenderedPageBreak/>
+        <w:t>Б.1-кестенің жалғасы</w:t>
       </w:r>
     </w:p>
     <w:tbl>
@@ -43581,6 +42430,11 @@
             <w:tcW w:w="2409" w:type="dxa"/>
           </w:tcPr>
           <w:p>
+            <w:pPr>
+              <w:rPr>
+                <w:rFonts w:cs="Times New Roman"/>
+              </w:rPr>
+            </w:pPr>
             <w:r>
               <w:rPr>
                 <w:rFonts w:cs="Times New Roman"/>
@@ -43595,6 +42449,11 @@
             <w:tcW w:w="2409" w:type="dxa"/>
           </w:tcPr>
           <w:p>
+            <w:pPr>
+              <w:rPr>
+                <w:rFonts w:cs="Times New Roman"/>
+              </w:rPr>
+            </w:pPr>
             <w:r>
               <w:rPr>
                 <w:rFonts w:cs="Times New Roman"/>
@@ -43609,6 +42468,11 @@
             <w:tcW w:w="2409" w:type="dxa"/>
           </w:tcPr>
           <w:p>
+            <w:pPr>
+              <w:rPr>
+                <w:rFonts w:cs="Times New Roman"/>
+              </w:rPr>
+            </w:pPr>
             <w:r>
               <w:rPr>
                 <w:rFonts w:cs="Times New Roman"/>
@@ -43623,6 +42487,11 @@
             <w:tcW w:w="2409" w:type="dxa"/>
           </w:tcPr>
           <w:p>
+            <w:pPr>
+              <w:rPr>
+                <w:rFonts w:cs="Times New Roman"/>
+              </w:rPr>
+            </w:pPr>
             <w:r>
               <w:rPr>
                 <w:rFonts w:cs="Times New Roman"/>
@@ -43630,203 +42499,6 @@
               </w:rPr>
               <w:t>Сипатталған жері</w:t>
             </w:r>
-          </w:p>
-        </w:tc>
-      </w:tr>
-    </w:tbl>
-    <w:p>
-      <w:pPr>
-        <w:keepNext/>
-        <w:spacing w:before="120"/>
-      </w:pPr>
-      <w:r>
-        <w:lastRenderedPageBreak/>
-        <w:t>Б.1 кестенің жалғасы</w:t>
-      </w:r>
-    </w:p>
-    <w:tbl>
-      <w:tblPr>
-        <w:tblStyle w:val="TableGrid"/>
-        <w:tblW w:w="0" w:type="auto"/>
-        <w:jc w:val="center"/>
-        <w:tblLook w:val="04A0" w:firstRow="1" w:lastRow="0" w:firstColumn="1" w:lastColumn="0" w:noHBand="0" w:noVBand="1"/>
-      </w:tblPr>
-      <w:tblGrid>
-        <w:gridCol w:w="2409"/>
-        <w:gridCol w:w="2409"/>
-        <w:gridCol w:w="2409"/>
-        <w:gridCol w:w="2409"/>
-      </w:tblGrid>
-      <w:tr>
-        <w:trPr>
-          <w:cantSplit/>
-          <w:tblHeader/>
-          <w:jc w:val="center"/>
-        </w:trPr>
-        <w:tc>
-          <w:tcPr>
-            <w:tcW w:w="2409" w:type="dxa"/>
-          </w:tcPr>
-          <w:p>
-            <w:r>
-              <w:rPr>
-                <w:rFonts w:cs="Times New Roman"/>
-                <w:b/>
-              </w:rPr>
-              <w:t>Модуль</w:t>
-            </w:r>
-          </w:p>
-        </w:tc>
-        <w:tc>
-          <w:tcPr>
-            <w:tcW w:w="2409" w:type="dxa"/>
-          </w:tcPr>
-          <w:p>
-            <w:r>
-              <w:rPr>
-                <w:rFonts w:cs="Times New Roman"/>
-                <w:b/>
-              </w:rPr>
-              <w:t>Қызметі</w:t>
-            </w:r>
-          </w:p>
-        </w:tc>
-        <w:tc>
-          <w:tcPr>
-            <w:tcW w:w="2409" w:type="dxa"/>
-          </w:tcPr>
-          <w:p>
-            <w:r>
-              <w:rPr>
-                <w:rFonts w:cs="Times New Roman"/>
-                <w:b/>
-              </w:rPr>
-              <w:t>Демонстраторда</w:t>
-            </w:r>
-          </w:p>
-        </w:tc>
-        <w:tc>
-          <w:tcPr>
-            <w:tcW w:w="2409" w:type="dxa"/>
-          </w:tcPr>
-          <w:p>
-            <w:r>
-              <w:rPr>
-                <w:rFonts w:cs="Times New Roman"/>
-                <w:b/>
-              </w:rPr>
-              <w:t>Сипатталған жері</w:t>
-            </w:r>
-          </w:p>
-        </w:tc>
-      </w:tr>
-      <w:tr>
-        <w:trPr>
-          <w:cantSplit/>
-          <w:tblHeader/>
-          <w:jc w:val="center"/>
-        </w:trPr>
-        <w:tc>
-          <w:tcPr>
-            <w:tcW w:w="2409" w:type="dxa"/>
-          </w:tcPr>
-          <w:p>
-            <w:pPr>
-              <w:rPr>
-                <w:rFonts w:cs="Times New Roman"/>
-              </w:rPr>
-            </w:pPr>
-          </w:p>
-        </w:tc>
-        <w:tc>
-          <w:tcPr>
-            <w:tcW w:w="2409" w:type="dxa"/>
-          </w:tcPr>
-          <w:p>
-            <w:pPr>
-              <w:rPr>
-                <w:rFonts w:cs="Times New Roman"/>
-              </w:rPr>
-            </w:pPr>
-          </w:p>
-        </w:tc>
-        <w:tc>
-          <w:tcPr>
-            <w:tcW w:w="2409" w:type="dxa"/>
-          </w:tcPr>
-          <w:p>
-            <w:pPr>
-              <w:rPr>
-                <w:rFonts w:cs="Times New Roman"/>
-              </w:rPr>
-            </w:pPr>
-          </w:p>
-        </w:tc>
-        <w:tc>
-          <w:tcPr>
-            <w:tcW w:w="2409" w:type="dxa"/>
-          </w:tcPr>
-          <w:p>
-            <w:pPr>
-              <w:rPr>
-                <w:rFonts w:cs="Times New Roman"/>
-              </w:rPr>
-            </w:pPr>
-          </w:p>
-        </w:tc>
-      </w:tr>
-      <w:tr>
-        <w:trPr>
-          <w:cantSplit/>
-          <w:tblHeader/>
-          <w:jc w:val="center"/>
-        </w:trPr>
-        <w:tc>
-          <w:tcPr>
-            <w:tcW w:w="2409" w:type="dxa"/>
-          </w:tcPr>
-          <w:p>
-            <w:pPr>
-              <w:rPr>
-                <w:rFonts w:cs="Times New Roman"/>
-              </w:rPr>
-            </w:pPr>
-          </w:p>
-        </w:tc>
-        <w:tc>
-          <w:tcPr>
-            <w:tcW w:w="2409" w:type="dxa"/>
-          </w:tcPr>
-          <w:p>
-            <w:pPr>
-              <w:rPr>
-                <w:rFonts w:cs="Times New Roman"/>
-              </w:rPr>
-            </w:pPr>
-          </w:p>
-        </w:tc>
-        <w:tc>
-          <w:tcPr>
-            <w:tcW w:w="2409" w:type="dxa"/>
-          </w:tcPr>
-          <w:p>
-            <w:pPr>
-              <w:rPr>
-                <w:rFonts w:cs="Times New Roman"/>
-              </w:rPr>
-            </w:pPr>
-          </w:p>
-        </w:tc>
-        <w:tc>
-          <w:tcPr>
-            <w:tcW w:w="2409" w:type="dxa"/>
-          </w:tcPr>
-          <w:p>
-            <w:pPr>
-              <w:rPr>
-                <w:rFonts w:cs="Times New Roman"/>
-              </w:rPr>
-            </w:pPr>
           </w:p>
         </w:tc>
       </w:tr>
@@ -43844,6 +42516,70 @@
               <w:rPr>
                 <w:rFonts w:cs="Times New Roman"/>
               </w:rPr>
+              <w:t>Оркестрлеу / қателерді өңдеу</w:t>
+            </w:r>
+          </w:p>
+        </w:tc>
+        <w:tc>
+          <w:tcPr>
+            <w:tcW w:w="2409" w:type="dxa"/>
+          </w:tcPr>
+          <w:p>
+            <w:r>
+              <w:rPr>
+                <w:rFonts w:cs="Times New Roman"/>
+              </w:rPr>
+              <w:t>Сәтсіздіктерді бағыттайды әрі іске қос</w:t>
+            </w:r>
+            <w:r>
+              <w:rPr>
+                <w:rFonts w:cs="Times New Roman"/>
+              </w:rPr>
+              <w:t>ылғанда конвейерді тексереді</w:t>
+            </w:r>
+          </w:p>
+        </w:tc>
+        <w:tc>
+          <w:tcPr>
+            <w:tcW w:w="2409" w:type="dxa"/>
+          </w:tcPr>
+          <w:p>
+            <w:r>
+              <w:rPr>
+                <w:rFonts w:cs="Times New Roman"/>
+              </w:rPr>
+              <w:t>Құрылған</w:t>
+            </w:r>
+          </w:p>
+        </w:tc>
+        <w:tc>
+          <w:tcPr>
+            <w:tcW w:w="2409" w:type="dxa"/>
+          </w:tcPr>
+          <w:p>
+            <w:r>
+              <w:rPr>
+                <w:rFonts w:cs="Times New Roman"/>
+              </w:rPr>
+              <w:t>4.2-бөлім</w:t>
+            </w:r>
+          </w:p>
+        </w:tc>
+      </w:tr>
+      <w:tr>
+        <w:trPr>
+          <w:cantSplit/>
+          <w:jc w:val="center"/>
+        </w:trPr>
+        <w:tc>
+          <w:tcPr>
+            <w:tcW w:w="2409" w:type="dxa"/>
+          </w:tcPr>
+          <w:p>
+            <w:r>
+              <w:rPr>
+                <w:rFonts w:cs="Times New Roman"/>
+              </w:rPr>
               <w:t>Тұлғалық және қатынасты бақылау</w:t>
             </w:r>
           </w:p>
@@ -43950,7 +42686,7 @@
           <w:noProof/>
         </w:rPr>
         <w:drawing>
-          <wp:inline distT="0" distB="0" distL="0" distR="0" wp14:anchorId="0E7C69A9" wp14:editId="55EE365C">
+          <wp:inline distT="0" distB="0" distL="0" distR="0" wp14:anchorId="0693D804" wp14:editId="70D2D26A">
             <wp:extent cx="5940000" cy="3227602"/>
             <wp:effectExtent l="0" t="0" r="0" b="0"/>
             <wp:docPr id="18" name="Picture 18"/>
@@ -44007,19 +42743,25 @@
         <w:rPr>
           <w:rFonts w:cs="Times New Roman"/>
         </w:rPr>
-        <w:t xml:space="preserve"> жүзінде шеттетілмейді, бірақ мұнда айқындалған шешім ол емес, ал сақта-да-жөнелт пішіні байланыстың үзілмелілігінен аман шығатыны үшін таңдалған.</w:t>
-      </w:r>
-    </w:p>
-    <w:p>
-      <w:pPr>
-        <w:ind w:firstLine="709"/>
-        <w:jc w:val="both"/>
-      </w:pPr>
+        <w:t xml:space="preserve"> </w:t>
+      </w:r>
       <w:r>
         <w:rPr>
           <w:rFonts w:cs="Times New Roman"/>
         </w:rPr>
         <w:lastRenderedPageBreak/>
+        <w:t>жүзінде шеттетілмейді, бірақ мұнда айқындалған шешім ол емес, ал сақта-да-жөнелт пішіні байланыстың үзілмелілігінен аман шығатыны үшін таңдалған.</w:t>
+      </w:r>
+    </w:p>
+    <w:p>
+      <w:pPr>
+        <w:ind w:firstLine="709"/>
+        <w:jc w:val="both"/>
+      </w:pPr>
+      <w:r>
+        <w:rPr>
+          <w:rFonts w:cs="Times New Roman"/>
+        </w:rPr>
         <w:t>Демонстратор бұл көріністен іске асыратыны – топология емес, бөліну. Оның клиенті – модель ұстамайтын статика</w:t>
       </w:r>
       <w:r>
@@ -44072,7 +42814,7 @@
           <w:noProof/>
         </w:rPr>
         <w:drawing>
-          <wp:inline distT="0" distB="0" distL="0" distR="0" wp14:anchorId="2EA84994" wp14:editId="091B8AA9">
+          <wp:inline distT="0" distB="0" distL="0" distR="0" wp14:anchorId="62DF18DA" wp14:editId="23C95636">
             <wp:extent cx="5940000" cy="2962424"/>
             <wp:effectExtent l="0" t="0" r="0" b="0"/>
             <wp:docPr id="19" name="Picture 19"/>
@@ -44214,7 +42956,7 @@
         </w:rPr>
         <w:lastRenderedPageBreak/>
         <w:drawing>
-          <wp:inline distT="0" distB="0" distL="0" distR="0" wp14:anchorId="00A32B59" wp14:editId="0EC2A06B">
+          <wp:inline distT="0" distB="0" distL="0" distR="0" wp14:anchorId="7DFD287C" wp14:editId="74071933">
             <wp:extent cx="4682222" cy="7740000"/>
             <wp:effectExtent l="0" t="0" r="0" b="0"/>
             <wp:docPr id="20" name="Picture 20"/>
@@ -44367,7 +43109,7 @@
           <w:noProof/>
         </w:rPr>
         <w:drawing>
-          <wp:inline distT="0" distB="0" distL="0" distR="0" wp14:anchorId="5B90ED5B" wp14:editId="61EEA226">
+          <wp:inline distT="0" distB="0" distL="0" distR="0" wp14:anchorId="4F5EB8FB" wp14:editId="7FEB4DF8">
             <wp:extent cx="3477111" cy="3419999"/>
             <wp:effectExtent l="0" t="0" r="0" b="0"/>
             <wp:docPr id="21" name="Picture 21"/>
@@ -44470,7 +43212,7 @@
         </w:rPr>
         <w:lastRenderedPageBreak/>
         <w:drawing>
-          <wp:inline distT="0" distB="0" distL="0" distR="0" wp14:anchorId="1ACF651F" wp14:editId="21671D85">
+          <wp:inline distT="0" distB="0" distL="0" distR="0" wp14:anchorId="011B2CAB" wp14:editId="0A8D3C1E">
             <wp:extent cx="3477111" cy="3419999"/>
             <wp:effectExtent l="0" t="0" r="0" b="0"/>
             <wp:docPr id="22" name="Picture 22"/>
@@ -44573,7 +43315,7 @@
         </w:rPr>
         <w:lastRenderedPageBreak/>
         <w:drawing>
-          <wp:inline distT="0" distB="0" distL="0" distR="0" wp14:anchorId="0BE44732" wp14:editId="4F8BEE67">
+          <wp:inline distT="0" distB="0" distL="0" distR="0" wp14:anchorId="674813E1" wp14:editId="532F80EE">
             <wp:extent cx="3480471" cy="3419999"/>
             <wp:effectExtent l="0" t="0" r="0" b="0"/>
             <wp:docPr id="23" name="Picture 23"/>
@@ -45038,7 +43780,7 @@
           <w:noProof/>
         </w:rPr>
         <w:drawing>
-          <wp:inline distT="0" distB="0" distL="0" distR="0" wp14:anchorId="4645C9D2" wp14:editId="7E5C6669">
+          <wp:inline distT="0" distB="0" distL="0" distR="0" wp14:anchorId="6072190E" wp14:editId="14380BD3">
             <wp:extent cx="5940000" cy="1549035"/>
             <wp:effectExtent l="0" t="0" r="0" b="0"/>
             <wp:docPr id="24" name="Picture 24"/>
@@ -45104,7 +43846,7 @@
         </w:rPr>
         <w:lastRenderedPageBreak/>
         <w:drawing>
-          <wp:inline distT="0" distB="0" distL="0" distR="0" wp14:anchorId="39D1C447" wp14:editId="3F63B4A1">
+          <wp:inline distT="0" distB="0" distL="0" distR="0" wp14:anchorId="452A5A0B" wp14:editId="04CD4146">
             <wp:extent cx="5940000" cy="1549035"/>
             <wp:effectExtent l="0" t="0" r="0" b="0"/>
             <wp:docPr id="25" name="Picture 25"/>
@@ -45163,7 +43905,7 @@
           <w:noProof/>
         </w:rPr>
         <w:drawing>
-          <wp:inline distT="0" distB="0" distL="0" distR="0" wp14:anchorId="6F156059" wp14:editId="221E2AB3">
+          <wp:inline distT="0" distB="0" distL="0" distR="0" wp14:anchorId="514DD5C6" wp14:editId="320EE160">
             <wp:extent cx="5940000" cy="1549035"/>
             <wp:effectExtent l="0" t="0" r="0" b="0"/>
             <wp:docPr id="26" name="Picture 26"/>
@@ -45228,7 +43970,7 @@
           <w:noProof/>
         </w:rPr>
         <w:drawing>
-          <wp:inline distT="0" distB="0" distL="0" distR="0" wp14:anchorId="7A58CBF2" wp14:editId="3B950896">
+          <wp:inline distT="0" distB="0" distL="0" distR="0" wp14:anchorId="7FE8EE8C" wp14:editId="2614666C">
             <wp:extent cx="5940000" cy="1549035"/>
             <wp:effectExtent l="0" t="0" r="0" b="0"/>
             <wp:docPr id="27" name="Picture 27"/>
@@ -47415,11 +46157,11 @@
     <w:p>
       <w:pPr>
         <w:keepNext/>
-        <w:spacing w:before="120"/>
+        <w:pageBreakBefore/>
       </w:pPr>
       <w:r>
         <w:lastRenderedPageBreak/>
-        <w:t>Г.3 кестенің жалғасы</w:t>
+        <w:t>Г.3-кестенің жалғасы</w:t>
       </w:r>
     </w:p>
     <w:tbl>
@@ -47449,6 +46191,11 @@
             <w:tcW w:w="2270" w:type="dxa"/>
           </w:tcPr>
           <w:p>
+            <w:pPr>
+              <w:rPr>
+                <w:rFonts w:cs="Times New Roman"/>
+              </w:rPr>
+            </w:pPr>
             <w:r>
               <w:rPr>
                 <w:rFonts w:cs="Times New Roman"/>
@@ -47463,6 +46210,11 @@
             <w:tcW w:w="1235" w:type="dxa"/>
           </w:tcPr>
           <w:p>
+            <w:pPr>
+              <w:rPr>
+                <w:rFonts w:cs="Times New Roman"/>
+              </w:rPr>
+            </w:pPr>
             <w:r>
               <w:rPr>
                 <w:rFonts w:cs="Times New Roman"/>
@@ -47477,6 +46229,11 @@
             <w:tcW w:w="1235" w:type="dxa"/>
           </w:tcPr>
           <w:p>
+            <w:pPr>
+              <w:rPr>
+                <w:rFonts w:cs="Times New Roman"/>
+              </w:rPr>
+            </w:pPr>
             <w:r>
               <w:rPr>
                 <w:rFonts w:cs="Times New Roman"/>
@@ -47491,6 +46248,11 @@
             <w:tcW w:w="1292" w:type="dxa"/>
           </w:tcPr>
           <w:p>
+            <w:pPr>
+              <w:rPr>
+                <w:rFonts w:cs="Times New Roman"/>
+              </w:rPr>
+            </w:pPr>
             <w:r>
               <w:rPr>
                 <w:rFonts w:cs="Times New Roman"/>
@@ -47505,6 +46267,11 @@
             <w:tcW w:w="1352" w:type="dxa"/>
           </w:tcPr>
           <w:p>
+            <w:pPr>
+              <w:rPr>
+                <w:rFonts w:cs="Times New Roman"/>
+              </w:rPr>
+            </w:pPr>
             <w:r>
               <w:rPr>
                 <w:rFonts w:cs="Times New Roman"/>
@@ -47519,6 +46286,11 @@
             <w:tcW w:w="1235" w:type="dxa"/>
           </w:tcPr>
           <w:p>
+            <w:pPr>
+              <w:rPr>
+                <w:rFonts w:cs="Times New Roman"/>
+              </w:rPr>
+            </w:pPr>
             <w:r>
               <w:rPr>
                 <w:rFonts w:cs="Times New Roman"/>
@@ -47533,6 +46305,11 @@
             <w:tcW w:w="1235" w:type="dxa"/>
           </w:tcPr>
           <w:p>
+            <w:pPr>
+              <w:rPr>
+                <w:rFonts w:cs="Times New Roman"/>
+              </w:rPr>
+            </w:pPr>
             <w:r>
               <w:rPr>
                 <w:rFonts w:cs="Times New Roman"/>
@@ -47540,97 +46317,6 @@
               </w:rPr>
               <w:t>κ (D)</w:t>
             </w:r>
-          </w:p>
-        </w:tc>
-      </w:tr>
-      <w:tr>
-        <w:trPr>
-          <w:cantSplit/>
-          <w:tblHeader/>
-          <w:jc w:val="center"/>
-        </w:trPr>
-        <w:tc>
-          <w:tcPr>
-            <w:tcW w:w="2270" w:type="dxa"/>
-          </w:tcPr>
-          <w:p>
-            <w:pPr>
-              <w:rPr>
-                <w:rFonts w:cs="Times New Roman"/>
-              </w:rPr>
-            </w:pPr>
-          </w:p>
-        </w:tc>
-        <w:tc>
-          <w:tcPr>
-            <w:tcW w:w="1235" w:type="dxa"/>
-          </w:tcPr>
-          <w:p>
-            <w:pPr>
-              <w:rPr>
-                <w:rFonts w:cs="Times New Roman"/>
-              </w:rPr>
-            </w:pPr>
-          </w:p>
-        </w:tc>
-        <w:tc>
-          <w:tcPr>
-            <w:tcW w:w="1235" w:type="dxa"/>
-          </w:tcPr>
-          <w:p>
-            <w:pPr>
-              <w:rPr>
-                <w:rFonts w:cs="Times New Roman"/>
-              </w:rPr>
-            </w:pPr>
-          </w:p>
-        </w:tc>
-        <w:tc>
-          <w:tcPr>
-            <w:tcW w:w="1292" w:type="dxa"/>
-          </w:tcPr>
-          <w:p>
-            <w:pPr>
-              <w:rPr>
-                <w:rFonts w:cs="Times New Roman"/>
-              </w:rPr>
-            </w:pPr>
-          </w:p>
-        </w:tc>
-        <w:tc>
-          <w:tcPr>
-            <w:tcW w:w="1352" w:type="dxa"/>
-          </w:tcPr>
-          <w:p>
-            <w:pPr>
-              <w:rPr>
-                <w:rFonts w:cs="Times New Roman"/>
-              </w:rPr>
-            </w:pPr>
-          </w:p>
-        </w:tc>
-        <w:tc>
-          <w:tcPr>
-            <w:tcW w:w="1235" w:type="dxa"/>
-          </w:tcPr>
-          <w:p>
-            <w:pPr>
-              <w:rPr>
-                <w:rFonts w:cs="Times New Roman"/>
-              </w:rPr>
-            </w:pPr>
-          </w:p>
-        </w:tc>
-        <w:tc>
-          <w:tcPr>
-            <w:tcW w:w="1235" w:type="dxa"/>
-          </w:tcPr>
-          <w:p>
-            <w:pPr>
-              <w:rPr>
-                <w:rFonts w:cs="Times New Roman"/>
-              </w:rPr>
-            </w:pPr>
           </w:p>
         </w:tc>
       </w:tr>
@@ -49427,14 +48113,14 @@
         <w:rPr>
           <w:rFonts w:cs="Times New Roman"/>
         </w:rPr>
-        <w:t xml:space="preserve">, DR4, </w:t>
+        <w:t xml:space="preserve">, DR4, DR3, ал DR1 барлық жерде ең қиын. Жеңіл пролиферативті емес ауру әр </w:t>
       </w:r>
       <w:r>
         <w:rPr>
           <w:rFonts w:cs="Times New Roman"/>
         </w:rPr>
         <w:lastRenderedPageBreak/>
-        <w:t>DR3, ал DR1 барлық жерде ең қиын. Жеңіл пролиферативті емес ауру әр камералық топтамада және екі тармақта да ең әлсіз класс болып қалады; интеграцияланған конфигурация бұл әлсіздікті жоймай, жеңілдетеді.</w:t>
+        <w:t>камералық топтамада және екі тармақта да ең әлсіз класс болып қалады; интеграцияланған конфигурация бұл әлсіздікті жоймай, жеңілдетеді.</w:t>
       </w:r>
     </w:p>
     <w:p>
@@ -50179,27 +48865,33 @@
         <w:rPr>
           <w:rFonts w:cs="Times New Roman"/>
         </w:rPr>
+        <w:t xml:space="preserve">Түсіндірмесі эмпирикалық емес, арифметикалық. Қатынас топтың өнімділігін </w:t>
+      </w:r>
+      <w:r>
+        <w:rPr>
+          <w:rFonts w:cs="Times New Roman"/>
+          <w:i/>
+        </w:rPr>
+        <w:t>сол тармақтың</w:t>
+      </w:r>
+      <w:r>
+        <w:rPr>
+          <w:rFonts w:cs="Times New Roman"/>
+        </w:rPr>
+        <w:t xml:space="preserve"> домен ішіндегі өнімділігіне бөле</w:t>
+      </w:r>
+      <w:r>
+        <w:rPr>
+          <w:rFonts w:cs="Times New Roman"/>
+        </w:rPr>
+        <w:t xml:space="preserve">ді, ал </w:t>
+      </w:r>
+      <w:r>
+        <w:rPr>
+          <w:rFonts w:cs="Times New Roman"/>
+        </w:rPr>
         <w:lastRenderedPageBreak/>
-        <w:t xml:space="preserve">Түсіндірмесі эмпирикалық емес, арифметикалық. Қатынас топтың өнімділігін </w:t>
-      </w:r>
-      <w:r>
-        <w:rPr>
-          <w:rFonts w:cs="Times New Roman"/>
-          <w:i/>
-        </w:rPr>
-        <w:t>сол тармақтың</w:t>
-      </w:r>
-      <w:r>
-        <w:rPr>
-          <w:rFonts w:cs="Times New Roman"/>
-        </w:rPr>
-        <w:t xml:space="preserve"> домен ішіндегі өнімділігіне бөле</w:t>
-      </w:r>
-      <w:r>
-        <w:rPr>
-          <w:rFonts w:cs="Times New Roman"/>
-        </w:rPr>
-        <w:t xml:space="preserve">ді, ал интеграцияланған тармақтың домен ішіндегі көрсеткіші екеуінің жоғарысы. Демек, оның бөлгіші үлкенірек, ал топ өз қатынасын тұрақты ұстаудың өзі үшін пропорционал көбірек ұтуға тиіс. Қатынас төмендейтін екі топтама – базалық конфигурация бұрыннан ең </w:t>
+        <w:t xml:space="preserve">интеграцияланған тармақтың домен ішіндегі көрсеткіші екеуінің жоғарысы. Демек, оның бөлгіші үлкенірек, ал топ өз қатынасын тұрақты ұстаудың өзі үшін пропорционал көбірек ұтуға тиіс. Қатынас төмендейтін екі топтама – базалық конфигурация бұрыннан ең </w:t>
       </w:r>
       <w:r>
         <w:rPr>

--- a/defense/docs/FULL_DISSERTATION_KZ_GOST_2026-08-23.docx
+++ b/defense/docs/FULL_DISSERTATION_KZ_GOST_2026-08-23.docx
@@ -69,7 +69,7 @@
           <w:b/>
           <w:sz w:val="32"/>
         </w:rPr>
-        <w:t xml:space="preserve">Компьютерлік өңдеу жүйесі және көз түбі деректерін талдаумен диабеттік ретинопатияны емдеу кезіндегі лазерлік </w:t>
+        <w:t xml:space="preserve">Оптикалық когерентті томографиялық кескіндерді пайдалана отырып, тереңдетіп оқыту негізінде көз торының </w:t>
       </w:r>
       <w:r>
         <w:rPr>
@@ -77,7 +77,7 @@
           <w:b/>
           <w:sz w:val="32"/>
         </w:rPr>
-        <w:t>коагуляцияны қолдау</w:t>
+        <w:t>ауруларын автоматты түрде анықтаудың ақпараттық жүйесі</w:t>
       </w:r>
     </w:p>
     <w:p>
@@ -151,13 +151,7 @@
         <w:rPr>
           <w:rFonts w:cs="Times New Roman"/>
         </w:rPr>
-        <w:t xml:space="preserve">қауымдастырылған профессор, Халықаралық </w:t>
-      </w:r>
-      <w:r>
-        <w:rPr>
-          <w:rFonts w:cs="Times New Roman"/>
-        </w:rPr>
-        <w:t>ақпараттық технологиялар университеті</w:t>
+        <w:t>қауымдастырылған профессор, Халықаралық ақпараттық технологиялар университеті</w:t>
       </w:r>
     </w:p>
     <w:p>
@@ -297,7 +291,14 @@
           <w:rFonts w:cs="Times New Roman"/>
           <w:b/>
         </w:rPr>
-        <w:t>БЕЛГІЛЕУЛЕР МЕН ҚЫСҚАРТУЛАР</w:t>
+        <w:t>БЕЛГІ</w:t>
+      </w:r>
+      <w:r>
+        <w:rPr>
+          <w:rFonts w:cs="Times New Roman"/>
+          <w:b/>
+        </w:rPr>
+        <w:t>ЛЕУЛЕР МЕН ҚЫСҚАРТУЛАР</w:t>
       </w:r>
       <w:r>
         <w:rPr>
@@ -345,14 +346,7 @@
           <w:rFonts w:cs="Times New Roman"/>
           <w:b/>
         </w:rPr>
-        <w:t>К</w:t>
-      </w:r>
-      <w:r>
-        <w:rPr>
-          <w:rFonts w:cs="Times New Roman"/>
-          <w:b/>
-        </w:rPr>
-        <w:t>ІРІСПЕ</w:t>
+        <w:t>КІРІСПЕ</w:t>
       </w:r>
       <w:r>
         <w:rPr>
@@ -443,7 +437,13 @@
         <w:rPr>
           <w:rFonts w:cs="Times New Roman"/>
         </w:rPr>
-        <w:t>1.3 Ретинальды кескіндерге арналған конволюциялық желілер</w:t>
+        <w:t>1.3 Ретинальды кескіндерге арналған ко</w:t>
+      </w:r>
+      <w:r>
+        <w:rPr>
+          <w:rFonts w:cs="Times New Roman"/>
+        </w:rPr>
+        <w:t>нволюциялық желілер</w:t>
       </w:r>
       <w:r>
         <w:rPr>
@@ -465,13 +465,7 @@
         <w:rPr>
           <w:rFonts w:cs="Times New Roman"/>
         </w:rPr>
-        <w:t xml:space="preserve">1.4 Қолданыстағы </w:t>
-      </w:r>
-      <w:r>
-        <w:rPr>
-          <w:rFonts w:cs="Times New Roman"/>
-        </w:rPr>
-        <w:t>автоматтандырылған скрининг жүйелері</w:t>
+        <w:t>1.4 Қолданыстағы автоматтандырылған скрининг жүйелері</w:t>
       </w:r>
       <w:r>
         <w:rPr>
@@ -583,7 +577,13 @@
         <w:rPr>
           <w:rFonts w:cs="Times New Roman"/>
         </w:rPr>
-        <w:t>2.2 Клип-лимитті формальдау</w:t>
+        <w:t xml:space="preserve">2.2 </w:t>
+      </w:r>
+      <w:r>
+        <w:rPr>
+          <w:rFonts w:cs="Times New Roman"/>
+        </w:rPr>
+        <w:t>Клип-лимитті формальдау</w:t>
       </w:r>
       <w:r>
         <w:rPr>
@@ -605,13 +605,7 @@
         <w:rPr>
           <w:rFonts w:cs="Times New Roman"/>
         </w:rPr>
-        <w:t xml:space="preserve">2.3 Жіктеу </w:t>
-      </w:r>
-      <w:r>
-        <w:rPr>
-          <w:rFonts w:cs="Times New Roman"/>
-        </w:rPr>
-        <w:t>архитектуралары және бейімдеу</w:t>
+        <w:t>2.3 Жіктеу архитектуралары және бейімдеу</w:t>
       </w:r>
       <w:r>
         <w:rPr>
@@ -722,7 +716,14 @@
           <w:rFonts w:cs="Times New Roman"/>
           <w:b/>
         </w:rPr>
-        <w:t>3 ЭКСПЕРИМЕНТ НӘТИЖЕЛЕРІ</w:t>
+        <w:t>3 ЭКСПЕРИМЕН</w:t>
+      </w:r>
+      <w:r>
+        <w:rPr>
+          <w:rFonts w:cs="Times New Roman"/>
+          <w:b/>
+        </w:rPr>
+        <w:t>Т НӘТИЖЕЛЕРІ</w:t>
       </w:r>
       <w:r>
         <w:rPr>
@@ -745,13 +746,7 @@
         <w:rPr>
           <w:rFonts w:cs="Times New Roman"/>
         </w:rPr>
-        <w:t>3.1 Деректер жиынтықта</w:t>
-      </w:r>
-      <w:r>
-        <w:rPr>
-          <w:rFonts w:cs="Times New Roman"/>
-        </w:rPr>
-        <w:t>ры және эксперимент конфигурациясы</w:t>
+        <w:t>3.1 Деректер жиынтықтары және эксперимент конфигурациясы</w:t>
       </w:r>
       <w:r>
         <w:rPr>
@@ -839,7 +834,13 @@
         <w:rPr>
           <w:rFonts w:cs="Times New Roman"/>
         </w:rPr>
-        <w:t>3.5 Корпусаралық және сыртқы тасымалдау</w:t>
+        <w:t xml:space="preserve">3.5 Корпусаралық және сыртқы </w:t>
+      </w:r>
+      <w:r>
+        <w:rPr>
+          <w:rFonts w:cs="Times New Roman"/>
+        </w:rPr>
+        <w:t>тасымалдау</w:t>
       </w:r>
       <w:r>
         <w:rPr>
@@ -861,13 +862,7 @@
         <w:rPr>
           <w:rFonts w:cs="Times New Roman"/>
         </w:rPr>
-        <w:t xml:space="preserve">3.6 Назар карталары және </w:t>
-      </w:r>
-      <w:r>
-        <w:rPr>
-          <w:rFonts w:cs="Times New Roman"/>
-        </w:rPr>
-        <w:t>зақымданумен үйлесімі</w:t>
+        <w:t>3.6 Назар карталары және зақымданумен үйлесімі</w:t>
       </w:r>
       <w:r>
         <w:rPr>
@@ -1257,7 +1252,13 @@
         <w:rPr>
           <w:rFonts w:cs="Times New Roman"/>
         </w:rPr>
-        <w:t xml:space="preserve"> – Назар карталарының галереясы</w:t>
+        <w:t xml:space="preserve"> – Назар карталарының </w:t>
+      </w:r>
+      <w:r>
+        <w:rPr>
+          <w:rFonts w:cs="Times New Roman"/>
+        </w:rPr>
+        <w:t>галереясы</w:t>
       </w:r>
       <w:r>
         <w:rPr>
@@ -1287,13 +1288,7 @@
         <w:rPr>
           <w:rFonts w:cs="Times New Roman"/>
         </w:rPr>
-        <w:t xml:space="preserve"> – Құрылғылық домен ығ</w:t>
-      </w:r>
-      <w:r>
-        <w:rPr>
-          <w:rFonts w:cs="Times New Roman"/>
-        </w:rPr>
-        <w:t>ысуы бойынша қосымша кестелер</w:t>
+        <w:t xml:space="preserve"> – Құрылғылық домен ығысуы бойынша қосымша кестелер</w:t>
       </w:r>
       <w:r>
         <w:rPr>
@@ -1346,13 +1341,13 @@
         <w:rPr>
           <w:rFonts w:cs="Times New Roman"/>
         </w:rPr>
-        <w:t>Диссертация мен авторефератты ресімдеу жөніндегі нұсқаулық, Қазақстан Республикасы Білім және ғылым министрлігінің Жоғары аттестаттау</w:t>
-      </w:r>
-      <w:r>
-        <w:rPr>
-          <w:rFonts w:cs="Times New Roman"/>
-        </w:rPr>
-        <w:t xml:space="preserve"> комитеті, 2004 жылғы 28 қыркүйектегі № 377-3 ж.</w:t>
+        <w:t>Диссертация мен авторефератты ресімдеу жөніндегі нұсқаулық, Қазақстан Республикасы Білім</w:t>
+      </w:r>
+      <w:r>
+        <w:rPr>
+          <w:rFonts w:cs="Times New Roman"/>
+        </w:rPr>
+        <w:t xml:space="preserve"> және ғылым министрлігінің Жоғары аттестаттау комитеті, 2004 жылғы 28 қыркүйектегі № 377-3 ж.</w:t>
       </w:r>
     </w:p>
     <w:p>
@@ -1376,67 +1371,73 @@
         <w:rPr>
           <w:rFonts w:cs="Times New Roman"/>
         </w:rPr>
-        <w:t>ГОСТ 7.1-2003. Библиографиялық жазба. Библиографиялық сипаттама. Жалпы талаптар мен жасау ережелері.</w:t>
-      </w:r>
-    </w:p>
-    <w:p>
-      <w:pPr>
-        <w:ind w:firstLine="709"/>
-        <w:jc w:val="both"/>
-      </w:pPr>
-      <w:r>
-        <w:rPr>
-          <w:rFonts w:cs="Times New Roman"/>
-        </w:rPr>
-        <w:t>СТ ҚР 34.005-2002. Ақ</w:t>
-      </w:r>
-      <w:r>
-        <w:rPr>
-          <w:rFonts w:cs="Times New Roman"/>
-        </w:rPr>
-        <w:t>параттық технология. Негізгі терминдер мен анықтамалар (бірінші басылым).</w:t>
-      </w:r>
-    </w:p>
-    <w:p>
-      <w:pPr>
-        <w:ind w:firstLine="709"/>
-        <w:jc w:val="both"/>
-      </w:pPr>
-      <w:r>
-        <w:rPr>
-          <w:rFonts w:cs="Times New Roman"/>
-        </w:rPr>
-        <w:t>СТ ҚР 34.015-2002. Ақпараттық технология. Автоматтандырылған жүйелер стандарттарының жиынтығы. Ақпараттық жүйені құруға арналған техникалық тапсырма (бірінші басылым).</w:t>
-      </w:r>
-    </w:p>
-    <w:p>
-      <w:pPr>
-        <w:ind w:firstLine="709"/>
-        <w:jc w:val="both"/>
-      </w:pPr>
-      <w:r>
-        <w:rPr>
-          <w:rFonts w:cs="Times New Roman"/>
-        </w:rPr>
-        <w:t>СТ ҚР 34.027-2</w:t>
-      </w:r>
-      <w:r>
-        <w:rPr>
-          <w:rFonts w:cs="Times New Roman"/>
-        </w:rPr>
-        <w:t>006. Ақпараттық технологиялар. Бағдарламалық құралдарды жіктеу (бірінші басылым).</w:t>
-      </w:r>
-    </w:p>
-    <w:p>
-      <w:pPr>
-        <w:ind w:firstLine="709"/>
-        <w:jc w:val="both"/>
-      </w:pPr>
-      <w:r>
-        <w:rPr>
-          <w:rFonts w:cs="Times New Roman"/>
-        </w:rPr>
-        <w:t>СТ ҚР 34.014-2002. Ақпараттық технология. Автоматтандырылған жүйелер стандарттарының жиынтығы. Автоматтандырылған жүйелер. Терминдер мен анықтамалар.</w:t>
+        <w:t>ГОСТ 7.1-2003. Библиографиялық жазба. Библиографиялық сипаттама. Жалпы талапт</w:t>
+      </w:r>
+      <w:r>
+        <w:rPr>
+          <w:rFonts w:cs="Times New Roman"/>
+        </w:rPr>
+        <w:t>ар мен жасау ережелері.</w:t>
+      </w:r>
+    </w:p>
+    <w:p>
+      <w:pPr>
+        <w:ind w:firstLine="709"/>
+        <w:jc w:val="both"/>
+      </w:pPr>
+      <w:r>
+        <w:rPr>
+          <w:rFonts w:cs="Times New Roman"/>
+        </w:rPr>
+        <w:t>СТ ҚР 34.005-2002. Ақпараттық технология. Негізгі терминдер мен анықтамалар (бірінші басылым).</w:t>
+      </w:r>
+    </w:p>
+    <w:p>
+      <w:pPr>
+        <w:ind w:firstLine="709"/>
+        <w:jc w:val="both"/>
+      </w:pPr>
+      <w:r>
+        <w:rPr>
+          <w:rFonts w:cs="Times New Roman"/>
+        </w:rPr>
+        <w:t>СТ ҚР 34.015-2002. Ақпараттық технология. Автоматтандырылған жүйелер стандарттарының жиынтығы. Ақпараттық жүйені құруға арналған техникал</w:t>
+      </w:r>
+      <w:r>
+        <w:rPr>
+          <w:rFonts w:cs="Times New Roman"/>
+        </w:rPr>
+        <w:t>ық тапсырма (бірінші басылым).</w:t>
+      </w:r>
+    </w:p>
+    <w:p>
+      <w:pPr>
+        <w:ind w:firstLine="709"/>
+        <w:jc w:val="both"/>
+      </w:pPr>
+      <w:r>
+        <w:rPr>
+          <w:rFonts w:cs="Times New Roman"/>
+        </w:rPr>
+        <w:t>СТ ҚР 34.027-2006. Ақпараттық технологиялар. Бағдарламалық құралдарды жіктеу (бірінші басылым).</w:t>
+      </w:r>
+    </w:p>
+    <w:p>
+      <w:pPr>
+        <w:ind w:firstLine="709"/>
+        <w:jc w:val="both"/>
+      </w:pPr>
+      <w:r>
+        <w:rPr>
+          <w:rFonts w:cs="Times New Roman"/>
+        </w:rPr>
+        <w:t>СТ ҚР 34.014-2002. Ақпараттық технология. Автоматтандырылған жүйелер стандарттарының жиынтығы. Автоматтандырылған жүйелер. Термин</w:t>
+      </w:r>
+      <w:r>
+        <w:rPr>
+          <w:rFonts w:cs="Times New Roman"/>
+        </w:rPr>
+        <w:t>дер мен анықтамалар.</w:t>
       </w:r>
     </w:p>
     <w:p>
@@ -1457,15 +1458,7 @@
           <w:sz w:val="32"/>
         </w:rPr>
         <w:lastRenderedPageBreak/>
-        <w:t>БЕЛГІЛЕУЛЕР МЕН ҚЫСҚАР</w:t>
-      </w:r>
-      <w:r>
-        <w:rPr>
-          <w:rFonts w:cs="Times New Roman"/>
-          <w:b/>
-          <w:sz w:val="32"/>
-        </w:rPr>
-        <w:t>ТУЛАР</w:t>
+        <w:t>БЕЛГІЛЕУЛЕР МЕН ҚЫСҚАРТУЛАР</w:t>
       </w:r>
     </w:p>
     <w:tbl>
@@ -1597,13 +1590,7 @@
               <w:rPr>
                 <w:rFonts w:cs="Times New Roman"/>
               </w:rPr>
-              <w:t xml:space="preserve">Area Under the Curve (қисық астындағы </w:t>
-            </w:r>
-            <w:r>
-              <w:rPr>
-                <w:rFonts w:cs="Times New Roman"/>
-              </w:rPr>
-              <w:t>аудан)</w:t>
+              <w:t>Area Under the Curve (қисық астындағы аудан)</w:t>
             </w:r>
           </w:p>
         </w:tc>
@@ -1758,7 +1745,13 @@
               <w:rPr>
                 <w:rFonts w:cs="Times New Roman"/>
               </w:rPr>
-              <w:t>Contrast-to-Noise Ratio</w:t>
+              <w:t>Contrast-to-Noise Ra</w:t>
+            </w:r>
+            <w:r>
+              <w:rPr>
+                <w:rFonts w:cs="Times New Roman"/>
+              </w:rPr>
+              <w:t>tio</w:t>
             </w:r>
           </w:p>
         </w:tc>
@@ -1789,13 +1782,7 @@
               <w:rPr>
                 <w:rFonts w:cs="Times New Roman"/>
               </w:rPr>
-              <w:t xml:space="preserve">Диабеттік </w:t>
-            </w:r>
-            <w:r>
-              <w:rPr>
-                <w:rFonts w:cs="Times New Roman"/>
-              </w:rPr>
-              <w:t>ретинопатияны градациялау деректер жиынтығы (DDR)</w:t>
+              <w:t>Диабеттік ретинопатияны градациялау деректер жиынтығы (DDR)</w:t>
             </w:r>
           </w:p>
         </w:tc>
@@ -1919,13 +1906,13 @@
               <w:rPr>
                 <w:rFonts w:cs="Times New Roman"/>
               </w:rPr>
-              <w:t>Electronic Health Record (электрондық денсаулық</w:t>
-            </w:r>
-            <w:r>
-              <w:rPr>
-                <w:rFonts w:cs="Times New Roman"/>
-              </w:rPr>
-              <w:t xml:space="preserve"> жазбасы)</w:t>
+              <w:t xml:space="preserve">Electronic Health </w:t>
+            </w:r>
+            <w:r>
+              <w:rPr>
+                <w:rFonts w:cs="Times New Roman"/>
+              </w:rPr>
+              <w:t>Record (электрондық денсаулық жазбасы)</w:t>
             </w:r>
           </w:p>
         </w:tc>
@@ -2111,13 +2098,7 @@
               <w:rPr>
                 <w:rFonts w:cs="Times New Roman"/>
               </w:rPr>
-              <w:t xml:space="preserve">Health </w:t>
-            </w:r>
-            <w:r>
-              <w:rPr>
-                <w:rFonts w:cs="Times New Roman"/>
-              </w:rPr>
-              <w:t>Insurance Portability and Accountability Act</w:t>
+              <w:t>Health Insurance Portability and Accountability Act</w:t>
             </w:r>
           </w:p>
         </w:tc>
@@ -2272,7 +2253,13 @@
               <w:rPr>
                 <w:rFonts w:cs="Times New Roman"/>
               </w:rPr>
-              <w:t>Multilayer Perceptron</w:t>
+              <w:t>Multilayer</w:t>
+            </w:r>
+            <w:r>
+              <w:rPr>
+                <w:rFonts w:cs="Times New Roman"/>
+              </w:rPr>
+              <w:t xml:space="preserve"> Perceptron</w:t>
             </w:r>
           </w:p>
         </w:tc>
@@ -2303,13 +2290,7 @@
               <w:rPr>
                 <w:rFonts w:cs="Times New Roman"/>
               </w:rPr>
-              <w:t xml:space="preserve">Momentum Contrast (өзін-өзі </w:t>
-            </w:r>
-            <w:r>
-              <w:rPr>
-                <w:rFonts w:cs="Times New Roman"/>
-              </w:rPr>
-              <w:t>бақылаусыз оқыту әдісі)</w:t>
+              <w:t>Momentum Contrast (өзін-өзі бақылаусыз оқыту әдісі)</w:t>
             </w:r>
           </w:p>
         </w:tc>
@@ -2433,7 +2414,13 @@
               <w:rPr>
                 <w:rFonts w:cs="Times New Roman"/>
               </w:rPr>
-              <w:t>Picture Archiving and Communication System</w:t>
+              <w:t xml:space="preserve">Picture </w:t>
+            </w:r>
+            <w:r>
+              <w:rPr>
+                <w:rFonts w:cs="Times New Roman"/>
+              </w:rPr>
+              <w:t>Archiving and Communication System</w:t>
             </w:r>
           </w:p>
         </w:tc>
@@ -2464,13 +2451,7 @@
               <w:rPr>
                 <w:rFonts w:cs="Times New Roman"/>
               </w:rPr>
-              <w:t>Positive Predi</w:t>
-            </w:r>
-            <w:r>
-              <w:rPr>
-                <w:rFonts w:cs="Times New Roman"/>
-              </w:rPr>
-              <w:t>ctive Value (оң болжамдық мән)</w:t>
+              <w:t>Positive Predictive Value (оң болжамдық мән)</w:t>
             </w:r>
           </w:p>
         </w:tc>
@@ -2625,13 +2606,7 @@
               <w:rPr>
                 <w:rFonts w:cs="Times New Roman"/>
               </w:rPr>
-              <w:t xml:space="preserve">Simple framework for Contrastive Learning of </w:t>
-            </w:r>
-            <w:r>
-              <w:rPr>
-                <w:rFonts w:cs="Times New Roman"/>
-              </w:rPr>
-              <w:t>Representations</w:t>
+              <w:t>Simple framework for Contrastive Learning of Representations</w:t>
             </w:r>
           </w:p>
         </w:tc>
@@ -2787,7 +2762,13 @@
               <w:rPr>
                 <w:rFonts w:cs="Times New Roman"/>
               </w:rPr>
-              <w:t>Video Random-Access Memory</w:t>
+              <w:t>Video</w:t>
+            </w:r>
+            <w:r>
+              <w:rPr>
+                <w:rFonts w:cs="Times New Roman"/>
+              </w:rPr>
+              <w:t xml:space="preserve"> Random-Access Memory</w:t>
             </w:r>
           </w:p>
         </w:tc>
@@ -2818,13 +2799,7 @@
               <w:rPr>
                 <w:rFonts w:cs="Times New Roman"/>
               </w:rPr>
-              <w:t xml:space="preserve">Vessel </w:t>
-            </w:r>
-            <w:r>
-              <w:rPr>
-                <w:rFonts w:cs="Times New Roman"/>
-              </w:rPr>
-              <w:t>Visibility Index</w:t>
+              <w:t>Vessel Visibility Index</w:t>
             </w:r>
           </w:p>
         </w:tc>
@@ -2979,7 +2954,13 @@
               <w:rPr>
                 <w:rFonts w:cs="Times New Roman"/>
               </w:rPr>
-              <w:t>F1-score (precision және recall гармоникалық орташасы)</w:t>
+              <w:t xml:space="preserve">F1-score (precision және recall </w:t>
+            </w:r>
+            <w:r>
+              <w:rPr>
+                <w:rFonts w:cs="Times New Roman"/>
+              </w:rPr>
+              <w:t>гармоникалық орташасы)</w:t>
             </w:r>
           </w:p>
         </w:tc>
@@ -3010,13 +2991,7 @@
               <w:rPr>
                 <w:rFonts w:cs="Times New Roman"/>
               </w:rPr>
-              <w:t>Жалпылау коэффициенті,</w:t>
-            </w:r>
-            <w:r>
-              <w:rPr>
-                <w:rFonts w:cs="Times New Roman"/>
-              </w:rPr>
-              <w:t xml:space="preserve"> G = F1_external / F1_EyePACS</w:t>
+              <w:t>Жалпылау коэффициенті, G = F1_external / F1_EyePACS</w:t>
             </w:r>
           </w:p>
         </w:tc>
@@ -3171,13 +3146,7 @@
               <w:rPr>
                 <w:rFonts w:cs="Times New Roman"/>
               </w:rPr>
-              <w:t xml:space="preserve">Flat-field </w:t>
-            </w:r>
-            <w:r>
-              <w:rPr>
-                <w:rFonts w:cs="Times New Roman"/>
-              </w:rPr>
-              <w:t>correction-дегі Гаусс ядросының стандартты ауытқуы, σ = 0.07·D</w:t>
+              <w:t>Flat-field correction-дегі Гаусс ядросының стандартты ауытқуы, σ = 0.07·D</w:t>
             </w:r>
           </w:p>
         </w:tc>
@@ -3245,44 +3214,45 @@
           <w:rFonts w:cs="Times New Roman"/>
           <w:b/>
         </w:rPr>
-        <w:t>Архитектуралық күрделілік (Architectural complexity)</w:t>
-      </w:r>
-      <w:r>
-        <w:rPr>
-          <w:rFonts w:cs="Times New Roman"/>
-        </w:rPr>
-        <w:t xml:space="preserve"> – CNN сыйымдылығы, конволюциялық қабаттар саны, оқ</w:t>
-      </w:r>
-      <w:r>
-        <w:rPr>
-          <w:rFonts w:cs="Times New Roman"/>
-        </w:rPr>
-        <w:t>ытылатын параметрлердің жалпы саны, сүзгі өлшемдерінің ауқымы және регуляризация компоненттерінің (batch normalization, dropout) болуы немесе болмауы арқылы анықталады.</w:t>
-      </w:r>
-    </w:p>
-    <w:p>
-      <w:pPr>
-        <w:ind w:firstLine="709"/>
-        <w:jc w:val="both"/>
-      </w:pPr>
+        <w:t>Архитектуралық күрделілік (Architectural complexi</w:t>
+      </w:r>
       <w:r>
         <w:rPr>
           <w:rFonts w:cs="Times New Roman"/>
           <w:b/>
         </w:rPr>
+        <w:t>ty)</w:t>
+      </w:r>
+      <w:r>
+        <w:rPr>
+          <w:rFonts w:cs="Times New Roman"/>
+        </w:rPr>
+        <w:t xml:space="preserve"> – CNN сыйымдылығы, конволюциялық қабаттар саны, оқытылатын параметрлердің жалпы саны, сүзгі өлшемдерінің ауқымы және регуляризация компоненттерінің (batch normalization, dropout) болуы немесе болмауы арқылы анықталады.</w:t>
+      </w:r>
+    </w:p>
+    <w:p>
+      <w:pPr>
+        <w:ind w:firstLine="709"/>
+        <w:jc w:val="both"/>
+      </w:pPr>
+      <w:r>
+        <w:rPr>
+          <w:rFonts w:cs="Times New Roman"/>
+          <w:b/>
+        </w:rPr>
         <w:t>Baseline (базалық тармақ)</w:t>
       </w:r>
       <w:r>
         <w:rPr>
           <w:rFonts w:cs="Times New Roman"/>
         </w:rPr>
-        <w:t xml:space="preserve"> – Эксперимент 1-дің анықтамалық конфигурациясы: 512×512-ге де</w:t>
-      </w:r>
-      <w:r>
-        <w:rPr>
-          <w:rFonts w:cs="Times New Roman"/>
-        </w:rPr>
-        <w:t>йін созып-масштабтау, одан кейін ImageNet нормализациясы; FOV маскасы мен preprocessing кезеңдерінсіз 3 арналы тензор шығарады, магистраль ImageNet-тен инициализацияланады.</w:t>
+        <w:t xml:space="preserve"> – Экспе</w:t>
+      </w:r>
+      <w:r>
+        <w:rPr>
+          <w:rFonts w:cs="Times New Roman"/>
+        </w:rPr>
+        <w:t>римент 1-дің анықтамалық конфигурациясы: 512×512-ге дейін созып-масштабтау, одан кейін ImageNet нормализациясы; FOV маскасы мен preprocessing кезеңдерінсіз 3 арналы тензор шығарады, магистраль ImageNet-тен инициализацияланады.</w:t>
       </w:r>
     </w:p>
     <w:p>
@@ -3295,44 +3265,45 @@
           <w:rFonts w:cs="Times New Roman"/>
           <w:b/>
         </w:rPr>
-        <w:t>CLAHE (Contrast-Limited Adaptive Histogram Equalization)</w:t>
-      </w:r>
-      <w:r>
-        <w:rPr>
-          <w:rFonts w:cs="Times New Roman"/>
-        </w:rPr>
-        <w:t xml:space="preserve"> – контрастты күшейтуді шек</w:t>
-      </w:r>
-      <w:r>
-        <w:rPr>
-          <w:rFonts w:cs="Times New Roman"/>
-        </w:rPr>
-        <w:t>тейтін шектік мәнмен жергілікті кескін плиткалары бойынша жұмыс істейтін адаптивті контрастты күшейту әдісі; конвейерде LAB L-арнасына қос шектеулі шектік мәнмен қолданылады (5-кезең).</w:t>
-      </w:r>
-    </w:p>
-    <w:p>
-      <w:pPr>
-        <w:ind w:firstLine="709"/>
-        <w:jc w:val="both"/>
-      </w:pPr>
+        <w:t>CLAHE (Contrast-Limited Adapt</w:t>
+      </w:r>
       <w:r>
         <w:rPr>
           <w:rFonts w:cs="Times New Roman"/>
           <w:b/>
         </w:rPr>
+        <w:t>ive Histogram Equalization)</w:t>
+      </w:r>
+      <w:r>
+        <w:rPr>
+          <w:rFonts w:cs="Times New Roman"/>
+        </w:rPr>
+        <w:t xml:space="preserve"> – контрастты күшейтуді шектейтін шектік мәнмен жергілікті кескін плиткалары бойынша жұмыс істейтін адаптивті контрастты күшейту әдісі; конвейерде LAB L-арнасына қос шектеулі шектік мәнмен қолданылады (5-кезең).</w:t>
+      </w:r>
+    </w:p>
+    <w:p>
+      <w:pPr>
+        <w:ind w:firstLine="709"/>
+        <w:jc w:val="both"/>
+      </w:pPr>
+      <w:r>
+        <w:rPr>
+          <w:rFonts w:cs="Times New Roman"/>
+          <w:b/>
+        </w:rPr>
         <w:t>Композиттік тәуелсіз айнымалы (Composite independent variable)</w:t>
       </w:r>
       <w:r>
         <w:rPr>
           <w:rFonts w:cs="Times New Roman"/>
         </w:rPr>
-        <w:t xml:space="preserve"> – Эксперимент 1-дің біріктірілген басқарылатын факторы, мұнда толық конвейер тармағы baseline-нан preprocessing өсі (сегіз кезеңді конвейер vs. созып-масштабтау + ImageNet) және pretraining өсі (офтальмологияға бейімделген SSL vs. ImageNet) бойынша бірге </w:t>
-      </w:r>
-      <w:r>
-        <w:rPr>
-          <w:rFonts w:cs="Times New Roman"/>
-        </w:rPr>
-        <w:t>ерекшеленеді.</w:t>
+        <w:t xml:space="preserve"> – Эксперимент 1-дің біріктірілген басқарылатын факторы, мұнда толық конвейер тармағы baseline-нан preprocessing өсі (сегіз кезеңді конвейер vs. созып-масштабтау + ImageNet) және pretraining өсі</w:t>
+      </w:r>
+      <w:r>
+        <w:rPr>
+          <w:rFonts w:cs="Times New Roman"/>
+        </w:rPr>
+        <w:t xml:space="preserve"> (офтальмологияға бейімделген SSL vs. ImageNet) бойынша бірге ерекшеленеді.</w:t>
       </w:r>
     </w:p>
     <w:p>
@@ -3351,13 +3322,13 @@
         <w:rPr>
           <w:rFonts w:cs="Times New Roman"/>
         </w:rPr>
-        <w:t xml:space="preserve"> – белгілерді шығаруға арналған конволюциялық және pooling қабаттарынан және жіктеуге арналған толық байланысқан қабаттардан тұратын нейрондық архитектура; алдын ала өңделген fundus кескіндерінде бес класты D</w:t>
-      </w:r>
-      <w:r>
-        <w:rPr>
-          <w:rFonts w:cs="Times New Roman"/>
-        </w:rPr>
-        <w:t>R градациясын жасайтын жіктеу магистралі.</w:t>
+        <w:t xml:space="preserve"> – белгілерді шығаруға арналған конволюциялық және pooling қабаттарынан және жіктеуге арналған толық байланысқан қабаттардан тұратын нейрондық арх</w:t>
+      </w:r>
+      <w:r>
+        <w:rPr>
+          <w:rFonts w:cs="Times New Roman"/>
+        </w:rPr>
+        <w:t>итектура; алдын ала өңделген fundus кескіндерінде бес класты DR градациясын жасайтын жіктеу магистралі.</w:t>
       </w:r>
     </w:p>
     <w:p>
@@ -3376,13 +3347,13 @@
         <w:rPr>
           <w:rFonts w:cs="Times New Roman"/>
         </w:rPr>
-        <w:t xml:space="preserve"> – 5 еселі, пациент деңгейінде стратификацияланған бөлуді пайдаланатын валидация стратегиясы; әр итерацияда төрт фолд оқыту, бір фолд тест ретінде қолданылады, бір пациенттің кескіндері екі бөлімде </w:t>
-      </w:r>
-      <w:r>
-        <w:rPr>
-          <w:rFonts w:cs="Times New Roman"/>
-        </w:rPr>
-        <w:t>де болмайды; метрикалар орташа ± стандартты ауытқу түрінде беріледі.</w:t>
+        <w:t xml:space="preserve"> – 5 еселі, пациент деңгейінде стратификацияланған бөлуді пайдаланатын валидация стратегиясы; әр итерацияда төрт фолд оқыту, бір фолд те</w:t>
+      </w:r>
+      <w:r>
+        <w:rPr>
+          <w:rFonts w:cs="Times New Roman"/>
+        </w:rPr>
+        <w:t>ст ретінде қолданылады, бір пациенттің кескіндері екі бөлімде де болмайды; метрикалар орташа ± стандартты ауытқу түрінде беріледі.</w:t>
       </w:r>
     </w:p>
     <w:p>
@@ -3401,13 +3372,13 @@
         <w:rPr>
           <w:rFonts w:cs="Times New Roman"/>
         </w:rPr>
-        <w:t xml:space="preserve"> – оқыту деректерінің вариабельділігін арттыру және жалпылауды жақсарту үшін қолданылатын кескін түрлендірулері (біртұтас аффинді, ColorJitter [жарықтылық/контраст/қанығу</w:t>
-      </w:r>
-      <w:r>
-        <w:rPr>
-          <w:rFonts w:cs="Times New Roman"/>
-        </w:rPr>
-        <w:t>/реңк], Гаусс шуы, JPEG компрессия); конвейердің тек оқытуға арналған 6-кезеңі.</w:t>
+        <w:t xml:space="preserve"> – оқыту деректерінің вариабельділігін арттыру және жалпылауды жақсарту үшін қолданылатын кескін түрлендірул</w:t>
+      </w:r>
+      <w:r>
+        <w:rPr>
+          <w:rFonts w:cs="Times New Roman"/>
+        </w:rPr>
+        <w:t>ері (біртұтас аффинді, ColorJitter [жарықтылық/контраст/қанығу/реңк], Гаусс шуы, JPEG компрессия); конвейердің тек оқытуға арналған 6-кезеңі.</w:t>
       </w:r>
     </w:p>
     <w:p>
@@ -3426,13 +3397,13 @@
         <w:rPr>
           <w:rFonts w:cs="Times New Roman"/>
         </w:rPr>
-        <w:t xml:space="preserve"> – ImageNet статистикасының орнына негізгі деректер жиынтығының оқыту бөлігінен есептелген орташа мән мен с</w:t>
-      </w:r>
-      <w:r>
-        <w:rPr>
-          <w:rFonts w:cs="Times New Roman"/>
-        </w:rPr>
-        <w:t>тандартты ауытқуды пайдаланатын арна бойынша нормализация (7-кезең); толық конвейердің нормализациясы.</w:t>
+        <w:t xml:space="preserve"> – ImageNet статистикасының орнына негізгі де</w:t>
+      </w:r>
+      <w:r>
+        <w:rPr>
+          <w:rFonts w:cs="Times New Roman"/>
+        </w:rPr>
+        <w:t>ректер жиынтығының оқыту бөлігінен есептелген орташа мән мен стандартты ауытқуды пайдаланатын арна бойынша нормализация (7-кезең); толық конвейердің нормализациясы.</w:t>
       </w:r>
     </w:p>
     <w:p>
@@ -3451,13 +3422,13 @@
         <w:rPr>
           <w:rFonts w:cs="Times New Roman"/>
         </w:rPr>
-        <w:t xml:space="preserve"> – қант диабетінің микротамырлық асқынуы және алдын алуға болатын көру қабілетінен айырылудың жетекші себ</w:t>
-      </w:r>
-      <w:r>
-        <w:rPr>
-          <w:rFonts w:cs="Times New Roman"/>
-        </w:rPr>
-        <w:t>ебі; бес ауырлық сатысында градацияланады (0 – жоқ, 1 – жеңіл, 2 – орташа, 3 – ауыр, 4 – пролиферативті).</w:t>
+        <w:t xml:space="preserve"> – қант диабетінің микротамырлық асқынуы жә</w:t>
+      </w:r>
+      <w:r>
+        <w:rPr>
+          <w:rFonts w:cs="Times New Roman"/>
+        </w:rPr>
+        <w:t>не алдын алуға болатын көру қабілетінен айырылудың жетекші себебі; бес ауырлық сатысында градацияланады (0 – жоқ, 1 – жеңіл, 2 – орташа, 3 – ауыр, 4 – пролиферативті).</w:t>
       </w:r>
     </w:p>
     <w:p>
@@ -3476,13 +3447,13 @@
         <w:rPr>
           <w:rFonts w:cs="Times New Roman"/>
         </w:rPr>
-        <w:t xml:space="preserve"> – тест бөлімінде есептелген төрт негізгі метрика (accuracy, weighted F1-score, ROC-AUC және квадра</w:t>
-      </w:r>
-      <w:r>
-        <w:rPr>
-          <w:rFonts w:cs="Times New Roman"/>
-        </w:rPr>
-        <w:t>ттық салмақты Cohen's Kappa) бойынша бірлескен өнімділік профилі.</w:t>
+        <w:t xml:space="preserve"> – тест бөлімінде есептелген төрт нег</w:t>
+      </w:r>
+      <w:r>
+        <w:rPr>
+          <w:rFonts w:cs="Times New Roman"/>
+        </w:rPr>
+        <w:t>ізгі метрика (accuracy, weighted F1-score, ROC-AUC және квадраттық салмақты Cohen's Kappa) бойынша бірлескен өнімділік профилі.</w:t>
       </w:r>
     </w:p>
     <w:p>
@@ -3502,7 +3473,13 @@
         <w:rPr>
           <w:rFonts w:cs="Times New Roman"/>
         </w:rPr>
-        <w:t xml:space="preserve"> – бейнелеу жабдығының, пациенттер популяциясының немесе алу хаттамаларының айырмашылықтарынан туындайтын оқыту деректері мен мақсатты деректер арасындағы таралымдық айырмашылық.</w:t>
+        <w:t xml:space="preserve"> – бейнелеу жабдығының, пациенттер популяциясының немесе алу хаттамаларының айырмашылықтарынан туындайтын оқыту дере</w:t>
+      </w:r>
+      <w:r>
+        <w:rPr>
+          <w:rFonts w:cs="Times New Roman"/>
+        </w:rPr>
+        <w:t>ктері мен мақсатты деректер арасындағы таралымдық айырмашылық.</w:t>
       </w:r>
     </w:p>
     <w:p>
@@ -3521,7 +3498,13 @@
         <w:rPr>
           <w:rFonts w:cs="Times New Roman"/>
         </w:rPr>
-        <w:t xml:space="preserve"> – 3-кезеңде жасалатын және 4-арна ретінде қосылатын бинарлық кеңістіктік маска (1.0 = нақты fundus деректері, 0.0 = нөлдік толтыру), CNN-ге нақты ретинальды пиксельдерді толтырылған фоннан ажыратуға мүмкіндік береді.</w:t>
+        <w:t xml:space="preserve"> – 3-кезеңде жасалатын және 4-арна ретінде қосылатын бинарлық кеңістіктік маска (1.0 = нақты fundus деректері, 0.0 = нөлдік толтыру), CNN-ге нақты ретинальды пик</w:t>
+      </w:r>
+      <w:r>
+        <w:rPr>
+          <w:rFonts w:cs="Times New Roman"/>
+        </w:rPr>
+        <w:t>сельдерді толтырылған фоннан ажыратуға мүмкіндік береді.</w:t>
       </w:r>
     </w:p>
     <w:p>
@@ -3534,20 +3517,38 @@
           <w:rFonts w:cs="Times New Roman"/>
           <w:b/>
         </w:rPr>
-        <w:t>Flat-</w:t>
-      </w:r>
+        <w:t>Flat-Field Correction (адаптивті)</w:t>
+      </w:r>
+      <w:r>
+        <w:rPr>
+          <w:rFonts w:cs="Times New Roman"/>
+        </w:rPr>
+        <w:t xml:space="preserve"> – FOV маскасы ішінде біркелкі емес жарықтандыруды қалыпқа келтіретін, жергілікті контрастты сақтайтын адаптивті σ = 0.07·D (D = FOV диаметрі) бар Гаусс бұлыңғырлауын</w:t>
+      </w:r>
+      <w:r>
+        <w:rPr>
+          <w:rFonts w:cs="Times New Roman"/>
+        </w:rPr>
+        <w:t xml:space="preserve"> азайту; конвейердің 4-кезеңі.</w:t>
+      </w:r>
+    </w:p>
+    <w:p>
+      <w:pPr>
+        <w:ind w:firstLine="709"/>
+        <w:jc w:val="both"/>
+      </w:pPr>
       <w:r>
         <w:rPr>
           <w:rFonts w:cs="Times New Roman"/>
           <w:b/>
         </w:rPr>
-        <w:t>Field Correction (адаптивті)</w:t>
-      </w:r>
-      <w:r>
-        <w:rPr>
-          <w:rFonts w:cs="Times New Roman"/>
-        </w:rPr>
-        <w:t xml:space="preserve"> – FOV маскасы ішінде біркелкі емес жарықтандыруды қалыпқа келтіретін, жергілікті контрастты сақтайтын адаптивті σ = 0.07·D (D = FOV диаметрі) бар Гаусс бұлыңғырлауын азайту; конвейердің 4-кезеңі.</w:t>
+        <w:t>Fundus кескіні (Fundus image)</w:t>
+      </w:r>
+      <w:r>
+        <w:rPr>
+          <w:rFonts w:cs="Times New Roman"/>
+        </w:rPr>
+        <w:t xml:space="preserve"> – фундоскопия арқылы алынған ретинальды фотосурет; диссертацияның жалғыз бейнелеу модальділігі және preprocessing конвейері мен CNN жіктеуішінің кірісі.</w:t>
       </w:r>
     </w:p>
     <w:p>
@@ -3560,19 +3561,19 @@
           <w:rFonts w:cs="Times New Roman"/>
           <w:b/>
         </w:rPr>
-        <w:t>Fundus кескіні (Fundus image)</w:t>
-      </w:r>
-      <w:r>
-        <w:rPr>
-          <w:rFonts w:cs="Times New Roman"/>
-        </w:rPr>
-        <w:t xml:space="preserve"> –</w:t>
-      </w:r>
-      <w:r>
-        <w:rPr>
-          <w:rFonts w:cs="Times New Roman"/>
-        </w:rPr>
-        <w:t xml:space="preserve"> фундоскопия арқылы алынған ретинальды фотосурет; диссертацияның жалғыз бейнелеу модальділігі және preprocessing конвейері мен CNN жіктеуішінің кірісі.</w:t>
+        <w:t>Жалпылау (cross-database)</w:t>
+      </w:r>
+      <w:r>
+        <w:rPr>
+          <w:rFonts w:cs="Times New Roman"/>
+        </w:rPr>
+        <w:t xml:space="preserve"> – сол бір оқытыл</w:t>
+      </w:r>
+      <w:r>
+        <w:rPr>
+          <w:rFonts w:cs="Times New Roman"/>
+        </w:rPr>
+        <w:t>ған модельмен қайта оқытусыз екінші деректер жиынтығындағы тест F1-score-дың негізгі деректер жиынтығындағы тест F1-score-ға қатынасы; жалпылау коэффициенті G = F1_external / F1_EyePACS.</w:t>
       </w:r>
     </w:p>
     <w:p>
@@ -3585,19 +3586,19 @@
           <w:rFonts w:cs="Times New Roman"/>
           <w:b/>
         </w:rPr>
-        <w:t>Жалпылау (cross-database)</w:t>
-      </w:r>
-      <w:r>
-        <w:rPr>
-          <w:rFonts w:cs="Times New Roman"/>
-        </w:rPr>
-        <w:t xml:space="preserve"> – сол бір оқытылған модельмен қайта оқытусыз екінші деректер жиынтығындағы тес</w:t>
-      </w:r>
-      <w:r>
-        <w:rPr>
-          <w:rFonts w:cs="Times New Roman"/>
-        </w:rPr>
-        <w:t>т F1-score-дың негізгі деректер жиынтығындағы тест F1-score-ға қатынасы; жалпылау коэффициенті G = F1_external / F1_EyePACS.</w:t>
+        <w:t>Grad-CAM (Gradient-weighted Class Activation Mapping)</w:t>
+      </w:r>
+      <w:r>
+        <w:rPr>
+          <w:rFonts w:cs="Times New Roman"/>
+        </w:rPr>
+        <w:t xml:space="preserve"> – соңғы конволю</w:t>
+      </w:r>
+      <w:r>
+        <w:rPr>
+          <w:rFonts w:cs="Times New Roman"/>
+        </w:rPr>
+        <w:t>циялық белгілер карталарының градиентпен өлшенген комбинациясынан класс-дискриминативті локализация карталарын жасайтын explainability әдісі; патологияны клиникалық локализациялау емес, интерпретация құралы.</w:t>
       </w:r>
     </w:p>
     <w:p>
@@ -3610,19 +3611,19 @@
           <w:rFonts w:cs="Times New Roman"/>
           <w:b/>
         </w:rPr>
-        <w:t>Grad-CAM (Gradient-weighted Class Activation Mapping)</w:t>
-      </w:r>
-      <w:r>
-        <w:rPr>
-          <w:rFonts w:cs="Times New Roman"/>
-        </w:rPr>
-        <w:t xml:space="preserve"> – соңғы конволюциялық белгілер карталарының градиентпен өлшенген комбинациясы</w:t>
-      </w:r>
-      <w:r>
-        <w:rPr>
-          <w:rFonts w:cs="Times New Roman"/>
-        </w:rPr>
-        <w:t>нан класс-дискриминативті локализация карталарын жасайтын explainability әдісі; патологияны клиникалық локализациялау емес, интерпретация құралы.</w:t>
+        <w:t>Кескін сапасы (Image quality)</w:t>
+      </w:r>
+      <w:r>
+        <w:rPr>
+          <w:rFonts w:cs="Times New Roman"/>
+        </w:rPr>
+        <w:t xml:space="preserve"> – fundus кескініні</w:t>
+      </w:r>
+      <w:r>
+        <w:rPr>
+          <w:rFonts w:cs="Times New Roman"/>
+        </w:rPr>
+        <w:t>ң DR градациясына қатысты микротамырлық белгілерді автоматты түрде анықтауды қолдаудың өлшенетін қабілеті; субъективті визуалды баға арқылы емес, төмен ағындағы жіктеу өнімділігі арқылы бағаланады.</w:t>
       </w:r>
     </w:p>
     <w:p>
@@ -3635,19 +3636,19 @@
           <w:rFonts w:cs="Times New Roman"/>
           <w:b/>
         </w:rPr>
-        <w:t>Кескін сапасы (Image quality)</w:t>
-      </w:r>
-      <w:r>
-        <w:rPr>
-          <w:rFonts w:cs="Times New Roman"/>
-        </w:rPr>
-        <w:t xml:space="preserve"> – fundus кескінінің DR градациясына қатысты микротамырлық белгілерді автоматты т</w:t>
-      </w:r>
-      <w:r>
-        <w:rPr>
-          <w:rFonts w:cs="Times New Roman"/>
-        </w:rPr>
-        <w:t>үрде анықтауды қолдаудың өлшенетін қабілеті; субъективті визуалды баға арқылы емес, төмен ағындағы жіктеу өнімділігі арқылы бағаланады.</w:t>
+        <w:t>Интеграцияланған конвейер үстемдігі</w:t>
+      </w:r>
+      <w:r>
+        <w:rPr>
+          <w:rFonts w:cs="Times New Roman"/>
+        </w:rPr>
+        <w:t xml:space="preserve"> – біріктірілген толық </w:t>
+      </w:r>
+      <w:r>
+        <w:rPr>
+          <w:rFonts w:cs="Times New Roman"/>
+        </w:rPr>
+        <w:t>конвейер конфигурациясы baseline-нан біртұтас жүйе ретінде асып түседі деген негізгі гипотеза; эмпирикалық үстемдік критерийі (weighted F1 ≥ 5 пп өсу, ROC-AUC ≥ 0.02 өсу, Kappa нашарламауы) орындалғанда валидацияланады.</w:t>
       </w:r>
     </w:p>
     <w:p>
@@ -3660,44 +3661,26 @@
           <w:rFonts w:cs="Times New Roman"/>
           <w:b/>
         </w:rPr>
-        <w:t>Интеграцияланған конвейер үстемдігі</w:t>
-      </w:r>
-      <w:r>
-        <w:rPr>
-          <w:rFonts w:cs="Times New Roman"/>
-        </w:rPr>
-        <w:t xml:space="preserve"> – біріктірілген толық конвейер конфигурациясы baseline-нан біртұтас жүйе ретінде асы</w:t>
-      </w:r>
-      <w:r>
-        <w:rPr>
-          <w:rFonts w:cs="Times New Roman"/>
-        </w:rPr>
-        <w:t>п түседі деген негізгі гипотеза; эмпирикалық үстемдік критерийі (weighted F1 ≥ 5 пп өсу, ROC-AUC ≥ 0.02 өсу, Kappa нашарламауы) орындалғанда валидацияланады.</w:t>
-      </w:r>
-    </w:p>
-    <w:p>
-      <w:pPr>
-        <w:ind w:firstLine="709"/>
-        <w:jc w:val="both"/>
-      </w:pPr>
+        <w:t>Офтальмологияға бейімделген өзін-өзі</w:t>
+      </w:r>
       <w:r>
         <w:rPr>
           <w:rFonts w:cs="Times New Roman"/>
           <w:b/>
         </w:rPr>
-        <w:t>Офтальмологияға бейімделген өзін-өзі бақылаусыз алдын ала оқыту</w:t>
-      </w:r>
-      <w:r>
-        <w:rPr>
-          <w:rFonts w:cs="Times New Roman"/>
-        </w:rPr>
-        <w:t xml:space="preserve"> – CNN магистралін белгіленбеген ре</w:t>
-      </w:r>
-      <w:r>
-        <w:rPr>
-          <w:rFonts w:cs="Times New Roman"/>
-        </w:rPr>
-        <w:t>тинальды fundus корпусында (DR белгілерінсіз) өзін-өзі бақылаусыз алдын ала оқыту; толық конвейер тармағының инициализациясы ретінде қолданылады, 4-арналы конвейер тензорында fundus-домен репрезентацияларын үйренеді.</w:t>
+        <w:t xml:space="preserve"> бақылаусыз алдын ала оқыту</w:t>
+      </w:r>
+      <w:r>
+        <w:rPr>
+          <w:rFonts w:cs="Times New Roman"/>
+        </w:rPr>
+        <w:t xml:space="preserve"> – CNN магистралін белгіленбеген ретинальды fundus корпусында (DR белгілерінсіз) өзін-өзі бақылаусыз алдын ала оқыту; толық конвейер тармағының инициализациясы ретінде қолданылады, 4-арналы конвейер тензорында fundus-домен репрез</w:t>
+      </w:r>
+      <w:r>
+        <w:rPr>
+          <w:rFonts w:cs="Times New Roman"/>
+        </w:rPr>
+        <w:t>ентацияларын үйренеді.</w:t>
       </w:r>
     </w:p>
     <w:p>
@@ -5301,7 +5284,7 @@
           <w:noProof/>
         </w:rPr>
         <w:drawing>
-          <wp:inline distT="0" distB="0" distL="0" distR="0" wp14:anchorId="2827BCF4" wp14:editId="17889D28">
+          <wp:inline distT="0" distB="0" distL="0" distR="0" wp14:anchorId="5FF8EB39" wp14:editId="6B64C4F8">
             <wp:extent cx="5940000" cy="1405719"/>
             <wp:effectExtent l="0" t="0" r="0" b="0"/>
             <wp:docPr id="1" name="Picture 1"/>
@@ -6081,7 +6064,7 @@
           <w:noProof/>
         </w:rPr>
         <w:drawing>
-          <wp:inline distT="0" distB="0" distL="0" distR="0" wp14:anchorId="6F01CA11" wp14:editId="32B1D368">
+          <wp:inline distT="0" distB="0" distL="0" distR="0" wp14:anchorId="13E54114" wp14:editId="5CFE4DCB">
             <wp:extent cx="5940000" cy="2796750"/>
             <wp:effectExtent l="0" t="0" r="0" b="0"/>
             <wp:docPr id="2" name="Picture 2"/>
@@ -8422,7 +8405,7 @@
         </w:rPr>
         <w:lastRenderedPageBreak/>
         <w:drawing>
-          <wp:inline distT="0" distB="0" distL="0" distR="0" wp14:anchorId="6B07FF8A" wp14:editId="2CE34B44">
+          <wp:inline distT="0" distB="0" distL="0" distR="0" wp14:anchorId="22FB410F" wp14:editId="1BFBADE6">
             <wp:extent cx="2268000" cy="4301274"/>
             <wp:effectExtent l="0" t="0" r="0" b="0"/>
             <wp:docPr id="3" name="Picture 3"/>
@@ -9289,7 +9272,7 @@
           <w:noProof/>
         </w:rPr>
         <w:drawing>
-          <wp:inline distT="0" distB="0" distL="0" distR="0" wp14:anchorId="26CB4C8B" wp14:editId="604425FE">
+          <wp:inline distT="0" distB="0" distL="0" distR="0" wp14:anchorId="214B150B" wp14:editId="5872FB38">
             <wp:extent cx="3011235" cy="3420000"/>
             <wp:effectExtent l="0" t="0" r="0" b="0"/>
             <wp:docPr id="4" name="Picture 4"/>
@@ -9373,7 +9356,7 @@
         </w:rPr>
         <w:lastRenderedPageBreak/>
         <w:drawing>
-          <wp:inline distT="0" distB="0" distL="0" distR="0" wp14:anchorId="317275A3" wp14:editId="0F17CB6E">
+          <wp:inline distT="0" distB="0" distL="0" distR="0" wp14:anchorId="4E1C8456" wp14:editId="370DADC9">
             <wp:extent cx="3011235" cy="3420000"/>
             <wp:effectExtent l="0" t="0" r="0" b="0"/>
             <wp:docPr id="5" name="Picture 5"/>
@@ -9517,7 +9500,7 @@
         </w:rPr>
         <w:lastRenderedPageBreak/>
         <w:drawing>
-          <wp:inline distT="0" distB="0" distL="0" distR="0" wp14:anchorId="1EE3ECF1" wp14:editId="290592F3">
+          <wp:inline distT="0" distB="0" distL="0" distR="0" wp14:anchorId="22D0C9FE" wp14:editId="3EE1E42C">
             <wp:extent cx="3011235" cy="3420000"/>
             <wp:effectExtent l="0" t="0" r="0" b="0"/>
             <wp:docPr id="6" name="Picture 6"/>
@@ -9661,7 +9644,7 @@
         </w:rPr>
         <w:lastRenderedPageBreak/>
         <w:drawing>
-          <wp:inline distT="0" distB="0" distL="0" distR="0" wp14:anchorId="55E32CFF" wp14:editId="07421FBC">
+          <wp:inline distT="0" distB="0" distL="0" distR="0" wp14:anchorId="7AFB5016" wp14:editId="163C4F9C">
             <wp:extent cx="1929924" cy="4320225"/>
             <wp:effectExtent l="0" t="0" r="0" b="0"/>
             <wp:docPr id="7" name="Picture 7"/>
@@ -10338,7 +10321,7 @@
           <w:noProof/>
         </w:rPr>
         <w:drawing>
-          <wp:inline distT="0" distB="0" distL="0" distR="0" wp14:anchorId="0EC834C2" wp14:editId="319CB891">
+          <wp:inline distT="0" distB="0" distL="0" distR="0" wp14:anchorId="22C6D1A4" wp14:editId="40653C5F">
             <wp:extent cx="5940000" cy="2152793"/>
             <wp:effectExtent l="0" t="0" r="0" b="0"/>
             <wp:docPr id="8" name="Picture 8"/>
@@ -11833,7 +11816,7 @@
           <w:noProof/>
         </w:rPr>
         <w:drawing>
-          <wp:inline distT="0" distB="0" distL="0" distR="0" wp14:anchorId="64614E18" wp14:editId="03FDCA23">
+          <wp:inline distT="0" distB="0" distL="0" distR="0" wp14:anchorId="06C9E068" wp14:editId="09B2ABBC">
             <wp:extent cx="5940000" cy="2485164"/>
             <wp:effectExtent l="0" t="0" r="0" b="0"/>
             <wp:docPr id="9" name="Picture 9"/>
@@ -14736,7 +14719,7 @@
         </w:rPr>
         <w:lastRenderedPageBreak/>
         <w:drawing>
-          <wp:inline distT="0" distB="0" distL="0" distR="0" wp14:anchorId="3A4044E8" wp14:editId="4EA047DB">
+          <wp:inline distT="0" distB="0" distL="0" distR="0" wp14:anchorId="2672F662" wp14:editId="2362D217">
             <wp:extent cx="2763494" cy="3419290"/>
             <wp:effectExtent l="0" t="0" r="0" b="0"/>
             <wp:docPr id="10" name="Picture 10"/>
@@ -14856,7 +14839,7 @@
         </w:rPr>
         <w:lastRenderedPageBreak/>
         <w:drawing>
-          <wp:inline distT="0" distB="0" distL="0" distR="0" wp14:anchorId="75F172A6" wp14:editId="4AC83F31">
+          <wp:inline distT="0" distB="0" distL="0" distR="0" wp14:anchorId="21227095" wp14:editId="4145CEC2">
             <wp:extent cx="4560000" cy="3420000"/>
             <wp:effectExtent l="0" t="0" r="0" b="0"/>
             <wp:docPr id="11" name="Picture 11"/>
@@ -17408,7 +17391,7 @@
           <w:noProof/>
         </w:rPr>
         <w:drawing>
-          <wp:inline distT="0" distB="0" distL="0" distR="0" wp14:anchorId="7F2D226C" wp14:editId="018E9175">
+          <wp:inline distT="0" distB="0" distL="0" distR="0" wp14:anchorId="2E19BF05" wp14:editId="2CC1F4CA">
             <wp:extent cx="5940000" cy="2546150"/>
             <wp:effectExtent l="0" t="0" r="0" b="0"/>
             <wp:docPr id="12" name="Picture 12"/>
@@ -21772,7 +21755,7 @@
         </w:rPr>
         <w:lastRenderedPageBreak/>
         <w:drawing>
-          <wp:inline distT="0" distB="0" distL="0" distR="0" wp14:anchorId="556EF1AC" wp14:editId="1C3A27DB">
+          <wp:inline distT="0" distB="0" distL="0" distR="0" wp14:anchorId="27D8B849" wp14:editId="40228643">
             <wp:extent cx="5940000" cy="2213778"/>
             <wp:effectExtent l="0" t="0" r="0" b="0"/>
             <wp:docPr id="13" name="Picture 13"/>
@@ -24654,7 +24637,7 @@
         </w:rPr>
         <w:lastRenderedPageBreak/>
         <w:drawing>
-          <wp:inline distT="0" distB="0" distL="0" distR="0" wp14:anchorId="7E17CFBA" wp14:editId="7289043C">
+          <wp:inline distT="0" distB="0" distL="0" distR="0" wp14:anchorId="07858598" wp14:editId="2862D61C">
             <wp:extent cx="5147366" cy="3421413"/>
             <wp:effectExtent l="0" t="0" r="0" b="0"/>
             <wp:docPr id="14" name="Picture 14"/>
@@ -28225,7 +28208,7 @@
           <w:noProof/>
         </w:rPr>
         <w:drawing>
-          <wp:inline distT="0" distB="0" distL="0" distR="0" wp14:anchorId="0D7460C5" wp14:editId="44B1197E">
+          <wp:inline distT="0" distB="0" distL="0" distR="0" wp14:anchorId="72BCCB5B" wp14:editId="4FD2646F">
             <wp:extent cx="5940000" cy="2408932"/>
             <wp:effectExtent l="0" t="0" r="0" b="0"/>
             <wp:docPr id="15" name="Picture 15"/>
@@ -28802,7 +28785,7 @@
           <w:noProof/>
         </w:rPr>
         <w:drawing>
-          <wp:inline distT="0" distB="0" distL="0" distR="0" wp14:anchorId="592BCBE4" wp14:editId="0039D0DC">
+          <wp:inline distT="0" distB="0" distL="0" distR="0" wp14:anchorId="5563D243" wp14:editId="7186294E">
             <wp:extent cx="5940000" cy="2939507"/>
             <wp:effectExtent l="0" t="0" r="0" b="0"/>
             <wp:docPr id="16" name="Picture 16"/>
@@ -41897,7 +41880,7 @@
         </w:rPr>
         <w:lastRenderedPageBreak/>
         <w:drawing>
-          <wp:inline distT="0" distB="0" distL="0" distR="0" wp14:anchorId="450E3208" wp14:editId="4CA239E5">
+          <wp:inline distT="0" distB="0" distL="0" distR="0" wp14:anchorId="42EB94CA" wp14:editId="62B7E22C">
             <wp:extent cx="5322947" cy="7740000"/>
             <wp:effectExtent l="0" t="0" r="0" b="0"/>
             <wp:docPr id="17" name="Picture 17"/>
@@ -42686,7 +42669,7 @@
           <w:noProof/>
         </w:rPr>
         <w:drawing>
-          <wp:inline distT="0" distB="0" distL="0" distR="0" wp14:anchorId="0693D804" wp14:editId="70D2D26A">
+          <wp:inline distT="0" distB="0" distL="0" distR="0" wp14:anchorId="436C9531" wp14:editId="37A43F29">
             <wp:extent cx="5940000" cy="3227602"/>
             <wp:effectExtent l="0" t="0" r="0" b="0"/>
             <wp:docPr id="18" name="Picture 18"/>
@@ -42814,7 +42797,7 @@
           <w:noProof/>
         </w:rPr>
         <w:drawing>
-          <wp:inline distT="0" distB="0" distL="0" distR="0" wp14:anchorId="62DF18DA" wp14:editId="23C95636">
+          <wp:inline distT="0" distB="0" distL="0" distR="0" wp14:anchorId="3317D0E0" wp14:editId="33B4F811">
             <wp:extent cx="5940000" cy="2962424"/>
             <wp:effectExtent l="0" t="0" r="0" b="0"/>
             <wp:docPr id="19" name="Picture 19"/>
@@ -42956,7 +42939,7 @@
         </w:rPr>
         <w:lastRenderedPageBreak/>
         <w:drawing>
-          <wp:inline distT="0" distB="0" distL="0" distR="0" wp14:anchorId="7DFD287C" wp14:editId="74071933">
+          <wp:inline distT="0" distB="0" distL="0" distR="0" wp14:anchorId="409D8416" wp14:editId="75E106A6">
             <wp:extent cx="4682222" cy="7740000"/>
             <wp:effectExtent l="0" t="0" r="0" b="0"/>
             <wp:docPr id="20" name="Picture 20"/>
@@ -43109,7 +43092,7 @@
           <w:noProof/>
         </w:rPr>
         <w:drawing>
-          <wp:inline distT="0" distB="0" distL="0" distR="0" wp14:anchorId="4F5EB8FB" wp14:editId="7FEB4DF8">
+          <wp:inline distT="0" distB="0" distL="0" distR="0" wp14:anchorId="54C8F328" wp14:editId="3C253241">
             <wp:extent cx="3477111" cy="3419999"/>
             <wp:effectExtent l="0" t="0" r="0" b="0"/>
             <wp:docPr id="21" name="Picture 21"/>
@@ -43212,7 +43195,7 @@
         </w:rPr>
         <w:lastRenderedPageBreak/>
         <w:drawing>
-          <wp:inline distT="0" distB="0" distL="0" distR="0" wp14:anchorId="011B2CAB" wp14:editId="0A8D3C1E">
+          <wp:inline distT="0" distB="0" distL="0" distR="0" wp14:anchorId="7A05B097" wp14:editId="47548DE9">
             <wp:extent cx="3477111" cy="3419999"/>
             <wp:effectExtent l="0" t="0" r="0" b="0"/>
             <wp:docPr id="22" name="Picture 22"/>
@@ -43315,7 +43298,7 @@
         </w:rPr>
         <w:lastRenderedPageBreak/>
         <w:drawing>
-          <wp:inline distT="0" distB="0" distL="0" distR="0" wp14:anchorId="674813E1" wp14:editId="532F80EE">
+          <wp:inline distT="0" distB="0" distL="0" distR="0" wp14:anchorId="11D503A1" wp14:editId="33F9051D">
             <wp:extent cx="3480471" cy="3419999"/>
             <wp:effectExtent l="0" t="0" r="0" b="0"/>
             <wp:docPr id="23" name="Picture 23"/>
@@ -43780,7 +43763,7 @@
           <w:noProof/>
         </w:rPr>
         <w:drawing>
-          <wp:inline distT="0" distB="0" distL="0" distR="0" wp14:anchorId="6072190E" wp14:editId="14380BD3">
+          <wp:inline distT="0" distB="0" distL="0" distR="0" wp14:anchorId="73460A44" wp14:editId="6104BFA6">
             <wp:extent cx="5940000" cy="1549035"/>
             <wp:effectExtent l="0" t="0" r="0" b="0"/>
             <wp:docPr id="24" name="Picture 24"/>
@@ -43846,7 +43829,7 @@
         </w:rPr>
         <w:lastRenderedPageBreak/>
         <w:drawing>
-          <wp:inline distT="0" distB="0" distL="0" distR="0" wp14:anchorId="452A5A0B" wp14:editId="04CD4146">
+          <wp:inline distT="0" distB="0" distL="0" distR="0" wp14:anchorId="0E392158" wp14:editId="40C0DEDF">
             <wp:extent cx="5940000" cy="1549035"/>
             <wp:effectExtent l="0" t="0" r="0" b="0"/>
             <wp:docPr id="25" name="Picture 25"/>
@@ -43905,7 +43888,7 @@
           <w:noProof/>
         </w:rPr>
         <w:drawing>
-          <wp:inline distT="0" distB="0" distL="0" distR="0" wp14:anchorId="514DD5C6" wp14:editId="320EE160">
+          <wp:inline distT="0" distB="0" distL="0" distR="0" wp14:anchorId="4232E9CD" wp14:editId="364040AE">
             <wp:extent cx="5940000" cy="1549035"/>
             <wp:effectExtent l="0" t="0" r="0" b="0"/>
             <wp:docPr id="26" name="Picture 26"/>
@@ -43970,7 +43953,7 @@
           <w:noProof/>
         </w:rPr>
         <w:drawing>
-          <wp:inline distT="0" distB="0" distL="0" distR="0" wp14:anchorId="7FE8EE8C" wp14:editId="2614666C">
+          <wp:inline distT="0" distB="0" distL="0" distR="0" wp14:anchorId="59FE1991" wp14:editId="0427BF06">
             <wp:extent cx="5940000" cy="1549035"/>
             <wp:effectExtent l="0" t="0" r="0" b="0"/>
             <wp:docPr id="27" name="Picture 27"/>
